--- a/Отделения/ԻՆՖ/ԻՆՖ շարժ.docx
+++ b/Отделения/ԻՆՖ/ԻՆՖ շարժ.docx
@@ -54,7 +54,34 @@
           <w:szCs w:val="18"/>
           <w:lang w:val="hy-AM" w:bidi="hy-AM"/>
         </w:rPr>
-        <w:t>Ամսաթիվ ____________________        Հերթապահ ____________________</w:t>
+        <w:t>Ամսաթիվ</w:t>
+      </w:r>
+      <w:r>
+        <w:rPr>
+          <w:rFonts w:ascii="Sylfaen" w:eastAsia="Sylfaen" w:hAnsi="Sylfaen" w:cs="Sylfaen"/>
+          <w:sz w:val="18"/>
+          <w:szCs w:val="18"/>
+          <w:lang w:val="hy-AM" w:bidi="hy-AM"/>
+        </w:rPr>
+        <w:t xml:space="preserve"> ____________________        </w:t>
+      </w:r>
+      <w:r>
+        <w:rPr>
+          <w:rFonts w:ascii="Sylfaen" w:eastAsia="Sylfaen" w:hAnsi="Sylfaen" w:cs="Sylfaen"/>
+          <w:sz w:val="18"/>
+          <w:szCs w:val="18"/>
+          <w:lang w:val="hy-AM" w:bidi="hy-AM"/>
+        </w:rPr>
+        <w:t>Հերթապահ</w:t>
+      </w:r>
+      <w:r>
+        <w:rPr>
+          <w:rFonts w:ascii="Sylfaen" w:eastAsia="Sylfaen" w:hAnsi="Sylfaen" w:cs="Sylfaen"/>
+          <w:sz w:val="18"/>
+          <w:szCs w:val="18"/>
+          <w:lang w:val="hy-AM" w:bidi="hy-AM"/>
+        </w:rPr>
+        <w:t xml:space="preserve"> ____________________</w:t>
       </w:r>
     </w:p>
     <w:tbl>
@@ -133,7 +160,29 @@
                 <w:szCs w:val="18"/>
                 <w:lang w:val="hy-AM" w:bidi="hy-AM"/>
               </w:rPr>
-              <w:t>Եղել է</w:t>
+              <w:t>Եղել</w:t>
+            </w:r>
+            <w:r>
+              <w:rPr>
+                <w:rFonts w:ascii="Sylfaen" w:eastAsia="Sylfaen" w:hAnsi="Sylfaen" w:cs="Sylfaen"/>
+                <w:b/>
+                <w:bCs/>
+                <w:sz w:val="18"/>
+                <w:szCs w:val="18"/>
+                <w:lang w:val="hy-AM" w:bidi="hy-AM"/>
+              </w:rPr>
+              <w:t xml:space="preserve"> </w:t>
+            </w:r>
+            <w:r>
+              <w:rPr>
+                <w:rFonts w:ascii="Sylfaen" w:eastAsia="Sylfaen" w:hAnsi="Sylfaen" w:cs="Sylfaen"/>
+                <w:b/>
+                <w:bCs/>
+                <w:sz w:val="18"/>
+                <w:szCs w:val="18"/>
+                <w:lang w:val="hy-AM" w:bidi="hy-AM"/>
+              </w:rPr>
+              <w:t>է</w:t>
             </w:r>
           </w:p>
         </w:tc>
@@ -161,7 +210,29 @@
                 <w:szCs w:val="18"/>
                 <w:lang w:val="hy-AM" w:bidi="hy-AM"/>
               </w:rPr>
-              <w:t>Ընդունվել է</w:t>
+              <w:t>Ընդունվել</w:t>
+            </w:r>
+            <w:r>
+              <w:rPr>
+                <w:rFonts w:ascii="Sylfaen" w:eastAsia="Sylfaen" w:hAnsi="Sylfaen" w:cs="Sylfaen"/>
+                <w:b/>
+                <w:bCs/>
+                <w:sz w:val="18"/>
+                <w:szCs w:val="18"/>
+                <w:lang w:val="hy-AM" w:bidi="hy-AM"/>
+              </w:rPr>
+              <w:t xml:space="preserve"> </w:t>
+            </w:r>
+            <w:r>
+              <w:rPr>
+                <w:rFonts w:ascii="Sylfaen" w:eastAsia="Sylfaen" w:hAnsi="Sylfaen" w:cs="Sylfaen"/>
+                <w:b/>
+                <w:bCs/>
+                <w:sz w:val="18"/>
+                <w:szCs w:val="18"/>
+                <w:lang w:val="hy-AM" w:bidi="hy-AM"/>
+              </w:rPr>
+              <w:t>է</w:t>
             </w:r>
           </w:p>
         </w:tc>
@@ -189,7 +260,29 @@
                 <w:szCs w:val="18"/>
                 <w:lang w:val="hy-AM" w:bidi="hy-AM"/>
               </w:rPr>
-              <w:t>Դ/Գ</w:t>
+              <w:t>Դ</w:t>
+            </w:r>
+            <w:r>
+              <w:rPr>
+                <w:rFonts w:ascii="Sylfaen" w:eastAsia="Sylfaen" w:hAnsi="Sylfaen" w:cs="Sylfaen"/>
+                <w:b/>
+                <w:bCs/>
+                <w:sz w:val="18"/>
+                <w:szCs w:val="18"/>
+                <w:lang w:val="hy-AM" w:bidi="hy-AM"/>
+              </w:rPr>
+              <w:t>/</w:t>
+            </w:r>
+            <w:r>
+              <w:rPr>
+                <w:rFonts w:ascii="Sylfaen" w:eastAsia="Sylfaen" w:hAnsi="Sylfaen" w:cs="Sylfaen"/>
+                <w:b/>
+                <w:bCs/>
+                <w:sz w:val="18"/>
+                <w:szCs w:val="18"/>
+                <w:lang w:val="hy-AM" w:bidi="hy-AM"/>
+              </w:rPr>
+              <w:t>Գ</w:t>
             </w:r>
           </w:p>
         </w:tc>
@@ -245,7 +338,29 @@
                 <w:szCs w:val="18"/>
                 <w:lang w:val="hy-AM" w:bidi="hy-AM"/>
               </w:rPr>
-              <w:t>Առկա է</w:t>
+              <w:t>Առկա</w:t>
+            </w:r>
+            <w:r>
+              <w:rPr>
+                <w:rFonts w:ascii="Sylfaen" w:eastAsia="Sylfaen" w:hAnsi="Sylfaen" w:cs="Sylfaen"/>
+                <w:b/>
+                <w:bCs/>
+                <w:sz w:val="18"/>
+                <w:szCs w:val="18"/>
+                <w:lang w:val="hy-AM" w:bidi="hy-AM"/>
+              </w:rPr>
+              <w:t xml:space="preserve"> </w:t>
+            </w:r>
+            <w:r>
+              <w:rPr>
+                <w:rFonts w:ascii="Sylfaen" w:eastAsia="Sylfaen" w:hAnsi="Sylfaen" w:cs="Sylfaen"/>
+                <w:b/>
+                <w:bCs/>
+                <w:sz w:val="18"/>
+                <w:szCs w:val="18"/>
+                <w:lang w:val="hy-AM" w:bidi="hy-AM"/>
+              </w:rPr>
+              <w:t>է</w:t>
             </w:r>
           </w:p>
         </w:tc>
@@ -273,7 +388,18 @@
                 <w:szCs w:val="18"/>
                 <w:lang w:val="hy-AM" w:bidi="hy-AM"/>
               </w:rPr>
-              <w:t xml:space="preserve">Բուժական </w:t>
+              <w:t>Բուժական</w:t>
+            </w:r>
+            <w:r>
+              <w:rPr>
+                <w:rFonts w:ascii="Sylfaen" w:eastAsia="Sylfaen" w:hAnsi="Sylfaen" w:cs="Sylfaen"/>
+                <w:b/>
+                <w:bCs/>
+                <w:sz w:val="18"/>
+                <w:szCs w:val="18"/>
+                <w:lang w:val="hy-AM" w:bidi="hy-AM"/>
+              </w:rPr>
+              <w:t xml:space="preserve"> </w:t>
             </w:r>
             <w:r>
               <w:rPr>
@@ -2421,7 +2547,25 @@
                 <w:bCs/>
                 <w:lang w:val="hy-AM" w:bidi="hy-AM"/>
               </w:rPr>
-              <w:t>Ընդունված հիվանդներ</w:t>
+              <w:t>Ընդունված</w:t>
+            </w:r>
+            <w:r>
+              <w:rPr>
+                <w:rFonts w:ascii="Sylfaen" w:eastAsia="Sylfaen" w:hAnsi="Sylfaen" w:cs="Sylfaen"/>
+                <w:b/>
+                <w:bCs/>
+                <w:lang w:val="hy-AM" w:bidi="hy-AM"/>
+              </w:rPr>
+              <w:t xml:space="preserve"> </w:t>
+            </w:r>
+            <w:r>
+              <w:rPr>
+                <w:rFonts w:ascii="Sylfaen" w:eastAsia="Sylfaen" w:hAnsi="Sylfaen" w:cs="Sylfaen"/>
+                <w:b/>
+                <w:bCs/>
+                <w:lang w:val="hy-AM" w:bidi="hy-AM"/>
+              </w:rPr>
+              <w:t>հիվանդներ</w:t>
             </w:r>
           </w:p>
           <w:p>
@@ -2500,7 +2644,43 @@
                 <w:bCs/>
                 <w:lang w:val="hy-AM" w:bidi="hy-AM"/>
               </w:rPr>
-              <w:t>Դուրս գրված հիվանդներ</w:t>
+              <w:t>Դուրս</w:t>
+            </w:r>
+            <w:r>
+              <w:rPr>
+                <w:rFonts w:ascii="Sylfaen" w:eastAsia="Sylfaen" w:hAnsi="Sylfaen" w:cs="Sylfaen"/>
+                <w:b/>
+                <w:bCs/>
+                <w:lang w:val="hy-AM" w:bidi="hy-AM"/>
+              </w:rPr>
+              <w:t xml:space="preserve"> </w:t>
+            </w:r>
+            <w:r>
+              <w:rPr>
+                <w:rFonts w:ascii="Sylfaen" w:eastAsia="Sylfaen" w:hAnsi="Sylfaen" w:cs="Sylfaen"/>
+                <w:b/>
+                <w:bCs/>
+                <w:lang w:val="hy-AM" w:bidi="hy-AM"/>
+              </w:rPr>
+              <w:t>գրված</w:t>
+            </w:r>
+            <w:r>
+              <w:rPr>
+                <w:rFonts w:ascii="Sylfaen" w:eastAsia="Sylfaen" w:hAnsi="Sylfaen" w:cs="Sylfaen"/>
+                <w:b/>
+                <w:bCs/>
+                <w:lang w:val="hy-AM" w:bidi="hy-AM"/>
+              </w:rPr>
+              <w:t xml:space="preserve"> </w:t>
+            </w:r>
+            <w:r>
+              <w:rPr>
+                <w:rFonts w:ascii="Sylfaen" w:eastAsia="Sylfaen" w:hAnsi="Sylfaen" w:cs="Sylfaen"/>
+                <w:b/>
+                <w:bCs/>
+                <w:lang w:val="hy-AM" w:bidi="hy-AM"/>
+              </w:rPr>
+              <w:t>հիվանդներ</w:t>
             </w:r>
           </w:p>
           <w:p>
@@ -2596,7 +2776,25 @@
                 <w:bCs/>
                 <w:lang w:val="hy-AM" w:bidi="hy-AM"/>
               </w:rPr>
-              <w:t>Տեղափոխված հիվանդներ</w:t>
+              <w:t>Տեղափոխված</w:t>
+            </w:r>
+            <w:r>
+              <w:rPr>
+                <w:rFonts w:ascii="Sylfaen" w:eastAsia="Sylfaen" w:hAnsi="Sylfaen" w:cs="Sylfaen"/>
+                <w:b/>
+                <w:bCs/>
+                <w:lang w:val="hy-AM" w:bidi="hy-AM"/>
+              </w:rPr>
+              <w:t xml:space="preserve"> </w:t>
+            </w:r>
+            <w:r>
+              <w:rPr>
+                <w:rFonts w:ascii="Sylfaen" w:eastAsia="Sylfaen" w:hAnsi="Sylfaen" w:cs="Sylfaen"/>
+                <w:b/>
+                <w:bCs/>
+                <w:lang w:val="hy-AM" w:bidi="hy-AM"/>
+              </w:rPr>
+              <w:t>հիվանդներ</w:t>
             </w:r>
           </w:p>
           <w:p>
@@ -2675,7 +2873,43 @@
                 <w:bCs/>
                 <w:lang w:val="hy-AM" w:bidi="hy-AM"/>
               </w:rPr>
-              <w:t>Վերադարձել են արձակուրդից</w:t>
+              <w:t>Վերադարձել</w:t>
+            </w:r>
+            <w:r>
+              <w:rPr>
+                <w:rFonts w:ascii="Sylfaen" w:eastAsia="Sylfaen" w:hAnsi="Sylfaen" w:cs="Sylfaen"/>
+                <w:b/>
+                <w:bCs/>
+                <w:lang w:val="hy-AM" w:bidi="hy-AM"/>
+              </w:rPr>
+              <w:t xml:space="preserve"> </w:t>
+            </w:r>
+            <w:r>
+              <w:rPr>
+                <w:rFonts w:ascii="Sylfaen" w:eastAsia="Sylfaen" w:hAnsi="Sylfaen" w:cs="Sylfaen"/>
+                <w:b/>
+                <w:bCs/>
+                <w:lang w:val="hy-AM" w:bidi="hy-AM"/>
+              </w:rPr>
+              <w:t>են</w:t>
+            </w:r>
+            <w:r>
+              <w:rPr>
+                <w:rFonts w:ascii="Sylfaen" w:eastAsia="Sylfaen" w:hAnsi="Sylfaen" w:cs="Sylfaen"/>
+                <w:b/>
+                <w:bCs/>
+                <w:lang w:val="hy-AM" w:bidi="hy-AM"/>
+              </w:rPr>
+              <w:t xml:space="preserve"> </w:t>
+            </w:r>
+            <w:r>
+              <w:rPr>
+                <w:rFonts w:ascii="Sylfaen" w:eastAsia="Sylfaen" w:hAnsi="Sylfaen" w:cs="Sylfaen"/>
+                <w:b/>
+                <w:bCs/>
+                <w:lang w:val="hy-AM" w:bidi="hy-AM"/>
+              </w:rPr>
+              <w:t>արձակուրդից</w:t>
             </w:r>
           </w:p>
           <w:p>
@@ -2759,7 +2993,34 @@
                 <w:bCs/>
                 <w:lang w:val="hy-AM" w:bidi="hy-AM"/>
               </w:rPr>
-              <w:t xml:space="preserve">Դուրս գրված </w:t>
+              <w:t>Դուրս</w:t>
+            </w:r>
+            <w:r>
+              <w:rPr>
+                <w:rFonts w:ascii="Sylfaen" w:eastAsia="Sylfaen" w:hAnsi="Sylfaen" w:cs="Sylfaen"/>
+                <w:b/>
+                <w:bCs/>
+                <w:lang w:val="hy-AM" w:bidi="hy-AM"/>
+              </w:rPr>
+              <w:t xml:space="preserve"> </w:t>
+            </w:r>
+            <w:r>
+              <w:rPr>
+                <w:rFonts w:ascii="Sylfaen" w:eastAsia="Sylfaen" w:hAnsi="Sylfaen" w:cs="Sylfaen"/>
+                <w:b/>
+                <w:bCs/>
+                <w:lang w:val="hy-AM" w:bidi="hy-AM"/>
+              </w:rPr>
+              <w:t>գրված</w:t>
+            </w:r>
+            <w:r>
+              <w:rPr>
+                <w:rFonts w:ascii="Sylfaen" w:eastAsia="Sylfaen" w:hAnsi="Sylfaen" w:cs="Sylfaen"/>
+                <w:b/>
+                <w:bCs/>
+                <w:lang w:val="hy-AM" w:bidi="hy-AM"/>
+              </w:rPr>
+              <w:t xml:space="preserve"> </w:t>
             </w:r>
             <w:r>
               <w:rPr>
@@ -2840,6 +3101,7 @@
                 <w:rFonts w:ascii="Sylfaen" w:eastAsia="Sylfaen" w:hAnsi="Sylfaen" w:cs="Sylfaen"/>
                 <w:lang w:val="hy-AM" w:bidi="hy-AM"/>
               </w:rPr>
+              <w:lastRenderedPageBreak/>
               <w:t>3. ________________________________________________</w:t>
             </w:r>
           </w:p>
@@ -2883,7 +3145,44 @@
                 <w:bCs/>
                 <w:lang w:val="hy-AM" w:bidi="hy-AM"/>
               </w:rPr>
-              <w:t>Գնացել են արձակուրդ</w:t>
+              <w:lastRenderedPageBreak/>
+              <w:t>Գնացել</w:t>
+            </w:r>
+            <w:r>
+              <w:rPr>
+                <w:rFonts w:ascii="Sylfaen" w:eastAsia="Sylfaen" w:hAnsi="Sylfaen" w:cs="Sylfaen"/>
+                <w:b/>
+                <w:bCs/>
+                <w:lang w:val="hy-AM" w:bidi="hy-AM"/>
+              </w:rPr>
+              <w:t xml:space="preserve"> </w:t>
+            </w:r>
+            <w:r>
+              <w:rPr>
+                <w:rFonts w:ascii="Sylfaen" w:eastAsia="Sylfaen" w:hAnsi="Sylfaen" w:cs="Sylfaen"/>
+                <w:b/>
+                <w:bCs/>
+                <w:lang w:val="hy-AM" w:bidi="hy-AM"/>
+              </w:rPr>
+              <w:t>են</w:t>
+            </w:r>
+            <w:r>
+              <w:rPr>
+                <w:rFonts w:ascii="Sylfaen" w:eastAsia="Sylfaen" w:hAnsi="Sylfaen" w:cs="Sylfaen"/>
+                <w:b/>
+                <w:bCs/>
+                <w:lang w:val="hy-AM" w:bidi="hy-AM"/>
+              </w:rPr>
+              <w:t xml:space="preserve"> </w:t>
+            </w:r>
+            <w:r>
+              <w:rPr>
+                <w:rFonts w:ascii="Sylfaen" w:eastAsia="Sylfaen" w:hAnsi="Sylfaen" w:cs="Sylfaen"/>
+                <w:b/>
+                <w:bCs/>
+                <w:lang w:val="hy-AM" w:bidi="hy-AM"/>
+              </w:rPr>
+              <w:t>արձակուրդ</w:t>
             </w:r>
           </w:p>
           <w:p>
@@ -2919,6 +3218,7 @@
                 <w:rFonts w:ascii="Sylfaen" w:eastAsia="Sylfaen" w:hAnsi="Sylfaen" w:cs="Sylfaen"/>
                 <w:lang w:val="hy-AM" w:bidi="hy-AM"/>
               </w:rPr>
+              <w:lastRenderedPageBreak/>
               <w:t>3. ________________________________________________</w:t>
             </w:r>
           </w:p>
@@ -2958,12 +3258,174 @@
       </w:pPr>
     </w:p>
     <w:sectPr>
+      <w:headerReference w:type="even" r:id="rId6"/>
+      <w:headerReference w:type="default" r:id="rId7"/>
+      <w:footerReference w:type="even" r:id="rId8"/>
+      <w:footerReference w:type="default" r:id="rId9"/>
+      <w:headerReference w:type="first" r:id="rId10"/>
+      <w:footerReference w:type="first" r:id="rId11"/>
       <w:pgSz w:w="16838" w:h="11906" w:orient="landscape"/>
       <w:pgMar w:top="360" w:right="540" w:bottom="360" w:left="540" w:header="240" w:footer="240" w:gutter="0"/>
       <w:cols w:space="720"/>
+      <w:docGrid w:linePitch="326"/>
     </w:sectPr>
   </w:body>
 </w:document>
+</file>
+
+<file path=word/endnotes.xml><?xml version="1.0" encoding="utf-8"?>
+<w:endnotes xmlns:wpc="http://schemas.microsoft.com/office/word/2010/wordprocessingCanvas" xmlns:cx="http://schemas.microsoft.com/office/drawing/2014/chartex" xmlns:cx1="http://schemas.microsoft.com/office/drawing/2015/9/8/chartex" xmlns:cx2="http://schemas.microsoft.com/office/drawing/2015/10/21/chartex" xmlns:cx3="http://schemas.microsoft.com/office/drawing/2016/5/9/chartex" xmlns:cx4="http://schemas.microsoft.com/office/drawing/2016/5/10/chartex" xmlns:cx5="http://schemas.microsoft.com/office/drawing/2016/5/11/chartex" xmlns:cx6="http://schemas.microsoft.com/office/drawing/2016/5/12/chartex" xmlns:cx7="http://schemas.microsoft.com/office/drawing/2016/5/13/chartex" xmlns:cx8="http://schemas.microsoft.com/office/drawing/2016/5/14/chartex" xmlns:mc="http://schemas.openxmlformats.org/markup-compatibility/2006" xmlns:aink="http://schemas.microsoft.com/office/drawing/2016/ink" xmlns:am3d="http://schemas.microsoft.com/office/drawing/2017/model3d" xmlns:o="urn:schemas-microsoft-com:office:office" xmlns:oel="http://schemas.microsoft.com/office/2019/extlst" xmlns:r="http://schemas.openxmlformats.org/officeDocument/2006/relationships" xmlns:m="http://schemas.openxmlformats.org/officeDocument/2006/math" xmlns:v="urn:schemas-microsoft-com:vml" xmlns:wp14="http://schemas.microsoft.com/office/word/2010/wordprocessingDrawing" xmlns:wp="http://schemas.openxmlformats.org/drawingml/2006/wordprocessingDrawing" xmlns:w10="urn:schemas-microsoft-com:office:word" xmlns:w="http://schemas.openxmlformats.org/wordprocessingml/2006/main" xmlns:w14="http://schemas.microsoft.com/office/word/2010/wordml" xmlns:w15="http://schemas.microsoft.com/office/word/2012/wordml" xmlns:w16cex="http://schemas.microsoft.com/office/word/2018/wordml/cex" xmlns:w16cid="http://schemas.microsoft.com/office/word/2016/wordml/cid" xmlns:w16="http://schemas.microsoft.com/office/word/2018/wordml" xmlns:w16du="http://schemas.microsoft.com/office/word/2023/wordml/word16du" xmlns:w16sdtdh="http://schemas.microsoft.com/office/word/2020/wordml/sdtdatahash" xmlns:w16sdtfl="http://schemas.microsoft.com/office/word/2024/wordml/sdtformatlock" xmlns:w16se="http://schemas.microsoft.com/office/word/2015/wordml/symex" xmlns:wpg="http://schemas.microsoft.com/office/word/2010/wordprocessingGroup" xmlns:wpi="http://schemas.microsoft.com/office/word/2010/wordprocessingInk" xmlns:wne="http://schemas.microsoft.com/office/word/2006/wordml" xmlns:wps="http://schemas.microsoft.com/office/word/2010/wordprocessingShape" mc:Ignorable="w14 w15 w16se w16cid w16 w16cex w16sdtdh w16sdtfl w16du wp14">
+  <w:endnote w:type="separator" w:id="-1">
+    <w:p>
+      <w:pPr>
+        <w:spacing w:after="0" w:line="240" w:lineRule="auto"/>
+      </w:pPr>
+      <w:r>
+        <w:separator/>
+      </w:r>
+    </w:p>
+  </w:endnote>
+  <w:endnote w:type="continuationSeparator" w:id="0">
+    <w:p>
+      <w:pPr>
+        <w:spacing w:after="0" w:line="240" w:lineRule="auto"/>
+      </w:pPr>
+      <w:r>
+        <w:continuationSeparator/>
+      </w:r>
+    </w:p>
+  </w:endnote>
+</w:endnotes>
+</file>
+
+<file path=word/footer1.xml><?xml version="1.0" encoding="utf-8"?>
+<w:ftr xmlns:wpc="http://schemas.microsoft.com/office/word/2010/wordprocessingCanvas" xmlns:cx="http://schemas.microsoft.com/office/drawing/2014/chartex" xmlns:cx1="http://schemas.microsoft.com/office/drawing/2015/9/8/chartex" xmlns:cx2="http://schemas.microsoft.com/office/drawing/2015/10/21/chartex" xmlns:cx3="http://schemas.microsoft.com/office/drawing/2016/5/9/chartex" xmlns:cx4="http://schemas.microsoft.com/office/drawing/2016/5/10/chartex" xmlns:cx5="http://schemas.microsoft.com/office/drawing/2016/5/11/chartex" xmlns:cx6="http://schemas.microsoft.com/office/drawing/2016/5/12/chartex" xmlns:cx7="http://schemas.microsoft.com/office/drawing/2016/5/13/chartex" xmlns:cx8="http://schemas.microsoft.com/office/drawing/2016/5/14/chartex" xmlns:mc="http://schemas.openxmlformats.org/markup-compatibility/2006" xmlns:aink="http://schemas.microsoft.com/office/drawing/2016/ink" xmlns:am3d="http://schemas.microsoft.com/office/drawing/2017/model3d" xmlns:o="urn:schemas-microsoft-com:office:office" xmlns:oel="http://schemas.microsoft.com/office/2019/extlst" xmlns:r="http://schemas.openxmlformats.org/officeDocument/2006/relationships" xmlns:m="http://schemas.openxmlformats.org/officeDocument/2006/math" xmlns:v="urn:schemas-microsoft-com:vml" xmlns:wp14="http://schemas.microsoft.com/office/word/2010/wordprocessingDrawing" xmlns:wp="http://schemas.openxmlformats.org/drawingml/2006/wordprocessingDrawing" xmlns:w10="urn:schemas-microsoft-com:office:word" xmlns:w="http://schemas.openxmlformats.org/wordprocessingml/2006/main" xmlns:w14="http://schemas.microsoft.com/office/word/2010/wordml" xmlns:w15="http://schemas.microsoft.com/office/word/2012/wordml" xmlns:w16cex="http://schemas.microsoft.com/office/word/2018/wordml/cex" xmlns:w16cid="http://schemas.microsoft.com/office/word/2016/wordml/cid" xmlns:w16="http://schemas.microsoft.com/office/word/2018/wordml" xmlns:w16du="http://schemas.microsoft.com/office/word/2023/wordml/word16du" xmlns:w16sdtdh="http://schemas.microsoft.com/office/word/2020/wordml/sdtdatahash" xmlns:w16sdtfl="http://schemas.microsoft.com/office/word/2024/wordml/sdtformatlock" xmlns:w16se="http://schemas.microsoft.com/office/word/2015/wordml/symex" xmlns:wpg="http://schemas.microsoft.com/office/word/2010/wordprocessingGroup" xmlns:wpi="http://schemas.microsoft.com/office/word/2010/wordprocessingInk" xmlns:wne="http://schemas.microsoft.com/office/word/2006/wordml" xmlns:wps="http://schemas.microsoft.com/office/word/2010/wordprocessingShape" mc:Ignorable="w14 w15 w16se w16cid w16 w16cex w16sdtdh w16sdtfl w16du wp14">
+  <w:p>
+    <w:pPr>
+      <w:pStyle w:val="a5"/>
+    </w:pPr>
+  </w:p>
+</w:ftr>
+</file>
+
+<file path=word/footer2.xml><?xml version="1.0" encoding="utf-8"?>
+<w:ftr xmlns:wpc="http://schemas.microsoft.com/office/word/2010/wordprocessingCanvas" xmlns:cx="http://schemas.microsoft.com/office/drawing/2014/chartex" xmlns:cx1="http://schemas.microsoft.com/office/drawing/2015/9/8/chartex" xmlns:cx2="http://schemas.microsoft.com/office/drawing/2015/10/21/chartex" xmlns:cx3="http://schemas.microsoft.com/office/drawing/2016/5/9/chartex" xmlns:cx4="http://schemas.microsoft.com/office/drawing/2016/5/10/chartex" xmlns:cx5="http://schemas.microsoft.com/office/drawing/2016/5/11/chartex" xmlns:cx6="http://schemas.microsoft.com/office/drawing/2016/5/12/chartex" xmlns:cx7="http://schemas.microsoft.com/office/drawing/2016/5/13/chartex" xmlns:cx8="http://schemas.microsoft.com/office/drawing/2016/5/14/chartex" xmlns:mc="http://schemas.openxmlformats.org/markup-compatibility/2006" xmlns:aink="http://schemas.microsoft.com/office/drawing/2016/ink" xmlns:am3d="http://schemas.microsoft.com/office/drawing/2017/model3d" xmlns:o="urn:schemas-microsoft-com:office:office" xmlns:oel="http://schemas.microsoft.com/office/2019/extlst" xmlns:r="http://schemas.openxmlformats.org/officeDocument/2006/relationships" xmlns:m="http://schemas.openxmlformats.org/officeDocument/2006/math" xmlns:v="urn:schemas-microsoft-com:vml" xmlns:wp14="http://schemas.microsoft.com/office/word/2010/wordprocessingDrawing" xmlns:wp="http://schemas.openxmlformats.org/drawingml/2006/wordprocessingDrawing" xmlns:w10="urn:schemas-microsoft-com:office:word" xmlns:w="http://schemas.openxmlformats.org/wordprocessingml/2006/main" xmlns:w14="http://schemas.microsoft.com/office/word/2010/wordml" xmlns:w15="http://schemas.microsoft.com/office/word/2012/wordml" xmlns:w16cex="http://schemas.microsoft.com/office/word/2018/wordml/cex" xmlns:w16cid="http://schemas.microsoft.com/office/word/2016/wordml/cid" xmlns:w16="http://schemas.microsoft.com/office/word/2018/wordml" xmlns:w16du="http://schemas.microsoft.com/office/word/2023/wordml/word16du" xmlns:w16sdtdh="http://schemas.microsoft.com/office/word/2020/wordml/sdtdatahash" xmlns:w16sdtfl="http://schemas.microsoft.com/office/word/2024/wordml/sdtformatlock" xmlns:w16se="http://schemas.microsoft.com/office/word/2015/wordml/symex" xmlns:wpg="http://schemas.microsoft.com/office/word/2010/wordprocessingGroup" xmlns:wpi="http://schemas.microsoft.com/office/word/2010/wordprocessingInk" xmlns:wne="http://schemas.microsoft.com/office/word/2006/wordml" xmlns:wps="http://schemas.microsoft.com/office/word/2010/wordprocessingShape" mc:Ignorable="w14 w15 w16se w16cid w16 w16cex w16sdtdh w16sdtfl w16du wp14">
+  <w:p>
+    <w:pPr>
+      <w:pStyle w:val="a5"/>
+    </w:pPr>
+  </w:p>
+</w:ftr>
+</file>
+
+<file path=word/footer3.xml><?xml version="1.0" encoding="utf-8"?>
+<w:ftr xmlns:wpc="http://schemas.microsoft.com/office/word/2010/wordprocessingCanvas" xmlns:cx="http://schemas.microsoft.com/office/drawing/2014/chartex" xmlns:cx1="http://schemas.microsoft.com/office/drawing/2015/9/8/chartex" xmlns:cx2="http://schemas.microsoft.com/office/drawing/2015/10/21/chartex" xmlns:cx3="http://schemas.microsoft.com/office/drawing/2016/5/9/chartex" xmlns:cx4="http://schemas.microsoft.com/office/drawing/2016/5/10/chartex" xmlns:cx5="http://schemas.microsoft.com/office/drawing/2016/5/11/chartex" xmlns:cx6="http://schemas.microsoft.com/office/drawing/2016/5/12/chartex" xmlns:cx7="http://schemas.microsoft.com/office/drawing/2016/5/13/chartex" xmlns:cx8="http://schemas.microsoft.com/office/drawing/2016/5/14/chartex" xmlns:mc="http://schemas.openxmlformats.org/markup-compatibility/2006" xmlns:aink="http://schemas.microsoft.com/office/drawing/2016/ink" xmlns:am3d="http://schemas.microsoft.com/office/drawing/2017/model3d" xmlns:o="urn:schemas-microsoft-com:office:office" xmlns:oel="http://schemas.microsoft.com/office/2019/extlst" xmlns:r="http://schemas.openxmlformats.org/officeDocument/2006/relationships" xmlns:m="http://schemas.openxmlformats.org/officeDocument/2006/math" xmlns:v="urn:schemas-microsoft-com:vml" xmlns:wp14="http://schemas.microsoft.com/office/word/2010/wordprocessingDrawing" xmlns:wp="http://schemas.openxmlformats.org/drawingml/2006/wordprocessingDrawing" xmlns:w10="urn:schemas-microsoft-com:office:word" xmlns:w="http://schemas.openxmlformats.org/wordprocessingml/2006/main" xmlns:w14="http://schemas.microsoft.com/office/word/2010/wordml" xmlns:w15="http://schemas.microsoft.com/office/word/2012/wordml" xmlns:w16cex="http://schemas.microsoft.com/office/word/2018/wordml/cex" xmlns:w16cid="http://schemas.microsoft.com/office/word/2016/wordml/cid" xmlns:w16="http://schemas.microsoft.com/office/word/2018/wordml" xmlns:w16du="http://schemas.microsoft.com/office/word/2023/wordml/word16du" xmlns:w16sdtdh="http://schemas.microsoft.com/office/word/2020/wordml/sdtdatahash" xmlns:w16sdtfl="http://schemas.microsoft.com/office/word/2024/wordml/sdtformatlock" xmlns:w16se="http://schemas.microsoft.com/office/word/2015/wordml/symex" xmlns:wpg="http://schemas.microsoft.com/office/word/2010/wordprocessingGroup" xmlns:wpi="http://schemas.microsoft.com/office/word/2010/wordprocessingInk" xmlns:wne="http://schemas.microsoft.com/office/word/2006/wordml" xmlns:wps="http://schemas.microsoft.com/office/word/2010/wordprocessingShape" mc:Ignorable="w14 w15 w16se w16cid w16 w16cex w16sdtdh w16sdtfl w16du wp14">
+  <w:p>
+    <w:pPr>
+      <w:pStyle w:val="a5"/>
+    </w:pPr>
+  </w:p>
+</w:ftr>
+</file>
+
+<file path=word/footnotes.xml><?xml version="1.0" encoding="utf-8"?>
+<w:footnotes xmlns:wpc="http://schemas.microsoft.com/office/word/2010/wordprocessingCanvas" xmlns:cx="http://schemas.microsoft.com/office/drawing/2014/chartex" xmlns:cx1="http://schemas.microsoft.com/office/drawing/2015/9/8/chartex" xmlns:cx2="http://schemas.microsoft.com/office/drawing/2015/10/21/chartex" xmlns:cx3="http://schemas.microsoft.com/office/drawing/2016/5/9/chartex" xmlns:cx4="http://schemas.microsoft.com/office/drawing/2016/5/10/chartex" xmlns:cx5="http://schemas.microsoft.com/office/drawing/2016/5/11/chartex" xmlns:cx6="http://schemas.microsoft.com/office/drawing/2016/5/12/chartex" xmlns:cx7="http://schemas.microsoft.com/office/drawing/2016/5/13/chartex" xmlns:cx8="http://schemas.microsoft.com/office/drawing/2016/5/14/chartex" xmlns:mc="http://schemas.openxmlformats.org/markup-compatibility/2006" xmlns:aink="http://schemas.microsoft.com/office/drawing/2016/ink" xmlns:am3d="http://schemas.microsoft.com/office/drawing/2017/model3d" xmlns:o="urn:schemas-microsoft-com:office:office" xmlns:oel="http://schemas.microsoft.com/office/2019/extlst" xmlns:r="http://schemas.openxmlformats.org/officeDocument/2006/relationships" xmlns:m="http://schemas.openxmlformats.org/officeDocument/2006/math" xmlns:v="urn:schemas-microsoft-com:vml" xmlns:wp14="http://schemas.microsoft.com/office/word/2010/wordprocessingDrawing" xmlns:wp="http://schemas.openxmlformats.org/drawingml/2006/wordprocessingDrawing" xmlns:w10="urn:schemas-microsoft-com:office:word" xmlns:w="http://schemas.openxmlformats.org/wordprocessingml/2006/main" xmlns:w14="http://schemas.microsoft.com/office/word/2010/wordml" xmlns:w15="http://schemas.microsoft.com/office/word/2012/wordml" xmlns:w16cex="http://schemas.microsoft.com/office/word/2018/wordml/cex" xmlns:w16cid="http://schemas.microsoft.com/office/word/2016/wordml/cid" xmlns:w16="http://schemas.microsoft.com/office/word/2018/wordml" xmlns:w16du="http://schemas.microsoft.com/office/word/2023/wordml/word16du" xmlns:w16sdtdh="http://schemas.microsoft.com/office/word/2020/wordml/sdtdatahash" xmlns:w16sdtfl="http://schemas.microsoft.com/office/word/2024/wordml/sdtformatlock" xmlns:w16se="http://schemas.microsoft.com/office/word/2015/wordml/symex" xmlns:wpg="http://schemas.microsoft.com/office/word/2010/wordprocessingGroup" xmlns:wpi="http://schemas.microsoft.com/office/word/2010/wordprocessingInk" xmlns:wne="http://schemas.microsoft.com/office/word/2006/wordml" xmlns:wps="http://schemas.microsoft.com/office/word/2010/wordprocessingShape" mc:Ignorable="w14 w15 w16se w16cid w16 w16cex w16sdtdh w16sdtfl w16du wp14">
+  <w:footnote w:type="separator" w:id="-1">
+    <w:p>
+      <w:pPr>
+        <w:spacing w:after="0" w:line="240" w:lineRule="auto"/>
+      </w:pPr>
+      <w:r>
+        <w:separator/>
+      </w:r>
+    </w:p>
+  </w:footnote>
+  <w:footnote w:type="continuationSeparator" w:id="0">
+    <w:p>
+      <w:pPr>
+        <w:spacing w:after="0" w:line="240" w:lineRule="auto"/>
+      </w:pPr>
+      <w:r>
+        <w:continuationSeparator/>
+      </w:r>
+    </w:p>
+  </w:footnote>
+</w:footnotes>
+</file>
+
+<file path=word/header1.xml><?xml version="1.0" encoding="utf-8"?>
+<w:hdr xmlns:wpc="http://schemas.microsoft.com/office/word/2010/wordprocessingCanvas" xmlns:cx="http://schemas.microsoft.com/office/drawing/2014/chartex" xmlns:cx1="http://schemas.microsoft.com/office/drawing/2015/9/8/chartex" xmlns:cx2="http://schemas.microsoft.com/office/drawing/2015/10/21/chartex" xmlns:cx3="http://schemas.microsoft.com/office/drawing/2016/5/9/chartex" xmlns:cx4="http://schemas.microsoft.com/office/drawing/2016/5/10/chartex" xmlns:cx5="http://schemas.microsoft.com/office/drawing/2016/5/11/chartex" xmlns:cx6="http://schemas.microsoft.com/office/drawing/2016/5/12/chartex" xmlns:cx7="http://schemas.microsoft.com/office/drawing/2016/5/13/chartex" xmlns:cx8="http://schemas.microsoft.com/office/drawing/2016/5/14/chartex" xmlns:mc="http://schemas.openxmlformats.org/markup-compatibility/2006" xmlns:aink="http://schemas.microsoft.com/office/drawing/2016/ink" xmlns:am3d="http://schemas.microsoft.com/office/drawing/2017/model3d" xmlns:o="urn:schemas-microsoft-com:office:office" xmlns:oel="http://schemas.microsoft.com/office/2019/extlst" xmlns:r="http://schemas.openxmlformats.org/officeDocument/2006/relationships" xmlns:m="http://schemas.openxmlformats.org/officeDocument/2006/math" xmlns:v="urn:schemas-microsoft-com:vml" xmlns:wp14="http://schemas.microsoft.com/office/word/2010/wordprocessingDrawing" xmlns:wp="http://schemas.openxmlformats.org/drawingml/2006/wordprocessingDrawing" xmlns:w10="urn:schemas-microsoft-com:office:word" xmlns:w="http://schemas.openxmlformats.org/wordprocessingml/2006/main" xmlns:w14="http://schemas.microsoft.com/office/word/2010/wordml" xmlns:w15="http://schemas.microsoft.com/office/word/2012/wordml" xmlns:w16cex="http://schemas.microsoft.com/office/word/2018/wordml/cex" xmlns:w16cid="http://schemas.microsoft.com/office/word/2016/wordml/cid" xmlns:w16="http://schemas.microsoft.com/office/word/2018/wordml" xmlns:w16du="http://schemas.microsoft.com/office/word/2023/wordml/word16du" xmlns:w16sdtdh="http://schemas.microsoft.com/office/word/2020/wordml/sdtdatahash" xmlns:w16sdtfl="http://schemas.microsoft.com/office/word/2024/wordml/sdtformatlock" xmlns:w16se="http://schemas.microsoft.com/office/word/2015/wordml/symex" xmlns:wpg="http://schemas.microsoft.com/office/word/2010/wordprocessingGroup" xmlns:wpi="http://schemas.microsoft.com/office/word/2010/wordprocessingInk" xmlns:wne="http://schemas.microsoft.com/office/word/2006/wordml" xmlns:wps="http://schemas.microsoft.com/office/word/2010/wordprocessingShape" mc:Ignorable="w14 w15 w16se w16cid w16 w16cex w16sdtdh w16sdtfl w16du wp14">
+  <w:p>
+    <w:pPr>
+      <w:pStyle w:val="a3"/>
+    </w:pPr>
+  </w:p>
+</w:hdr>
+</file>
+
+<file path=word/header2.xml><?xml version="1.0" encoding="utf-8"?>
+<w:hdr xmlns:wpc="http://schemas.microsoft.com/office/word/2010/wordprocessingCanvas" xmlns:cx="http://schemas.microsoft.com/office/drawing/2014/chartex" xmlns:cx1="http://schemas.microsoft.com/office/drawing/2015/9/8/chartex" xmlns:cx2="http://schemas.microsoft.com/office/drawing/2015/10/21/chartex" xmlns:cx3="http://schemas.microsoft.com/office/drawing/2016/5/9/chartex" xmlns:cx4="http://schemas.microsoft.com/office/drawing/2016/5/10/chartex" xmlns:cx5="http://schemas.microsoft.com/office/drawing/2016/5/11/chartex" xmlns:cx6="http://schemas.microsoft.com/office/drawing/2016/5/12/chartex" xmlns:cx7="http://schemas.microsoft.com/office/drawing/2016/5/13/chartex" xmlns:cx8="http://schemas.microsoft.com/office/drawing/2016/5/14/chartex" xmlns:mc="http://schemas.openxmlformats.org/markup-compatibility/2006" xmlns:aink="http://schemas.microsoft.com/office/drawing/2016/ink" xmlns:am3d="http://schemas.microsoft.com/office/drawing/2017/model3d" xmlns:o="urn:schemas-microsoft-com:office:office" xmlns:oel="http://schemas.microsoft.com/office/2019/extlst" xmlns:r="http://schemas.openxmlformats.org/officeDocument/2006/relationships" xmlns:m="http://schemas.openxmlformats.org/officeDocument/2006/math" xmlns:v="urn:schemas-microsoft-com:vml" xmlns:wp14="http://schemas.microsoft.com/office/word/2010/wordprocessingDrawing" xmlns:wp="http://schemas.openxmlformats.org/drawingml/2006/wordprocessingDrawing" xmlns:w10="urn:schemas-microsoft-com:office:word" xmlns:w="http://schemas.openxmlformats.org/wordprocessingml/2006/main" xmlns:w14="http://schemas.microsoft.com/office/word/2010/wordml" xmlns:w15="http://schemas.microsoft.com/office/word/2012/wordml" xmlns:w16cex="http://schemas.microsoft.com/office/word/2018/wordml/cex" xmlns:w16cid="http://schemas.microsoft.com/office/word/2016/wordml/cid" xmlns:w16="http://schemas.microsoft.com/office/word/2018/wordml" xmlns:w16du="http://schemas.microsoft.com/office/word/2023/wordml/word16du" xmlns:w16sdtdh="http://schemas.microsoft.com/office/word/2020/wordml/sdtdatahash" xmlns:w16sdtfl="http://schemas.microsoft.com/office/word/2024/wordml/sdtformatlock" xmlns:w16se="http://schemas.microsoft.com/office/word/2015/wordml/symex" xmlns:wpg="http://schemas.microsoft.com/office/word/2010/wordprocessingGroup" xmlns:wpi="http://schemas.microsoft.com/office/word/2010/wordprocessingInk" xmlns:wne="http://schemas.microsoft.com/office/word/2006/wordml" xmlns:wps="http://schemas.microsoft.com/office/word/2010/wordprocessingShape" mc:Ignorable="w14 w15 w16se w16cid w16 w16cex w16sdtdh w16sdtfl w16du wp14">
+  <w:p>
+    <w:pPr>
+      <w:pStyle w:val="a3"/>
+      <w:jc w:val="right"/>
+    </w:pPr>
+    <w:r>
+      <w:rPr>
+        <w:noProof/>
+      </w:rPr>
+      <w:drawing>
+        <wp:inline distT="0" distB="0" distL="0" distR="0" wp14:anchorId="55209175" wp14:editId="3DFCF027">
+          <wp:extent cx="787505" cy="787505"/>
+          <wp:effectExtent l="0" t="0" r="0" b="0"/>
+          <wp:docPr id="652223075" name="Рисунок 1" descr="SARSH_KKZH_QR"/>
+          <wp:cNvGraphicFramePr/>
+          <a:graphic xmlns:a="http://schemas.openxmlformats.org/drawingml/2006/main">
+            <a:graphicData uri="http://schemas.openxmlformats.org/drawingml/2006/picture">
+              <pic:pic xmlns:pic="http://schemas.openxmlformats.org/drawingml/2006/picture">
+                <pic:nvPicPr>
+                  <pic:cNvPr id="652223075" name="Рисунок 1" descr="SARSH_KKZH_QR"/>
+                  <pic:cNvPicPr/>
+                </pic:nvPicPr>
+                <pic:blipFill>
+                  <a:blip r:embed="rId1">
+                    <a:extLst>
+                      <a:ext uri="{28A0092B-C50C-407E-A947-70E740481C1C}">
+                        <a14:useLocalDpi xmlns:a14="http://schemas.microsoft.com/office/drawing/2010/main" val="0"/>
+                      </a:ext>
+                    </a:extLst>
+                  </a:blip>
+                  <a:stretch>
+                    <a:fillRect/>
+                  </a:stretch>
+                </pic:blipFill>
+                <pic:spPr>
+                  <a:xfrm>
+                    <a:off x="0" y="0"/>
+                    <a:ext cx="787505" cy="787505"/>
+                  </a:xfrm>
+                  <a:prstGeom prst="rect">
+                    <a:avLst/>
+                  </a:prstGeom>
+                </pic:spPr>
+              </pic:pic>
+            </a:graphicData>
+          </a:graphic>
+        </wp:inline>
+      </w:drawing>
+    </w:r>
+  </w:p>
+</w:hdr>
+</file>
+
+<file path=word/header3.xml><?xml version="1.0" encoding="utf-8"?>
+<w:hdr xmlns:wpc="http://schemas.microsoft.com/office/word/2010/wordprocessingCanvas" xmlns:cx="http://schemas.microsoft.com/office/drawing/2014/chartex" xmlns:cx1="http://schemas.microsoft.com/office/drawing/2015/9/8/chartex" xmlns:cx2="http://schemas.microsoft.com/office/drawing/2015/10/21/chartex" xmlns:cx3="http://schemas.microsoft.com/office/drawing/2016/5/9/chartex" xmlns:cx4="http://schemas.microsoft.com/office/drawing/2016/5/10/chartex" xmlns:cx5="http://schemas.microsoft.com/office/drawing/2016/5/11/chartex" xmlns:cx6="http://schemas.microsoft.com/office/drawing/2016/5/12/chartex" xmlns:cx7="http://schemas.microsoft.com/office/drawing/2016/5/13/chartex" xmlns:cx8="http://schemas.microsoft.com/office/drawing/2016/5/14/chartex" xmlns:mc="http://schemas.openxmlformats.org/markup-compatibility/2006" xmlns:aink="http://schemas.microsoft.com/office/drawing/2016/ink" xmlns:am3d="http://schemas.microsoft.com/office/drawing/2017/model3d" xmlns:o="urn:schemas-microsoft-com:office:office" xmlns:oel="http://schemas.microsoft.com/office/2019/extlst" xmlns:r="http://schemas.openxmlformats.org/officeDocument/2006/relationships" xmlns:m="http://schemas.openxmlformats.org/officeDocument/2006/math" xmlns:v="urn:schemas-microsoft-com:vml" xmlns:wp14="http://schemas.microsoft.com/office/word/2010/wordprocessingDrawing" xmlns:wp="http://schemas.openxmlformats.org/drawingml/2006/wordprocessingDrawing" xmlns:w10="urn:schemas-microsoft-com:office:word" xmlns:w="http://schemas.openxmlformats.org/wordprocessingml/2006/main" xmlns:w14="http://schemas.microsoft.com/office/word/2010/wordml" xmlns:w15="http://schemas.microsoft.com/office/word/2012/wordml" xmlns:w16cex="http://schemas.microsoft.com/office/word/2018/wordml/cex" xmlns:w16cid="http://schemas.microsoft.com/office/word/2016/wordml/cid" xmlns:w16="http://schemas.microsoft.com/office/word/2018/wordml" xmlns:w16du="http://schemas.microsoft.com/office/word/2023/wordml/word16du" xmlns:w16sdtdh="http://schemas.microsoft.com/office/word/2020/wordml/sdtdatahash" xmlns:w16sdtfl="http://schemas.microsoft.com/office/word/2024/wordml/sdtformatlock" xmlns:w16se="http://schemas.microsoft.com/office/word/2015/wordml/symex" xmlns:wpg="http://schemas.microsoft.com/office/word/2010/wordprocessingGroup" xmlns:wpi="http://schemas.microsoft.com/office/word/2010/wordprocessingInk" xmlns:wne="http://schemas.microsoft.com/office/word/2006/wordml" xmlns:wps="http://schemas.microsoft.com/office/word/2010/wordprocessingShape" mc:Ignorable="w14 w15 w16se w16cid w16 w16cex w16sdtdh w16sdtfl w16du wp14">
+  <w:p>
+    <w:pPr>
+      <w:pStyle w:val="a3"/>
+    </w:pPr>
+  </w:p>
+</w:hdr>
 </file>
 
 <file path=word/styles.xml><?xml version="1.0" encoding="utf-8"?>
@@ -3394,6 +3856,50 @@
     <w:semiHidden/>
     <w:unhideWhenUsed/>
   </w:style>
+  <w:style w:type="paragraph" w:styleId="a3">
+    <w:name w:val="header"/>
+    <w:basedOn w:val="a"/>
+    <w:link w:val="a4"/>
+    <w:uiPriority w:val="99"/>
+    <w:unhideWhenUsed/>
+    <w:rsid w:val="00742E5C"/>
+    <w:pPr>
+      <w:tabs>
+        <w:tab w:val="center" w:pos="4680"/>
+        <w:tab w:val="right" w:pos="9360"/>
+      </w:tabs>
+      <w:spacing w:after="0" w:line="240" w:lineRule="auto"/>
+    </w:pPr>
+  </w:style>
+  <w:style w:type="character" w:customStyle="1" w:styleId="a4">
+    <w:name w:val="Верхний колонтитул Знак"/>
+    <w:basedOn w:val="a0"/>
+    <w:link w:val="a3"/>
+    <w:uiPriority w:val="99"/>
+    <w:rsid w:val="00742E5C"/>
+  </w:style>
+  <w:style w:type="paragraph" w:styleId="a5">
+    <w:name w:val="footer"/>
+    <w:basedOn w:val="a"/>
+    <w:link w:val="a6"/>
+    <w:uiPriority w:val="99"/>
+    <w:unhideWhenUsed/>
+    <w:rsid w:val="00742E5C"/>
+    <w:pPr>
+      <w:tabs>
+        <w:tab w:val="center" w:pos="4680"/>
+        <w:tab w:val="right" w:pos="9360"/>
+      </w:tabs>
+      <w:spacing w:after="0" w:line="240" w:lineRule="auto"/>
+    </w:pPr>
+  </w:style>
+  <w:style w:type="character" w:customStyle="1" w:styleId="a6">
+    <w:name w:val="Нижний колонтитул Знак"/>
+    <w:basedOn w:val="a0"/>
+    <w:link w:val="a5"/>
+    <w:uiPriority w:val="99"/>
+    <w:rsid w:val="00742E5C"/>
+  </w:style>
 </w:styles>
 </file>
 

--- a/Отделения/ԻՆՖ/ԻՆՖ շարժ.docx
+++ b/Отделения/ԻՆՖ/ԻՆՖ շարժ.docx
@@ -4,14 +4,14 @@
   <w:body>
     <w:p>
       <w:pPr>
-        <w:spacing w:after="30"/>
+        <w:spacing w:after="0" w:line="240" w:lineRule="exact"/>
         <w:jc w:val="center"/>
         <w:rPr>
           <w:rFonts w:ascii="Sylfaen" w:eastAsia="Sylfaen" w:hAnsi="Sylfaen" w:cs="Sylfaen"/>
           <w:b/>
           <w:bCs/>
-          <w:sz w:val="36"/>
-          <w:szCs w:val="36"/>
+          <w:sz w:val="28"/>
+          <w:szCs w:val="28"/>
           <w:lang w:val="hy-AM" w:bidi="hy-AM"/>
         </w:rPr>
       </w:pPr>
@@ -20,8 +20,8 @@
           <w:rFonts w:ascii="Sylfaen" w:eastAsia="Sylfaen" w:hAnsi="Sylfaen" w:cs="Sylfaen"/>
           <w:b/>
           <w:bCs/>
-          <w:sz w:val="36"/>
-          <w:szCs w:val="36"/>
+          <w:sz w:val="28"/>
+          <w:szCs w:val="28"/>
           <w:lang w:val="hy-AM" w:bidi="hy-AM"/>
         </w:rPr>
         <w:t>Ի</w:t>
@@ -31,8 +31,8 @@
           <w:rFonts w:ascii="Sylfaen" w:eastAsia="Sylfaen" w:hAnsi="Sylfaen" w:cs="Sylfaen"/>
           <w:b/>
           <w:bCs/>
-          <w:sz w:val="36"/>
-          <w:szCs w:val="36"/>
+          <w:sz w:val="28"/>
+          <w:szCs w:val="28"/>
           <w:lang w:val="hy-AM" w:bidi="hy-AM"/>
         </w:rPr>
         <w:t>նֆեկցիոն</w:t>
@@ -40,7 +40,7 @@
     </w:p>
     <w:p>
       <w:pPr>
-        <w:spacing w:after="50"/>
+        <w:spacing w:after="0" w:line="240" w:lineRule="exact"/>
         <w:jc w:val="center"/>
         <w:rPr>
           <w:sz w:val="18"/>
@@ -54,34 +54,7 @@
           <w:szCs w:val="18"/>
           <w:lang w:val="hy-AM" w:bidi="hy-AM"/>
         </w:rPr>
-        <w:t>Ամսաթիվ</w:t>
-      </w:r>
-      <w:r>
-        <w:rPr>
-          <w:rFonts w:ascii="Sylfaen" w:eastAsia="Sylfaen" w:hAnsi="Sylfaen" w:cs="Sylfaen"/>
-          <w:sz w:val="18"/>
-          <w:szCs w:val="18"/>
-          <w:lang w:val="hy-AM" w:bidi="hy-AM"/>
-        </w:rPr>
-        <w:t xml:space="preserve"> ____________________        </w:t>
-      </w:r>
-      <w:r>
-        <w:rPr>
-          <w:rFonts w:ascii="Sylfaen" w:eastAsia="Sylfaen" w:hAnsi="Sylfaen" w:cs="Sylfaen"/>
-          <w:sz w:val="18"/>
-          <w:szCs w:val="18"/>
-          <w:lang w:val="hy-AM" w:bidi="hy-AM"/>
-        </w:rPr>
-        <w:t>Հերթապահ</w:t>
-      </w:r>
-      <w:r>
-        <w:rPr>
-          <w:rFonts w:ascii="Sylfaen" w:eastAsia="Sylfaen" w:hAnsi="Sylfaen" w:cs="Sylfaen"/>
-          <w:sz w:val="18"/>
-          <w:szCs w:val="18"/>
-          <w:lang w:val="hy-AM" w:bidi="hy-AM"/>
-        </w:rPr>
-        <w:t xml:space="preserve"> ____________________</w:t>
+        <w:t>Ամսաթիվ ____________________        Հերթապահ ____________________</w:t>
       </w:r>
     </w:p>
     <w:tbl>
@@ -144,7 +117,7 @@
           </w:tcPr>
           <w:p>
             <w:pPr>
-              <w:spacing w:after="0"/>
+              <w:spacing w:after="0" w:line="240" w:lineRule="exact"/>
               <w:jc w:val="center"/>
               <w:rPr>
                 <w:sz w:val="18"/>
@@ -160,8 +133,25 @@
                 <w:szCs w:val="18"/>
                 <w:lang w:val="hy-AM" w:bidi="hy-AM"/>
               </w:rPr>
-              <w:t>Եղել</w:t>
-            </w:r>
+              <w:t>Եղել է</w:t>
+            </w:r>
+          </w:p>
+        </w:tc>
+        <w:tc>
+          <w:tcPr>
+            <w:tcW w:w="1890" w:type="dxa"/>
+            <w:gridSpan w:val="3"/>
+            <w:vAlign w:val="center"/>
+          </w:tcPr>
+          <w:p>
+            <w:pPr>
+              <w:spacing w:after="0" w:line="240" w:lineRule="exact"/>
+              <w:jc w:val="center"/>
+              <w:rPr>
+                <w:sz w:val="18"/>
+                <w:szCs w:val="18"/>
+              </w:rPr>
+            </w:pPr>
             <w:r>
               <w:rPr>
                 <w:rFonts w:ascii="Sylfaen" w:eastAsia="Sylfaen" w:hAnsi="Sylfaen" w:cs="Sylfaen"/>
@@ -171,8 +161,25 @@
                 <w:szCs w:val="18"/>
                 <w:lang w:val="hy-AM" w:bidi="hy-AM"/>
               </w:rPr>
-              <w:t xml:space="preserve"> </w:t>
-            </w:r>
+              <w:t>Ընդունվել է</w:t>
+            </w:r>
+          </w:p>
+        </w:tc>
+        <w:tc>
+          <w:tcPr>
+            <w:tcW w:w="1890" w:type="dxa"/>
+            <w:gridSpan w:val="3"/>
+            <w:vAlign w:val="center"/>
+          </w:tcPr>
+          <w:p>
+            <w:pPr>
+              <w:spacing w:after="0" w:line="240" w:lineRule="exact"/>
+              <w:jc w:val="center"/>
+              <w:rPr>
+                <w:sz w:val="18"/>
+                <w:szCs w:val="18"/>
+              </w:rPr>
+            </w:pPr>
             <w:r>
               <w:rPr>
                 <w:rFonts w:ascii="Sylfaen" w:eastAsia="Sylfaen" w:hAnsi="Sylfaen" w:cs="Sylfaen"/>
@@ -182,7 +189,63 @@
                 <w:szCs w:val="18"/>
                 <w:lang w:val="hy-AM" w:bidi="hy-AM"/>
               </w:rPr>
-              <w:t>է</w:t>
+              <w:t>Դ/Գ</w:t>
+            </w:r>
+          </w:p>
+        </w:tc>
+        <w:tc>
+          <w:tcPr>
+            <w:tcW w:w="1260" w:type="dxa"/>
+            <w:gridSpan w:val="2"/>
+            <w:vAlign w:val="center"/>
+          </w:tcPr>
+          <w:p>
+            <w:pPr>
+              <w:spacing w:after="0" w:line="240" w:lineRule="exact"/>
+              <w:jc w:val="center"/>
+              <w:rPr>
+                <w:sz w:val="18"/>
+                <w:szCs w:val="18"/>
+              </w:rPr>
+            </w:pPr>
+            <w:r>
+              <w:rPr>
+                <w:rFonts w:ascii="Sylfaen" w:eastAsia="Sylfaen" w:hAnsi="Sylfaen" w:cs="Sylfaen"/>
+                <w:b/>
+                <w:bCs/>
+                <w:sz w:val="18"/>
+                <w:szCs w:val="18"/>
+                <w:lang w:val="hy-AM" w:bidi="hy-AM"/>
+              </w:rPr>
+              <w:t>Տեղափոխված</w:t>
+            </w:r>
+          </w:p>
+        </w:tc>
+        <w:tc>
+          <w:tcPr>
+            <w:tcW w:w="6300" w:type="dxa"/>
+            <w:gridSpan w:val="10"/>
+            <w:vAlign w:val="center"/>
+          </w:tcPr>
+          <w:p>
+            <w:pPr>
+              <w:spacing w:after="0" w:line="240" w:lineRule="exact"/>
+              <w:jc w:val="center"/>
+              <w:rPr>
+                <w:sz w:val="18"/>
+                <w:szCs w:val="18"/>
+              </w:rPr>
+            </w:pPr>
+            <w:r>
+              <w:rPr>
+                <w:rFonts w:ascii="Sylfaen" w:eastAsia="Sylfaen" w:hAnsi="Sylfaen" w:cs="Sylfaen"/>
+                <w:b/>
+                <w:bCs/>
+                <w:sz w:val="18"/>
+                <w:szCs w:val="18"/>
+                <w:lang w:val="hy-AM" w:bidi="hy-AM"/>
+              </w:rPr>
+              <w:t>Առկա է</w:t>
             </w:r>
           </w:p>
         </w:tc>
@@ -194,7 +257,7 @@
           </w:tcPr>
           <w:p>
             <w:pPr>
-              <w:spacing w:after="0"/>
+              <w:spacing w:after="0" w:line="240" w:lineRule="exact"/>
               <w:jc w:val="center"/>
               <w:rPr>
                 <w:sz w:val="18"/>
@@ -210,196 +273,7 @@
                 <w:szCs w:val="18"/>
                 <w:lang w:val="hy-AM" w:bidi="hy-AM"/>
               </w:rPr>
-              <w:t>Ընդունվել</w:t>
-            </w:r>
-            <w:r>
-              <w:rPr>
-                <w:rFonts w:ascii="Sylfaen" w:eastAsia="Sylfaen" w:hAnsi="Sylfaen" w:cs="Sylfaen"/>
-                <w:b/>
-                <w:bCs/>
-                <w:sz w:val="18"/>
-                <w:szCs w:val="18"/>
-                <w:lang w:val="hy-AM" w:bidi="hy-AM"/>
-              </w:rPr>
-              <w:t xml:space="preserve"> </w:t>
-            </w:r>
-            <w:r>
-              <w:rPr>
-                <w:rFonts w:ascii="Sylfaen" w:eastAsia="Sylfaen" w:hAnsi="Sylfaen" w:cs="Sylfaen"/>
-                <w:b/>
-                <w:bCs/>
-                <w:sz w:val="18"/>
-                <w:szCs w:val="18"/>
-                <w:lang w:val="hy-AM" w:bidi="hy-AM"/>
-              </w:rPr>
-              <w:t>է</w:t>
-            </w:r>
-          </w:p>
-        </w:tc>
-        <w:tc>
-          <w:tcPr>
-            <w:tcW w:w="1890" w:type="dxa"/>
-            <w:gridSpan w:val="3"/>
-            <w:vAlign w:val="center"/>
-          </w:tcPr>
-          <w:p>
-            <w:pPr>
-              <w:spacing w:after="0"/>
-              <w:jc w:val="center"/>
-              <w:rPr>
-                <w:sz w:val="18"/>
-                <w:szCs w:val="18"/>
-              </w:rPr>
-            </w:pPr>
-            <w:r>
-              <w:rPr>
-                <w:rFonts w:ascii="Sylfaen" w:eastAsia="Sylfaen" w:hAnsi="Sylfaen" w:cs="Sylfaen"/>
-                <w:b/>
-                <w:bCs/>
-                <w:sz w:val="18"/>
-                <w:szCs w:val="18"/>
-                <w:lang w:val="hy-AM" w:bidi="hy-AM"/>
-              </w:rPr>
-              <w:t>Դ</w:t>
-            </w:r>
-            <w:r>
-              <w:rPr>
-                <w:rFonts w:ascii="Sylfaen" w:eastAsia="Sylfaen" w:hAnsi="Sylfaen" w:cs="Sylfaen"/>
-                <w:b/>
-                <w:bCs/>
-                <w:sz w:val="18"/>
-                <w:szCs w:val="18"/>
-                <w:lang w:val="hy-AM" w:bidi="hy-AM"/>
-              </w:rPr>
-              <w:t>/</w:t>
-            </w:r>
-            <w:r>
-              <w:rPr>
-                <w:rFonts w:ascii="Sylfaen" w:eastAsia="Sylfaen" w:hAnsi="Sylfaen" w:cs="Sylfaen"/>
-                <w:b/>
-                <w:bCs/>
-                <w:sz w:val="18"/>
-                <w:szCs w:val="18"/>
-                <w:lang w:val="hy-AM" w:bidi="hy-AM"/>
-              </w:rPr>
-              <w:t>Գ</w:t>
-            </w:r>
-          </w:p>
-        </w:tc>
-        <w:tc>
-          <w:tcPr>
-            <w:tcW w:w="1260" w:type="dxa"/>
-            <w:gridSpan w:val="2"/>
-            <w:vAlign w:val="center"/>
-          </w:tcPr>
-          <w:p>
-            <w:pPr>
-              <w:spacing w:after="0"/>
-              <w:jc w:val="center"/>
-              <w:rPr>
-                <w:sz w:val="18"/>
-                <w:szCs w:val="18"/>
-              </w:rPr>
-            </w:pPr>
-            <w:r>
-              <w:rPr>
-                <w:rFonts w:ascii="Sylfaen" w:eastAsia="Sylfaen" w:hAnsi="Sylfaen" w:cs="Sylfaen"/>
-                <w:b/>
-                <w:bCs/>
-                <w:sz w:val="18"/>
-                <w:szCs w:val="18"/>
-                <w:lang w:val="hy-AM" w:bidi="hy-AM"/>
-              </w:rPr>
-              <w:t>Տեղափոխված</w:t>
-            </w:r>
-          </w:p>
-        </w:tc>
-        <w:tc>
-          <w:tcPr>
-            <w:tcW w:w="6300" w:type="dxa"/>
-            <w:gridSpan w:val="10"/>
-            <w:vAlign w:val="center"/>
-          </w:tcPr>
-          <w:p>
-            <w:pPr>
-              <w:spacing w:after="0"/>
-              <w:jc w:val="center"/>
-              <w:rPr>
-                <w:sz w:val="18"/>
-                <w:szCs w:val="18"/>
-              </w:rPr>
-            </w:pPr>
-            <w:r>
-              <w:rPr>
-                <w:rFonts w:ascii="Sylfaen" w:eastAsia="Sylfaen" w:hAnsi="Sylfaen" w:cs="Sylfaen"/>
-                <w:b/>
-                <w:bCs/>
-                <w:sz w:val="18"/>
-                <w:szCs w:val="18"/>
-                <w:lang w:val="hy-AM" w:bidi="hy-AM"/>
-              </w:rPr>
-              <w:t>Առկա</w:t>
-            </w:r>
-            <w:r>
-              <w:rPr>
-                <w:rFonts w:ascii="Sylfaen" w:eastAsia="Sylfaen" w:hAnsi="Sylfaen" w:cs="Sylfaen"/>
-                <w:b/>
-                <w:bCs/>
-                <w:sz w:val="18"/>
-                <w:szCs w:val="18"/>
-                <w:lang w:val="hy-AM" w:bidi="hy-AM"/>
-              </w:rPr>
-              <w:t xml:space="preserve"> </w:t>
-            </w:r>
-            <w:r>
-              <w:rPr>
-                <w:rFonts w:ascii="Sylfaen" w:eastAsia="Sylfaen" w:hAnsi="Sylfaen" w:cs="Sylfaen"/>
-                <w:b/>
-                <w:bCs/>
-                <w:sz w:val="18"/>
-                <w:szCs w:val="18"/>
-                <w:lang w:val="hy-AM" w:bidi="hy-AM"/>
-              </w:rPr>
-              <w:t>է</w:t>
-            </w:r>
-          </w:p>
-        </w:tc>
-        <w:tc>
-          <w:tcPr>
-            <w:tcW w:w="1890" w:type="dxa"/>
-            <w:gridSpan w:val="3"/>
-            <w:vAlign w:val="center"/>
-          </w:tcPr>
-          <w:p>
-            <w:pPr>
-              <w:spacing w:after="0"/>
-              <w:jc w:val="center"/>
-              <w:rPr>
-                <w:sz w:val="18"/>
-                <w:szCs w:val="18"/>
-              </w:rPr>
-            </w:pPr>
-            <w:r>
-              <w:rPr>
-                <w:rFonts w:ascii="Sylfaen" w:eastAsia="Sylfaen" w:hAnsi="Sylfaen" w:cs="Sylfaen"/>
-                <w:b/>
-                <w:bCs/>
-                <w:sz w:val="18"/>
-                <w:szCs w:val="18"/>
-                <w:lang w:val="hy-AM" w:bidi="hy-AM"/>
-              </w:rPr>
-              <w:t>Բուժական</w:t>
-            </w:r>
-            <w:r>
-              <w:rPr>
-                <w:rFonts w:ascii="Sylfaen" w:eastAsia="Sylfaen" w:hAnsi="Sylfaen" w:cs="Sylfaen"/>
-                <w:b/>
-                <w:bCs/>
-                <w:sz w:val="18"/>
-                <w:szCs w:val="18"/>
-                <w:lang w:val="hy-AM" w:bidi="hy-AM"/>
-              </w:rPr>
-              <w:t xml:space="preserve"> </w:t>
+              <w:t xml:space="preserve">Բուժական </w:t>
             </w:r>
             <w:r>
               <w:rPr>
@@ -439,7 +313,7 @@
           </w:tcPr>
           <w:p>
             <w:pPr>
-              <w:spacing w:after="0"/>
+              <w:spacing w:after="0" w:line="240" w:lineRule="exact"/>
               <w:jc w:val="center"/>
               <w:rPr>
                 <w:sz w:val="18"/>
@@ -474,7 +348,7 @@
           </w:tcPr>
           <w:p>
             <w:pPr>
-              <w:spacing w:after="0"/>
+              <w:spacing w:after="0" w:line="240" w:lineRule="exact"/>
               <w:jc w:val="center"/>
               <w:rPr>
                 <w:sz w:val="18"/>
@@ -501,7 +375,7 @@
           </w:tcPr>
           <w:p>
             <w:pPr>
-              <w:spacing w:after="0"/>
+              <w:spacing w:after="0" w:line="240" w:lineRule="exact"/>
               <w:jc w:val="center"/>
               <w:rPr>
                 <w:sz w:val="18"/>
@@ -527,7 +401,7 @@
           </w:tcPr>
           <w:p>
             <w:pPr>
-              <w:spacing w:after="0"/>
+              <w:spacing w:after="0" w:line="240" w:lineRule="exact"/>
               <w:jc w:val="center"/>
               <w:rPr>
                 <w:sz w:val="18"/>
@@ -562,7 +436,7 @@
           </w:tcPr>
           <w:p>
             <w:pPr>
-              <w:spacing w:after="0"/>
+              <w:spacing w:after="0" w:line="240" w:lineRule="exact"/>
               <w:jc w:val="center"/>
               <w:rPr>
                 <w:sz w:val="18"/>
@@ -588,7 +462,7 @@
           </w:tcPr>
           <w:p>
             <w:pPr>
-              <w:spacing w:after="0"/>
+              <w:spacing w:after="0" w:line="240" w:lineRule="exact"/>
               <w:jc w:val="center"/>
               <w:rPr>
                 <w:sz w:val="18"/>
@@ -614,7 +488,7 @@
           </w:tcPr>
           <w:p>
             <w:pPr>
-              <w:spacing w:after="0"/>
+              <w:spacing w:after="0" w:line="240" w:lineRule="exact"/>
               <w:jc w:val="center"/>
               <w:rPr>
                 <w:sz w:val="18"/>
@@ -649,7 +523,7 @@
           </w:tcPr>
           <w:p>
             <w:pPr>
-              <w:spacing w:after="0"/>
+              <w:spacing w:after="0" w:line="240" w:lineRule="exact"/>
               <w:jc w:val="center"/>
               <w:rPr>
                 <w:sz w:val="18"/>
@@ -675,7 +549,7 @@
           </w:tcPr>
           <w:p>
             <w:pPr>
-              <w:spacing w:after="0"/>
+              <w:spacing w:after="0" w:line="240" w:lineRule="exact"/>
               <w:jc w:val="center"/>
               <w:rPr>
                 <w:sz w:val="18"/>
@@ -701,7 +575,7 @@
           </w:tcPr>
           <w:p>
             <w:pPr>
-              <w:spacing w:after="0"/>
+              <w:spacing w:after="0" w:line="240" w:lineRule="exact"/>
               <w:jc w:val="center"/>
               <w:rPr>
                 <w:sz w:val="18"/>
@@ -727,7 +601,7 @@
           </w:tcPr>
           <w:p>
             <w:pPr>
-              <w:spacing w:after="0"/>
+              <w:spacing w:after="0" w:line="240" w:lineRule="exact"/>
               <w:jc w:val="center"/>
               <w:rPr>
                 <w:sz w:val="18"/>
@@ -753,7 +627,7 @@
           </w:tcPr>
           <w:p>
             <w:pPr>
-              <w:spacing w:after="0"/>
+              <w:spacing w:after="0" w:line="240" w:lineRule="exact"/>
               <w:jc w:val="center"/>
               <w:rPr>
                 <w:sz w:val="18"/>
@@ -779,7 +653,7 @@
           </w:tcPr>
           <w:p>
             <w:pPr>
-              <w:spacing w:after="0"/>
+              <w:spacing w:after="0" w:line="240" w:lineRule="exact"/>
               <w:jc w:val="center"/>
               <w:rPr>
                 <w:sz w:val="18"/>
@@ -807,7 +681,7 @@
           </w:tcPr>
           <w:p>
             <w:pPr>
-              <w:spacing w:after="0"/>
+              <w:spacing w:after="0" w:line="240" w:lineRule="exact"/>
               <w:jc w:val="center"/>
               <w:rPr>
                 <w:sz w:val="18"/>
@@ -833,7 +707,7 @@
           </w:tcPr>
           <w:p>
             <w:pPr>
-              <w:spacing w:after="0"/>
+              <w:spacing w:after="0" w:line="240" w:lineRule="exact"/>
               <w:jc w:val="center"/>
               <w:rPr>
                 <w:sz w:val="18"/>
@@ -857,7 +731,7 @@
           </w:tcPr>
           <w:p>
             <w:pPr>
-              <w:spacing w:after="0"/>
+              <w:spacing w:after="0" w:line="240" w:lineRule="exact"/>
               <w:jc w:val="center"/>
               <w:rPr>
                 <w:sz w:val="18"/>
@@ -901,7 +775,7 @@
           </w:tcPr>
           <w:p>
             <w:pPr>
-              <w:spacing w:after="0"/>
+              <w:spacing w:after="0" w:line="240" w:lineRule="exact"/>
               <w:jc w:val="center"/>
               <w:rPr>
                 <w:sz w:val="18"/>
@@ -927,7 +801,7 @@
           </w:tcPr>
           <w:p>
             <w:pPr>
-              <w:spacing w:after="0"/>
+              <w:spacing w:after="0" w:line="240" w:lineRule="exact"/>
               <w:jc w:val="center"/>
               <w:rPr>
                 <w:sz w:val="18"/>
@@ -962,7 +836,7 @@
           </w:tcPr>
           <w:p>
             <w:pPr>
-              <w:spacing w:after="0"/>
+              <w:spacing w:after="0" w:line="240" w:lineRule="exact"/>
               <w:jc w:val="center"/>
               <w:rPr>
                 <w:sz w:val="18"/>
@@ -988,7 +862,7 @@
           </w:tcPr>
           <w:p>
             <w:pPr>
-              <w:spacing w:after="0"/>
+              <w:spacing w:after="0" w:line="240" w:lineRule="exact"/>
               <w:jc w:val="center"/>
               <w:rPr>
                 <w:sz w:val="18"/>
@@ -1014,7 +888,7 @@
           </w:tcPr>
           <w:p>
             <w:pPr>
-              <w:spacing w:after="0"/>
+              <w:spacing w:after="0" w:line="240" w:lineRule="exact"/>
               <w:jc w:val="center"/>
               <w:rPr>
                 <w:sz w:val="18"/>
@@ -1046,7 +920,7 @@
           </w:tcPr>
           <w:p>
             <w:pPr>
-              <w:spacing w:after="0"/>
+              <w:spacing w:after="0" w:line="240" w:lineRule="exact"/>
               <w:jc w:val="center"/>
               <w:rPr>
                 <w:sz w:val="18"/>
@@ -1063,7 +937,7 @@
           </w:tcPr>
           <w:p>
             <w:pPr>
-              <w:spacing w:after="0"/>
+              <w:spacing w:after="0" w:line="240" w:lineRule="exact"/>
               <w:jc w:val="center"/>
               <w:rPr>
                 <w:sz w:val="18"/>
@@ -1080,7 +954,7 @@
           </w:tcPr>
           <w:p>
             <w:pPr>
-              <w:spacing w:after="0"/>
+              <w:spacing w:after="0" w:line="240" w:lineRule="exact"/>
               <w:jc w:val="center"/>
               <w:rPr>
                 <w:sz w:val="18"/>
@@ -1097,7 +971,7 @@
           </w:tcPr>
           <w:p>
             <w:pPr>
-              <w:spacing w:after="0"/>
+              <w:spacing w:after="0" w:line="240" w:lineRule="exact"/>
               <w:jc w:val="center"/>
               <w:rPr>
                 <w:sz w:val="18"/>
@@ -1114,7 +988,7 @@
           </w:tcPr>
           <w:p>
             <w:pPr>
-              <w:spacing w:after="0"/>
+              <w:spacing w:after="0" w:line="240" w:lineRule="exact"/>
               <w:jc w:val="center"/>
               <w:rPr>
                 <w:sz w:val="18"/>
@@ -1131,7 +1005,7 @@
           </w:tcPr>
           <w:p>
             <w:pPr>
-              <w:spacing w:after="0"/>
+              <w:spacing w:after="0" w:line="240" w:lineRule="exact"/>
               <w:jc w:val="center"/>
               <w:rPr>
                 <w:sz w:val="18"/>
@@ -1148,7 +1022,7 @@
           </w:tcPr>
           <w:p>
             <w:pPr>
-              <w:spacing w:after="0"/>
+              <w:spacing w:after="0" w:line="240" w:lineRule="exact"/>
               <w:jc w:val="center"/>
               <w:rPr>
                 <w:sz w:val="18"/>
@@ -1165,7 +1039,7 @@
           </w:tcPr>
           <w:p>
             <w:pPr>
-              <w:spacing w:after="0"/>
+              <w:spacing w:after="0" w:line="240" w:lineRule="exact"/>
               <w:jc w:val="center"/>
               <w:rPr>
                 <w:sz w:val="18"/>
@@ -1182,7 +1056,7 @@
           </w:tcPr>
           <w:p>
             <w:pPr>
-              <w:spacing w:after="0"/>
+              <w:spacing w:after="0" w:line="240" w:lineRule="exact"/>
               <w:jc w:val="center"/>
               <w:rPr>
                 <w:sz w:val="18"/>
@@ -1199,7 +1073,7 @@
           </w:tcPr>
           <w:p>
             <w:pPr>
-              <w:spacing w:after="0"/>
+              <w:spacing w:after="0" w:line="240" w:lineRule="exact"/>
               <w:jc w:val="center"/>
               <w:rPr>
                 <w:sz w:val="18"/>
@@ -1216,7 +1090,7 @@
           </w:tcPr>
           <w:p>
             <w:pPr>
-              <w:spacing w:after="0"/>
+              <w:spacing w:after="0" w:line="240" w:lineRule="exact"/>
               <w:jc w:val="center"/>
               <w:rPr>
                 <w:sz w:val="18"/>
@@ -1233,23 +1107,23 @@
           </w:tcPr>
           <w:p>
             <w:pPr>
-              <w:spacing w:after="0"/>
-              <w:jc w:val="center"/>
-              <w:rPr>
-                <w:sz w:val="18"/>
-                <w:szCs w:val="18"/>
-              </w:rPr>
-            </w:pPr>
-          </w:p>
-        </w:tc>
-        <w:tc>
-          <w:tcPr>
-            <w:tcW w:w="630" w:type="dxa"/>
-            <w:vAlign w:val="center"/>
-          </w:tcPr>
-          <w:p>
-            <w:pPr>
-              <w:spacing w:after="0"/>
+              <w:spacing w:after="0" w:line="240" w:lineRule="exact"/>
+              <w:jc w:val="center"/>
+              <w:rPr>
+                <w:sz w:val="18"/>
+                <w:szCs w:val="18"/>
+              </w:rPr>
+            </w:pPr>
+          </w:p>
+        </w:tc>
+        <w:tc>
+          <w:tcPr>
+            <w:tcW w:w="630" w:type="dxa"/>
+            <w:vAlign w:val="center"/>
+          </w:tcPr>
+          <w:p>
+            <w:pPr>
+              <w:spacing w:after="0" w:line="240" w:lineRule="exact"/>
               <w:jc w:val="center"/>
               <w:rPr>
                 <w:sz w:val="18"/>
@@ -1274,7 +1148,7 @@
           </w:tcPr>
           <w:p>
             <w:pPr>
-              <w:spacing w:after="0"/>
+              <w:spacing w:after="0" w:line="240" w:lineRule="exact"/>
               <w:jc w:val="center"/>
               <w:rPr>
                 <w:sz w:val="18"/>
@@ -1299,7 +1173,7 @@
           </w:tcPr>
           <w:p>
             <w:pPr>
-              <w:spacing w:after="0"/>
+              <w:spacing w:after="0" w:line="240" w:lineRule="exact"/>
               <w:jc w:val="center"/>
               <w:rPr>
                 <w:sz w:val="18"/>
@@ -1324,7 +1198,7 @@
           </w:tcPr>
           <w:p>
             <w:pPr>
-              <w:spacing w:after="0"/>
+              <w:spacing w:after="0" w:line="240" w:lineRule="exact"/>
               <w:jc w:val="center"/>
               <w:rPr>
                 <w:sz w:val="18"/>
@@ -1368,7 +1242,7 @@
           </w:tcPr>
           <w:p>
             <w:pPr>
-              <w:spacing w:after="0"/>
+              <w:spacing w:after="0" w:line="240" w:lineRule="exact"/>
               <w:jc w:val="center"/>
               <w:rPr>
                 <w:sz w:val="18"/>
@@ -1385,7 +1259,7 @@
           </w:tcPr>
           <w:p>
             <w:pPr>
-              <w:spacing w:after="0"/>
+              <w:spacing w:after="0" w:line="240" w:lineRule="exact"/>
               <w:jc w:val="center"/>
               <w:rPr>
                 <w:sz w:val="18"/>
@@ -1402,7 +1276,7 @@
           </w:tcPr>
           <w:p>
             <w:pPr>
-              <w:spacing w:after="0"/>
+              <w:spacing w:after="0" w:line="240" w:lineRule="exact"/>
               <w:jc w:val="center"/>
               <w:rPr>
                 <w:sz w:val="18"/>
@@ -1419,7 +1293,7 @@
           </w:tcPr>
           <w:p>
             <w:pPr>
-              <w:spacing w:after="0"/>
+              <w:spacing w:after="0" w:line="240" w:lineRule="exact"/>
               <w:jc w:val="center"/>
               <w:rPr>
                 <w:sz w:val="18"/>
@@ -1436,7 +1310,7 @@
           </w:tcPr>
           <w:p>
             <w:pPr>
-              <w:spacing w:after="0"/>
+              <w:spacing w:after="0" w:line="240" w:lineRule="exact"/>
               <w:jc w:val="center"/>
               <w:rPr>
                 <w:sz w:val="18"/>
@@ -1453,7 +1327,7 @@
           </w:tcPr>
           <w:p>
             <w:pPr>
-              <w:spacing w:after="0"/>
+              <w:spacing w:after="0" w:line="240" w:lineRule="exact"/>
               <w:jc w:val="center"/>
               <w:rPr>
                 <w:sz w:val="18"/>
@@ -1470,7 +1344,7 @@
           </w:tcPr>
           <w:p>
             <w:pPr>
-              <w:spacing w:after="0"/>
+              <w:spacing w:after="0" w:line="240" w:lineRule="exact"/>
               <w:jc w:val="center"/>
               <w:rPr>
                 <w:sz w:val="18"/>
@@ -1487,7 +1361,7 @@
           </w:tcPr>
           <w:p>
             <w:pPr>
-              <w:spacing w:after="0"/>
+              <w:spacing w:after="0" w:line="240" w:lineRule="exact"/>
               <w:jc w:val="center"/>
               <w:rPr>
                 <w:sz w:val="18"/>
@@ -1509,7 +1383,7 @@
           </w:tcPr>
           <w:p>
             <w:pPr>
-              <w:spacing w:after="0"/>
+              <w:spacing w:after="0" w:line="240" w:lineRule="exact"/>
               <w:jc w:val="center"/>
               <w:rPr>
                 <w:sz w:val="18"/>
@@ -1534,7 +1408,7 @@
           </w:tcPr>
           <w:p>
             <w:pPr>
-              <w:spacing w:after="0"/>
+              <w:spacing w:after="0" w:line="240" w:lineRule="exact"/>
               <w:jc w:val="center"/>
               <w:rPr>
                 <w:sz w:val="18"/>
@@ -1559,7 +1433,7 @@
           </w:tcPr>
           <w:p>
             <w:pPr>
-              <w:spacing w:after="0"/>
+              <w:spacing w:after="0" w:line="240" w:lineRule="exact"/>
               <w:jc w:val="center"/>
               <w:rPr>
                 <w:sz w:val="18"/>
@@ -1584,7 +1458,7 @@
           </w:tcPr>
           <w:p>
             <w:pPr>
-              <w:spacing w:after="0"/>
+              <w:spacing w:after="0" w:line="240" w:lineRule="exact"/>
               <w:jc w:val="center"/>
               <w:rPr>
                 <w:sz w:val="18"/>
@@ -1609,7 +1483,7 @@
           </w:tcPr>
           <w:p>
             <w:pPr>
-              <w:spacing w:after="0"/>
+              <w:spacing w:after="0" w:line="240" w:lineRule="exact"/>
               <w:jc w:val="center"/>
               <w:rPr>
                 <w:sz w:val="18"/>
@@ -1634,7 +1508,7 @@
           </w:tcPr>
           <w:p>
             <w:pPr>
-              <w:spacing w:after="0"/>
+              <w:spacing w:after="0" w:line="240" w:lineRule="exact"/>
               <w:jc w:val="center"/>
               <w:rPr>
                 <w:sz w:val="18"/>
@@ -1659,7 +1533,7 @@
           </w:tcPr>
           <w:p>
             <w:pPr>
-              <w:spacing w:after="0"/>
+              <w:spacing w:after="0" w:line="240" w:lineRule="exact"/>
               <w:jc w:val="center"/>
               <w:rPr>
                 <w:sz w:val="18"/>
@@ -1684,7 +1558,7 @@
           </w:tcPr>
           <w:p>
             <w:pPr>
-              <w:spacing w:after="0"/>
+              <w:spacing w:after="0" w:line="240" w:lineRule="exact"/>
               <w:jc w:val="center"/>
               <w:rPr>
                 <w:sz w:val="18"/>
@@ -1709,7 +1583,7 @@
           </w:tcPr>
           <w:p>
             <w:pPr>
-              <w:spacing w:after="0"/>
+              <w:spacing w:after="0" w:line="240" w:lineRule="exact"/>
               <w:jc w:val="center"/>
               <w:rPr>
                 <w:sz w:val="18"/>
@@ -1734,7 +1608,7 @@
           </w:tcPr>
           <w:p>
             <w:pPr>
-              <w:spacing w:after="0"/>
+              <w:spacing w:after="0" w:line="240" w:lineRule="exact"/>
               <w:jc w:val="center"/>
               <w:rPr>
                 <w:sz w:val="18"/>
@@ -1759,7 +1633,7 @@
           </w:tcPr>
           <w:p>
             <w:pPr>
-              <w:spacing w:after="0"/>
+              <w:spacing w:after="0" w:line="240" w:lineRule="exact"/>
               <w:jc w:val="center"/>
               <w:rPr>
                 <w:sz w:val="18"/>
@@ -1784,7 +1658,7 @@
           </w:tcPr>
           <w:p>
             <w:pPr>
-              <w:spacing w:after="0"/>
+              <w:spacing w:after="0" w:line="240" w:lineRule="exact"/>
               <w:jc w:val="center"/>
               <w:rPr>
                 <w:sz w:val="18"/>
@@ -1809,7 +1683,7 @@
           </w:tcPr>
           <w:p>
             <w:pPr>
-              <w:spacing w:after="0"/>
+              <w:spacing w:after="0" w:line="240" w:lineRule="exact"/>
               <w:jc w:val="center"/>
               <w:rPr>
                 <w:sz w:val="18"/>
@@ -1834,7 +1708,7 @@
           </w:tcPr>
           <w:p>
             <w:pPr>
-              <w:spacing w:after="0"/>
+              <w:spacing w:after="0" w:line="240" w:lineRule="exact"/>
               <w:jc w:val="center"/>
               <w:rPr>
                 <w:sz w:val="18"/>
@@ -1859,7 +1733,7 @@
           </w:tcPr>
           <w:p>
             <w:pPr>
-              <w:spacing w:after="0"/>
+              <w:spacing w:after="0" w:line="240" w:lineRule="exact"/>
               <w:jc w:val="center"/>
               <w:rPr>
                 <w:sz w:val="18"/>
@@ -1884,7 +1758,7 @@
           </w:tcPr>
           <w:p>
             <w:pPr>
-              <w:spacing w:after="0"/>
+              <w:spacing w:after="0" w:line="240" w:lineRule="exact"/>
               <w:jc w:val="center"/>
               <w:rPr>
                 <w:sz w:val="18"/>
@@ -1909,7 +1783,7 @@
           </w:tcPr>
           <w:p>
             <w:pPr>
-              <w:spacing w:after="0"/>
+              <w:spacing w:after="0" w:line="240" w:lineRule="exact"/>
               <w:jc w:val="center"/>
               <w:rPr>
                 <w:sz w:val="18"/>
@@ -1934,7 +1808,7 @@
           </w:tcPr>
           <w:p>
             <w:pPr>
-              <w:spacing w:after="0"/>
+              <w:spacing w:after="0" w:line="240" w:lineRule="exact"/>
               <w:jc w:val="center"/>
               <w:rPr>
                 <w:sz w:val="18"/>
@@ -1959,7 +1833,7 @@
           </w:tcPr>
           <w:p>
             <w:pPr>
-              <w:spacing w:after="0"/>
+              <w:spacing w:after="0" w:line="240" w:lineRule="exact"/>
               <w:jc w:val="center"/>
               <w:rPr>
                 <w:sz w:val="18"/>
@@ -1984,7 +1858,7 @@
           </w:tcPr>
           <w:p>
             <w:pPr>
-              <w:spacing w:after="0"/>
+              <w:spacing w:after="0" w:line="240" w:lineRule="exact"/>
               <w:jc w:val="center"/>
               <w:rPr>
                 <w:sz w:val="18"/>
@@ -2009,7 +1883,7 @@
           </w:tcPr>
           <w:p>
             <w:pPr>
-              <w:spacing w:after="0"/>
+              <w:spacing w:after="0" w:line="240" w:lineRule="exact"/>
               <w:jc w:val="center"/>
               <w:rPr>
                 <w:sz w:val="18"/>
@@ -2034,7 +1908,7 @@
           </w:tcPr>
           <w:p>
             <w:pPr>
-              <w:spacing w:after="0"/>
+              <w:spacing w:after="0" w:line="240" w:lineRule="exact"/>
               <w:jc w:val="center"/>
               <w:rPr>
                 <w:sz w:val="18"/>
@@ -2059,7 +1933,7 @@
           </w:tcPr>
           <w:p>
             <w:pPr>
-              <w:spacing w:after="0"/>
+              <w:spacing w:after="0" w:line="240" w:lineRule="exact"/>
               <w:jc w:val="center"/>
               <w:rPr>
                 <w:sz w:val="18"/>
@@ -2084,7 +1958,7 @@
           </w:tcPr>
           <w:p>
             <w:pPr>
-              <w:spacing w:after="0"/>
+              <w:spacing w:after="0" w:line="240" w:lineRule="exact"/>
               <w:jc w:val="center"/>
               <w:rPr>
                 <w:sz w:val="18"/>
@@ -2115,375 +1989,375 @@
           </w:tcPr>
           <w:p>
             <w:pPr>
-              <w:spacing w:after="0"/>
-              <w:jc w:val="center"/>
-              <w:rPr>
-                <w:sz w:val="18"/>
-                <w:szCs w:val="18"/>
-              </w:rPr>
-            </w:pPr>
-          </w:p>
-        </w:tc>
-        <w:tc>
-          <w:tcPr>
-            <w:tcW w:w="630" w:type="dxa"/>
-            <w:vAlign w:val="center"/>
-          </w:tcPr>
-          <w:p>
-            <w:pPr>
-              <w:spacing w:after="0"/>
-              <w:jc w:val="center"/>
-              <w:rPr>
-                <w:sz w:val="18"/>
-                <w:szCs w:val="18"/>
-              </w:rPr>
-            </w:pPr>
-          </w:p>
-        </w:tc>
-        <w:tc>
-          <w:tcPr>
-            <w:tcW w:w="630" w:type="dxa"/>
-            <w:vAlign w:val="center"/>
-          </w:tcPr>
-          <w:p>
-            <w:pPr>
-              <w:spacing w:after="0"/>
-              <w:jc w:val="center"/>
-              <w:rPr>
-                <w:sz w:val="18"/>
-                <w:szCs w:val="18"/>
-              </w:rPr>
-            </w:pPr>
-          </w:p>
-        </w:tc>
-        <w:tc>
-          <w:tcPr>
-            <w:tcW w:w="630" w:type="dxa"/>
-            <w:vAlign w:val="center"/>
-          </w:tcPr>
-          <w:p>
-            <w:pPr>
-              <w:spacing w:after="0"/>
-              <w:jc w:val="center"/>
-              <w:rPr>
-                <w:sz w:val="18"/>
-                <w:szCs w:val="18"/>
-              </w:rPr>
-            </w:pPr>
-          </w:p>
-        </w:tc>
-        <w:tc>
-          <w:tcPr>
-            <w:tcW w:w="630" w:type="dxa"/>
-            <w:vAlign w:val="center"/>
-          </w:tcPr>
-          <w:p>
-            <w:pPr>
-              <w:spacing w:after="0"/>
-              <w:jc w:val="center"/>
-              <w:rPr>
-                <w:sz w:val="18"/>
-                <w:szCs w:val="18"/>
-              </w:rPr>
-            </w:pPr>
-          </w:p>
-        </w:tc>
-        <w:tc>
-          <w:tcPr>
-            <w:tcW w:w="630" w:type="dxa"/>
-            <w:vAlign w:val="center"/>
-          </w:tcPr>
-          <w:p>
-            <w:pPr>
-              <w:spacing w:after="0"/>
-              <w:jc w:val="center"/>
-              <w:rPr>
-                <w:sz w:val="18"/>
-                <w:szCs w:val="18"/>
-              </w:rPr>
-            </w:pPr>
-          </w:p>
-        </w:tc>
-        <w:tc>
-          <w:tcPr>
-            <w:tcW w:w="630" w:type="dxa"/>
-            <w:vAlign w:val="center"/>
-          </w:tcPr>
-          <w:p>
-            <w:pPr>
-              <w:spacing w:after="0"/>
-              <w:jc w:val="center"/>
-              <w:rPr>
-                <w:sz w:val="18"/>
-                <w:szCs w:val="18"/>
-              </w:rPr>
-            </w:pPr>
-          </w:p>
-        </w:tc>
-        <w:tc>
-          <w:tcPr>
-            <w:tcW w:w="630" w:type="dxa"/>
-            <w:vAlign w:val="center"/>
-          </w:tcPr>
-          <w:p>
-            <w:pPr>
-              <w:spacing w:after="0"/>
-              <w:jc w:val="center"/>
-              <w:rPr>
-                <w:sz w:val="18"/>
-                <w:szCs w:val="18"/>
-              </w:rPr>
-            </w:pPr>
-          </w:p>
-        </w:tc>
-        <w:tc>
-          <w:tcPr>
-            <w:tcW w:w="630" w:type="dxa"/>
-            <w:vAlign w:val="center"/>
-          </w:tcPr>
-          <w:p>
-            <w:pPr>
-              <w:spacing w:after="0"/>
-              <w:jc w:val="center"/>
-              <w:rPr>
-                <w:sz w:val="18"/>
-                <w:szCs w:val="18"/>
-              </w:rPr>
-            </w:pPr>
-          </w:p>
-        </w:tc>
-        <w:tc>
-          <w:tcPr>
-            <w:tcW w:w="630" w:type="dxa"/>
-            <w:vAlign w:val="center"/>
-          </w:tcPr>
-          <w:p>
-            <w:pPr>
-              <w:spacing w:after="0"/>
-              <w:jc w:val="center"/>
-              <w:rPr>
-                <w:sz w:val="18"/>
-                <w:szCs w:val="18"/>
-              </w:rPr>
-            </w:pPr>
-          </w:p>
-        </w:tc>
-        <w:tc>
-          <w:tcPr>
-            <w:tcW w:w="630" w:type="dxa"/>
-            <w:vAlign w:val="center"/>
-          </w:tcPr>
-          <w:p>
-            <w:pPr>
-              <w:spacing w:after="0"/>
-              <w:jc w:val="center"/>
-              <w:rPr>
-                <w:sz w:val="18"/>
-                <w:szCs w:val="18"/>
-              </w:rPr>
-            </w:pPr>
-          </w:p>
-        </w:tc>
-        <w:tc>
-          <w:tcPr>
-            <w:tcW w:w="630" w:type="dxa"/>
-            <w:vAlign w:val="center"/>
-          </w:tcPr>
-          <w:p>
-            <w:pPr>
-              <w:spacing w:after="0"/>
-              <w:jc w:val="center"/>
-              <w:rPr>
-                <w:sz w:val="18"/>
-                <w:szCs w:val="18"/>
-              </w:rPr>
-            </w:pPr>
-          </w:p>
-        </w:tc>
-        <w:tc>
-          <w:tcPr>
-            <w:tcW w:w="630" w:type="dxa"/>
-            <w:vAlign w:val="center"/>
-          </w:tcPr>
-          <w:p>
-            <w:pPr>
-              <w:spacing w:after="0"/>
-              <w:jc w:val="center"/>
-              <w:rPr>
-                <w:sz w:val="18"/>
-                <w:szCs w:val="18"/>
-              </w:rPr>
-            </w:pPr>
-          </w:p>
-        </w:tc>
-        <w:tc>
-          <w:tcPr>
-            <w:tcW w:w="630" w:type="dxa"/>
-            <w:vAlign w:val="center"/>
-          </w:tcPr>
-          <w:p>
-            <w:pPr>
-              <w:spacing w:after="0"/>
-              <w:jc w:val="center"/>
-              <w:rPr>
-                <w:sz w:val="18"/>
-                <w:szCs w:val="18"/>
-              </w:rPr>
-            </w:pPr>
-          </w:p>
-        </w:tc>
-        <w:tc>
-          <w:tcPr>
-            <w:tcW w:w="630" w:type="dxa"/>
-            <w:vAlign w:val="center"/>
-          </w:tcPr>
-          <w:p>
-            <w:pPr>
-              <w:spacing w:after="0"/>
-              <w:jc w:val="center"/>
-              <w:rPr>
-                <w:sz w:val="18"/>
-                <w:szCs w:val="18"/>
-              </w:rPr>
-            </w:pPr>
-          </w:p>
-        </w:tc>
-        <w:tc>
-          <w:tcPr>
-            <w:tcW w:w="630" w:type="dxa"/>
-            <w:vAlign w:val="center"/>
-          </w:tcPr>
-          <w:p>
-            <w:pPr>
-              <w:spacing w:after="0"/>
-              <w:jc w:val="center"/>
-              <w:rPr>
-                <w:sz w:val="18"/>
-                <w:szCs w:val="18"/>
-              </w:rPr>
-            </w:pPr>
-          </w:p>
-        </w:tc>
-        <w:tc>
-          <w:tcPr>
-            <w:tcW w:w="630" w:type="dxa"/>
-            <w:vAlign w:val="center"/>
-          </w:tcPr>
-          <w:p>
-            <w:pPr>
-              <w:spacing w:after="0"/>
-              <w:jc w:val="center"/>
-              <w:rPr>
-                <w:sz w:val="18"/>
-                <w:szCs w:val="18"/>
-              </w:rPr>
-            </w:pPr>
-          </w:p>
-        </w:tc>
-        <w:tc>
-          <w:tcPr>
-            <w:tcW w:w="630" w:type="dxa"/>
-            <w:vAlign w:val="center"/>
-          </w:tcPr>
-          <w:p>
-            <w:pPr>
-              <w:spacing w:after="0"/>
-              <w:jc w:val="center"/>
-              <w:rPr>
-                <w:sz w:val="18"/>
-                <w:szCs w:val="18"/>
-              </w:rPr>
-            </w:pPr>
-          </w:p>
-        </w:tc>
-        <w:tc>
-          <w:tcPr>
-            <w:tcW w:w="630" w:type="dxa"/>
-            <w:vAlign w:val="center"/>
-          </w:tcPr>
-          <w:p>
-            <w:pPr>
-              <w:spacing w:after="0"/>
-              <w:jc w:val="center"/>
-              <w:rPr>
-                <w:sz w:val="18"/>
-                <w:szCs w:val="18"/>
-              </w:rPr>
-            </w:pPr>
-          </w:p>
-        </w:tc>
-        <w:tc>
-          <w:tcPr>
-            <w:tcW w:w="630" w:type="dxa"/>
-            <w:vAlign w:val="center"/>
-          </w:tcPr>
-          <w:p>
-            <w:pPr>
-              <w:spacing w:after="0"/>
-              <w:jc w:val="center"/>
-              <w:rPr>
-                <w:sz w:val="18"/>
-                <w:szCs w:val="18"/>
-              </w:rPr>
-            </w:pPr>
-          </w:p>
-        </w:tc>
-        <w:tc>
-          <w:tcPr>
-            <w:tcW w:w="630" w:type="dxa"/>
-            <w:vAlign w:val="center"/>
-          </w:tcPr>
-          <w:p>
-            <w:pPr>
-              <w:spacing w:after="0"/>
-              <w:jc w:val="center"/>
-              <w:rPr>
-                <w:sz w:val="18"/>
-                <w:szCs w:val="18"/>
-              </w:rPr>
-            </w:pPr>
-          </w:p>
-        </w:tc>
-        <w:tc>
-          <w:tcPr>
-            <w:tcW w:w="630" w:type="dxa"/>
-            <w:vAlign w:val="center"/>
-          </w:tcPr>
-          <w:p>
-            <w:pPr>
-              <w:spacing w:after="0"/>
-              <w:jc w:val="center"/>
-              <w:rPr>
-                <w:sz w:val="18"/>
-                <w:szCs w:val="18"/>
-              </w:rPr>
-            </w:pPr>
-          </w:p>
-        </w:tc>
-        <w:tc>
-          <w:tcPr>
-            <w:tcW w:w="630" w:type="dxa"/>
-            <w:vAlign w:val="center"/>
-          </w:tcPr>
-          <w:p>
-            <w:pPr>
-              <w:spacing w:after="0"/>
-              <w:jc w:val="center"/>
-              <w:rPr>
-                <w:sz w:val="18"/>
-                <w:szCs w:val="18"/>
-              </w:rPr>
-            </w:pPr>
-          </w:p>
-        </w:tc>
-        <w:tc>
-          <w:tcPr>
-            <w:tcW w:w="630" w:type="dxa"/>
-            <w:vAlign w:val="center"/>
-          </w:tcPr>
-          <w:p>
-            <w:pPr>
-              <w:spacing w:after="0"/>
+              <w:spacing w:after="0" w:line="240" w:lineRule="exact"/>
+              <w:jc w:val="center"/>
+              <w:rPr>
+                <w:sz w:val="18"/>
+                <w:szCs w:val="18"/>
+              </w:rPr>
+            </w:pPr>
+          </w:p>
+        </w:tc>
+        <w:tc>
+          <w:tcPr>
+            <w:tcW w:w="630" w:type="dxa"/>
+            <w:vAlign w:val="center"/>
+          </w:tcPr>
+          <w:p>
+            <w:pPr>
+              <w:spacing w:after="0" w:line="240" w:lineRule="exact"/>
+              <w:jc w:val="center"/>
+              <w:rPr>
+                <w:sz w:val="18"/>
+                <w:szCs w:val="18"/>
+              </w:rPr>
+            </w:pPr>
+          </w:p>
+        </w:tc>
+        <w:tc>
+          <w:tcPr>
+            <w:tcW w:w="630" w:type="dxa"/>
+            <w:vAlign w:val="center"/>
+          </w:tcPr>
+          <w:p>
+            <w:pPr>
+              <w:spacing w:after="0" w:line="240" w:lineRule="exact"/>
+              <w:jc w:val="center"/>
+              <w:rPr>
+                <w:sz w:val="18"/>
+                <w:szCs w:val="18"/>
+              </w:rPr>
+            </w:pPr>
+          </w:p>
+        </w:tc>
+        <w:tc>
+          <w:tcPr>
+            <w:tcW w:w="630" w:type="dxa"/>
+            <w:vAlign w:val="center"/>
+          </w:tcPr>
+          <w:p>
+            <w:pPr>
+              <w:spacing w:after="0" w:line="240" w:lineRule="exact"/>
+              <w:jc w:val="center"/>
+              <w:rPr>
+                <w:sz w:val="18"/>
+                <w:szCs w:val="18"/>
+              </w:rPr>
+            </w:pPr>
+          </w:p>
+        </w:tc>
+        <w:tc>
+          <w:tcPr>
+            <w:tcW w:w="630" w:type="dxa"/>
+            <w:vAlign w:val="center"/>
+          </w:tcPr>
+          <w:p>
+            <w:pPr>
+              <w:spacing w:after="0" w:line="240" w:lineRule="exact"/>
+              <w:jc w:val="center"/>
+              <w:rPr>
+                <w:sz w:val="18"/>
+                <w:szCs w:val="18"/>
+              </w:rPr>
+            </w:pPr>
+          </w:p>
+        </w:tc>
+        <w:tc>
+          <w:tcPr>
+            <w:tcW w:w="630" w:type="dxa"/>
+            <w:vAlign w:val="center"/>
+          </w:tcPr>
+          <w:p>
+            <w:pPr>
+              <w:spacing w:after="0" w:line="240" w:lineRule="exact"/>
+              <w:jc w:val="center"/>
+              <w:rPr>
+                <w:sz w:val="18"/>
+                <w:szCs w:val="18"/>
+              </w:rPr>
+            </w:pPr>
+          </w:p>
+        </w:tc>
+        <w:tc>
+          <w:tcPr>
+            <w:tcW w:w="630" w:type="dxa"/>
+            <w:vAlign w:val="center"/>
+          </w:tcPr>
+          <w:p>
+            <w:pPr>
+              <w:spacing w:after="0" w:line="240" w:lineRule="exact"/>
+              <w:jc w:val="center"/>
+              <w:rPr>
+                <w:sz w:val="18"/>
+                <w:szCs w:val="18"/>
+              </w:rPr>
+            </w:pPr>
+          </w:p>
+        </w:tc>
+        <w:tc>
+          <w:tcPr>
+            <w:tcW w:w="630" w:type="dxa"/>
+            <w:vAlign w:val="center"/>
+          </w:tcPr>
+          <w:p>
+            <w:pPr>
+              <w:spacing w:after="0" w:line="240" w:lineRule="exact"/>
+              <w:jc w:val="center"/>
+              <w:rPr>
+                <w:sz w:val="18"/>
+                <w:szCs w:val="18"/>
+              </w:rPr>
+            </w:pPr>
+          </w:p>
+        </w:tc>
+        <w:tc>
+          <w:tcPr>
+            <w:tcW w:w="630" w:type="dxa"/>
+            <w:vAlign w:val="center"/>
+          </w:tcPr>
+          <w:p>
+            <w:pPr>
+              <w:spacing w:after="0" w:line="240" w:lineRule="exact"/>
+              <w:jc w:val="center"/>
+              <w:rPr>
+                <w:sz w:val="18"/>
+                <w:szCs w:val="18"/>
+              </w:rPr>
+            </w:pPr>
+          </w:p>
+        </w:tc>
+        <w:tc>
+          <w:tcPr>
+            <w:tcW w:w="630" w:type="dxa"/>
+            <w:vAlign w:val="center"/>
+          </w:tcPr>
+          <w:p>
+            <w:pPr>
+              <w:spacing w:after="0" w:line="240" w:lineRule="exact"/>
+              <w:jc w:val="center"/>
+              <w:rPr>
+                <w:sz w:val="18"/>
+                <w:szCs w:val="18"/>
+              </w:rPr>
+            </w:pPr>
+          </w:p>
+        </w:tc>
+        <w:tc>
+          <w:tcPr>
+            <w:tcW w:w="630" w:type="dxa"/>
+            <w:vAlign w:val="center"/>
+          </w:tcPr>
+          <w:p>
+            <w:pPr>
+              <w:spacing w:after="0" w:line="240" w:lineRule="exact"/>
+              <w:jc w:val="center"/>
+              <w:rPr>
+                <w:sz w:val="18"/>
+                <w:szCs w:val="18"/>
+              </w:rPr>
+            </w:pPr>
+          </w:p>
+        </w:tc>
+        <w:tc>
+          <w:tcPr>
+            <w:tcW w:w="630" w:type="dxa"/>
+            <w:vAlign w:val="center"/>
+          </w:tcPr>
+          <w:p>
+            <w:pPr>
+              <w:spacing w:after="0" w:line="240" w:lineRule="exact"/>
+              <w:jc w:val="center"/>
+              <w:rPr>
+                <w:sz w:val="18"/>
+                <w:szCs w:val="18"/>
+              </w:rPr>
+            </w:pPr>
+          </w:p>
+        </w:tc>
+        <w:tc>
+          <w:tcPr>
+            <w:tcW w:w="630" w:type="dxa"/>
+            <w:vAlign w:val="center"/>
+          </w:tcPr>
+          <w:p>
+            <w:pPr>
+              <w:spacing w:after="0" w:line="240" w:lineRule="exact"/>
+              <w:jc w:val="center"/>
+              <w:rPr>
+                <w:sz w:val="18"/>
+                <w:szCs w:val="18"/>
+              </w:rPr>
+            </w:pPr>
+          </w:p>
+        </w:tc>
+        <w:tc>
+          <w:tcPr>
+            <w:tcW w:w="630" w:type="dxa"/>
+            <w:vAlign w:val="center"/>
+          </w:tcPr>
+          <w:p>
+            <w:pPr>
+              <w:spacing w:after="0" w:line="240" w:lineRule="exact"/>
+              <w:jc w:val="center"/>
+              <w:rPr>
+                <w:sz w:val="18"/>
+                <w:szCs w:val="18"/>
+              </w:rPr>
+            </w:pPr>
+          </w:p>
+        </w:tc>
+        <w:tc>
+          <w:tcPr>
+            <w:tcW w:w="630" w:type="dxa"/>
+            <w:vAlign w:val="center"/>
+          </w:tcPr>
+          <w:p>
+            <w:pPr>
+              <w:spacing w:after="0" w:line="240" w:lineRule="exact"/>
+              <w:jc w:val="center"/>
+              <w:rPr>
+                <w:sz w:val="18"/>
+                <w:szCs w:val="18"/>
+              </w:rPr>
+            </w:pPr>
+          </w:p>
+        </w:tc>
+        <w:tc>
+          <w:tcPr>
+            <w:tcW w:w="630" w:type="dxa"/>
+            <w:vAlign w:val="center"/>
+          </w:tcPr>
+          <w:p>
+            <w:pPr>
+              <w:spacing w:after="0" w:line="240" w:lineRule="exact"/>
+              <w:jc w:val="center"/>
+              <w:rPr>
+                <w:sz w:val="18"/>
+                <w:szCs w:val="18"/>
+              </w:rPr>
+            </w:pPr>
+          </w:p>
+        </w:tc>
+        <w:tc>
+          <w:tcPr>
+            <w:tcW w:w="630" w:type="dxa"/>
+            <w:vAlign w:val="center"/>
+          </w:tcPr>
+          <w:p>
+            <w:pPr>
+              <w:spacing w:after="0" w:line="240" w:lineRule="exact"/>
+              <w:jc w:val="center"/>
+              <w:rPr>
+                <w:sz w:val="18"/>
+                <w:szCs w:val="18"/>
+              </w:rPr>
+            </w:pPr>
+          </w:p>
+        </w:tc>
+        <w:tc>
+          <w:tcPr>
+            <w:tcW w:w="630" w:type="dxa"/>
+            <w:vAlign w:val="center"/>
+          </w:tcPr>
+          <w:p>
+            <w:pPr>
+              <w:spacing w:after="0" w:line="240" w:lineRule="exact"/>
+              <w:jc w:val="center"/>
+              <w:rPr>
+                <w:sz w:val="18"/>
+                <w:szCs w:val="18"/>
+              </w:rPr>
+            </w:pPr>
+          </w:p>
+        </w:tc>
+        <w:tc>
+          <w:tcPr>
+            <w:tcW w:w="630" w:type="dxa"/>
+            <w:vAlign w:val="center"/>
+          </w:tcPr>
+          <w:p>
+            <w:pPr>
+              <w:spacing w:after="0" w:line="240" w:lineRule="exact"/>
+              <w:jc w:val="center"/>
+              <w:rPr>
+                <w:sz w:val="18"/>
+                <w:szCs w:val="18"/>
+              </w:rPr>
+            </w:pPr>
+          </w:p>
+        </w:tc>
+        <w:tc>
+          <w:tcPr>
+            <w:tcW w:w="630" w:type="dxa"/>
+            <w:vAlign w:val="center"/>
+          </w:tcPr>
+          <w:p>
+            <w:pPr>
+              <w:spacing w:after="0" w:line="240" w:lineRule="exact"/>
+              <w:jc w:val="center"/>
+              <w:rPr>
+                <w:sz w:val="18"/>
+                <w:szCs w:val="18"/>
+              </w:rPr>
+            </w:pPr>
+          </w:p>
+        </w:tc>
+        <w:tc>
+          <w:tcPr>
+            <w:tcW w:w="630" w:type="dxa"/>
+            <w:vAlign w:val="center"/>
+          </w:tcPr>
+          <w:p>
+            <w:pPr>
+              <w:spacing w:after="0" w:line="240" w:lineRule="exact"/>
+              <w:jc w:val="center"/>
+              <w:rPr>
+                <w:sz w:val="18"/>
+                <w:szCs w:val="18"/>
+              </w:rPr>
+            </w:pPr>
+          </w:p>
+        </w:tc>
+        <w:tc>
+          <w:tcPr>
+            <w:tcW w:w="630" w:type="dxa"/>
+            <w:vAlign w:val="center"/>
+          </w:tcPr>
+          <w:p>
+            <w:pPr>
+              <w:spacing w:after="0" w:line="240" w:lineRule="exact"/>
+              <w:jc w:val="center"/>
+              <w:rPr>
+                <w:sz w:val="18"/>
+                <w:szCs w:val="18"/>
+              </w:rPr>
+            </w:pPr>
+          </w:p>
+        </w:tc>
+        <w:tc>
+          <w:tcPr>
+            <w:tcW w:w="630" w:type="dxa"/>
+            <w:vAlign w:val="center"/>
+          </w:tcPr>
+          <w:p>
+            <w:pPr>
+              <w:spacing w:after="0" w:line="240" w:lineRule="exact"/>
+              <w:jc w:val="center"/>
+              <w:rPr>
+                <w:sz w:val="18"/>
+                <w:szCs w:val="18"/>
+              </w:rPr>
+            </w:pPr>
+          </w:p>
+        </w:tc>
+        <w:tc>
+          <w:tcPr>
+            <w:tcW w:w="630" w:type="dxa"/>
+            <w:vAlign w:val="center"/>
+          </w:tcPr>
+          <w:p>
+            <w:pPr>
+              <w:spacing w:after="0" w:line="240" w:lineRule="exact"/>
               <w:jc w:val="center"/>
               <w:rPr>
                 <w:sz w:val="18"/>
@@ -2496,7 +2370,7 @@
     </w:tbl>
     <w:p>
       <w:pPr>
-        <w:spacing w:after="40"/>
+        <w:spacing w:after="0" w:line="240" w:lineRule="exact"/>
         <w:rPr>
           <w:sz w:val="18"/>
           <w:szCs w:val="18"/>
@@ -2538,7 +2412,7 @@
           </w:tcPr>
           <w:p>
             <w:pPr>
-              <w:spacing w:after="30"/>
+              <w:spacing w:after="0" w:line="240" w:lineRule="exact"/>
             </w:pPr>
             <w:r>
               <w:rPr>
@@ -2547,8 +2421,78 @@
                 <w:bCs/>
                 <w:lang w:val="hy-AM" w:bidi="hy-AM"/>
               </w:rPr>
-              <w:t>Ընդունված</w:t>
-            </w:r>
+              <w:t>Ընդունված հիվանդներ</w:t>
+            </w:r>
+          </w:p>
+          <w:p>
+            <w:pPr>
+              <w:spacing w:after="0" w:line="240" w:lineRule="exact"/>
+            </w:pPr>
+            <w:r>
+              <w:rPr>
+                <w:rFonts w:ascii="Sylfaen" w:eastAsia="Sylfaen" w:hAnsi="Sylfaen" w:cs="Sylfaen"/>
+                <w:lang w:val="hy-AM" w:bidi="hy-AM"/>
+              </w:rPr>
+              <w:t>1. ________________________________________________</w:t>
+            </w:r>
+          </w:p>
+          <w:p>
+            <w:pPr>
+              <w:spacing w:after="0" w:line="240" w:lineRule="exact"/>
+            </w:pPr>
+            <w:r>
+              <w:rPr>
+                <w:rFonts w:ascii="Sylfaen" w:eastAsia="Sylfaen" w:hAnsi="Sylfaen" w:cs="Sylfaen"/>
+                <w:lang w:val="hy-AM" w:bidi="hy-AM"/>
+              </w:rPr>
+              <w:t>2. ________________________________________________</w:t>
+            </w:r>
+          </w:p>
+          <w:p>
+            <w:pPr>
+              <w:spacing w:after="0" w:line="240" w:lineRule="exact"/>
+            </w:pPr>
+            <w:r>
+              <w:rPr>
+                <w:rFonts w:ascii="Sylfaen" w:eastAsia="Sylfaen" w:hAnsi="Sylfaen" w:cs="Sylfaen"/>
+                <w:lang w:val="hy-AM" w:bidi="hy-AM"/>
+              </w:rPr>
+              <w:t>3. ________________________________________________</w:t>
+            </w:r>
+          </w:p>
+          <w:p>
+            <w:pPr>
+              <w:spacing w:after="0" w:line="240" w:lineRule="exact"/>
+            </w:pPr>
+            <w:r>
+              <w:rPr>
+                <w:rFonts w:ascii="Sylfaen" w:eastAsia="Sylfaen" w:hAnsi="Sylfaen" w:cs="Sylfaen"/>
+                <w:lang w:val="hy-AM" w:bidi="hy-AM"/>
+              </w:rPr>
+              <w:t>4. ________________________________________________</w:t>
+            </w:r>
+          </w:p>
+          <w:p>
+            <w:pPr>
+              <w:spacing w:after="0" w:line="240" w:lineRule="exact"/>
+            </w:pPr>
+            <w:r>
+              <w:rPr>
+                <w:rFonts w:ascii="Sylfaen" w:eastAsia="Sylfaen" w:hAnsi="Sylfaen" w:cs="Sylfaen"/>
+                <w:lang w:val="hy-AM" w:bidi="hy-AM"/>
+              </w:rPr>
+              <w:t>5. ________________________________________________</w:t>
+            </w:r>
+          </w:p>
+        </w:tc>
+        <w:tc>
+          <w:tcPr>
+            <w:tcW w:w="7600" w:type="dxa"/>
+          </w:tcPr>
+          <w:p>
+            <w:pPr>
+              <w:spacing w:after="0" w:line="240" w:lineRule="exact"/>
+            </w:pPr>
             <w:r>
               <w:rPr>
                 <w:rFonts w:ascii="Sylfaen" w:eastAsia="Sylfaen" w:hAnsi="Sylfaen" w:cs="Sylfaen"/>
@@ -2556,21 +2500,12 @@
                 <w:bCs/>
                 <w:lang w:val="hy-AM" w:bidi="hy-AM"/>
               </w:rPr>
-              <w:t xml:space="preserve"> </w:t>
-            </w:r>
-            <w:r>
-              <w:rPr>
-                <w:rFonts w:ascii="Sylfaen" w:eastAsia="Sylfaen" w:hAnsi="Sylfaen" w:cs="Sylfaen"/>
-                <w:b/>
-                <w:bCs/>
-                <w:lang w:val="hy-AM" w:bidi="hy-AM"/>
-              </w:rPr>
-              <w:t>հիվանդներ</w:t>
-            </w:r>
-          </w:p>
-          <w:p>
-            <w:pPr>
-              <w:spacing w:after="10"/>
+              <w:t>Դուրս գրված հիվանդներ</w:t>
+            </w:r>
+          </w:p>
+          <w:p>
+            <w:pPr>
+              <w:spacing w:after="0" w:line="240" w:lineRule="exact"/>
             </w:pPr>
             <w:r>
               <w:rPr>
@@ -2582,7 +2517,7 @@
           </w:p>
           <w:p>
             <w:pPr>
-              <w:spacing w:after="10"/>
+              <w:spacing w:after="0" w:line="240" w:lineRule="exact"/>
             </w:pPr>
             <w:r>
               <w:rPr>
@@ -2594,7 +2529,7 @@
           </w:p>
           <w:p>
             <w:pPr>
-              <w:spacing w:after="10"/>
+              <w:spacing w:after="0" w:line="240" w:lineRule="exact"/>
             </w:pPr>
             <w:r>
               <w:rPr>
@@ -2606,7 +2541,7 @@
           </w:p>
           <w:p>
             <w:pPr>
-              <w:spacing w:after="10"/>
+              <w:spacing w:after="0" w:line="240" w:lineRule="exact"/>
             </w:pPr>
             <w:r>
               <w:rPr>
@@ -2618,7 +2553,7 @@
           </w:p>
           <w:p>
             <w:pPr>
-              <w:spacing w:after="10"/>
+              <w:spacing w:after="0" w:line="240" w:lineRule="exact"/>
             </w:pPr>
             <w:r>
               <w:rPr>
@@ -2628,124 +2563,9 @@
               <w:t>5. ________________________________________________</w:t>
             </w:r>
           </w:p>
-        </w:tc>
-        <w:tc>
-          <w:tcPr>
-            <w:tcW w:w="7600" w:type="dxa"/>
-          </w:tcPr>
-          <w:p>
-            <w:pPr>
-              <w:spacing w:after="30"/>
-            </w:pPr>
-            <w:r>
-              <w:rPr>
-                <w:rFonts w:ascii="Sylfaen" w:eastAsia="Sylfaen" w:hAnsi="Sylfaen" w:cs="Sylfaen"/>
-                <w:b/>
-                <w:bCs/>
-                <w:lang w:val="hy-AM" w:bidi="hy-AM"/>
-              </w:rPr>
-              <w:t>Դուրս</w:t>
-            </w:r>
-            <w:r>
-              <w:rPr>
-                <w:rFonts w:ascii="Sylfaen" w:eastAsia="Sylfaen" w:hAnsi="Sylfaen" w:cs="Sylfaen"/>
-                <w:b/>
-                <w:bCs/>
-                <w:lang w:val="hy-AM" w:bidi="hy-AM"/>
-              </w:rPr>
-              <w:t xml:space="preserve"> </w:t>
-            </w:r>
-            <w:r>
-              <w:rPr>
-                <w:rFonts w:ascii="Sylfaen" w:eastAsia="Sylfaen" w:hAnsi="Sylfaen" w:cs="Sylfaen"/>
-                <w:b/>
-                <w:bCs/>
-                <w:lang w:val="hy-AM" w:bidi="hy-AM"/>
-              </w:rPr>
-              <w:t>գրված</w:t>
-            </w:r>
-            <w:r>
-              <w:rPr>
-                <w:rFonts w:ascii="Sylfaen" w:eastAsia="Sylfaen" w:hAnsi="Sylfaen" w:cs="Sylfaen"/>
-                <w:b/>
-                <w:bCs/>
-                <w:lang w:val="hy-AM" w:bidi="hy-AM"/>
-              </w:rPr>
-              <w:t xml:space="preserve"> </w:t>
-            </w:r>
-            <w:r>
-              <w:rPr>
-                <w:rFonts w:ascii="Sylfaen" w:eastAsia="Sylfaen" w:hAnsi="Sylfaen" w:cs="Sylfaen"/>
-                <w:b/>
-                <w:bCs/>
-                <w:lang w:val="hy-AM" w:bidi="hy-AM"/>
-              </w:rPr>
-              <w:t>հիվանդներ</w:t>
-            </w:r>
-          </w:p>
-          <w:p>
-            <w:pPr>
-              <w:spacing w:after="10"/>
-            </w:pPr>
-            <w:r>
-              <w:rPr>
-                <w:rFonts w:ascii="Sylfaen" w:eastAsia="Sylfaen" w:hAnsi="Sylfaen" w:cs="Sylfaen"/>
-                <w:lang w:val="hy-AM" w:bidi="hy-AM"/>
-              </w:rPr>
-              <w:t>1. ________________________________________________</w:t>
-            </w:r>
-          </w:p>
-          <w:p>
-            <w:pPr>
-              <w:spacing w:after="10"/>
-            </w:pPr>
-            <w:r>
-              <w:rPr>
-                <w:rFonts w:ascii="Sylfaen" w:eastAsia="Sylfaen" w:hAnsi="Sylfaen" w:cs="Sylfaen"/>
-                <w:lang w:val="hy-AM" w:bidi="hy-AM"/>
-              </w:rPr>
-              <w:t>2. ________________________________________________</w:t>
-            </w:r>
-          </w:p>
-          <w:p>
-            <w:pPr>
-              <w:spacing w:after="10"/>
-            </w:pPr>
-            <w:r>
-              <w:rPr>
-                <w:rFonts w:ascii="Sylfaen" w:eastAsia="Sylfaen" w:hAnsi="Sylfaen" w:cs="Sylfaen"/>
-                <w:lang w:val="hy-AM" w:bidi="hy-AM"/>
-              </w:rPr>
-              <w:t>3. ________________________________________________</w:t>
-            </w:r>
-          </w:p>
-          <w:p>
-            <w:pPr>
-              <w:spacing w:after="10"/>
-            </w:pPr>
-            <w:r>
-              <w:rPr>
-                <w:rFonts w:ascii="Sylfaen" w:eastAsia="Sylfaen" w:hAnsi="Sylfaen" w:cs="Sylfaen"/>
-                <w:lang w:val="hy-AM" w:bidi="hy-AM"/>
-              </w:rPr>
-              <w:t>4. ________________________________________________</w:t>
-            </w:r>
-          </w:p>
-          <w:p>
-            <w:pPr>
-              <w:spacing w:after="10"/>
-            </w:pPr>
-            <w:r>
-              <w:rPr>
-                <w:rFonts w:ascii="Sylfaen" w:eastAsia="Sylfaen" w:hAnsi="Sylfaen" w:cs="Sylfaen"/>
-                <w:lang w:val="hy-AM" w:bidi="hy-AM"/>
-              </w:rPr>
-              <w:t>5. ________________________________________________</w:t>
-            </w:r>
-          </w:p>
-          <w:p>
-            <w:pPr>
-              <w:spacing w:after="10"/>
+          <w:p>
+            <w:pPr>
+              <w:spacing w:after="0" w:line="240" w:lineRule="exact"/>
             </w:pPr>
             <w:r>
               <w:rPr>
@@ -2767,7 +2587,7 @@
           </w:tcPr>
           <w:p>
             <w:pPr>
-              <w:spacing w:after="30"/>
+              <w:spacing w:after="0" w:line="240" w:lineRule="exact"/>
             </w:pPr>
             <w:r>
               <w:rPr>
@@ -2776,8 +2596,78 @@
                 <w:bCs/>
                 <w:lang w:val="hy-AM" w:bidi="hy-AM"/>
               </w:rPr>
-              <w:t>Տեղափոխված</w:t>
-            </w:r>
+              <w:t>Տեղափոխված հիվանդներ</w:t>
+            </w:r>
+          </w:p>
+          <w:p>
+            <w:pPr>
+              <w:spacing w:after="0" w:line="240" w:lineRule="exact"/>
+            </w:pPr>
+            <w:r>
+              <w:rPr>
+                <w:rFonts w:ascii="Sylfaen" w:eastAsia="Sylfaen" w:hAnsi="Sylfaen" w:cs="Sylfaen"/>
+                <w:lang w:val="hy-AM" w:bidi="hy-AM"/>
+              </w:rPr>
+              <w:t>1. ________________________________________________</w:t>
+            </w:r>
+          </w:p>
+          <w:p>
+            <w:pPr>
+              <w:spacing w:after="0" w:line="240" w:lineRule="exact"/>
+            </w:pPr>
+            <w:r>
+              <w:rPr>
+                <w:rFonts w:ascii="Sylfaen" w:eastAsia="Sylfaen" w:hAnsi="Sylfaen" w:cs="Sylfaen"/>
+                <w:lang w:val="hy-AM" w:bidi="hy-AM"/>
+              </w:rPr>
+              <w:t>2. ________________________________________________</w:t>
+            </w:r>
+          </w:p>
+          <w:p>
+            <w:pPr>
+              <w:spacing w:after="0" w:line="240" w:lineRule="exact"/>
+            </w:pPr>
+            <w:r>
+              <w:rPr>
+                <w:rFonts w:ascii="Sylfaen" w:eastAsia="Sylfaen" w:hAnsi="Sylfaen" w:cs="Sylfaen"/>
+                <w:lang w:val="hy-AM" w:bidi="hy-AM"/>
+              </w:rPr>
+              <w:t>3. ________________________________________________</w:t>
+            </w:r>
+          </w:p>
+          <w:p>
+            <w:pPr>
+              <w:spacing w:after="0" w:line="240" w:lineRule="exact"/>
+            </w:pPr>
+            <w:r>
+              <w:rPr>
+                <w:rFonts w:ascii="Sylfaen" w:eastAsia="Sylfaen" w:hAnsi="Sylfaen" w:cs="Sylfaen"/>
+                <w:lang w:val="hy-AM" w:bidi="hy-AM"/>
+              </w:rPr>
+              <w:t>4. ________________________________________________</w:t>
+            </w:r>
+          </w:p>
+          <w:p>
+            <w:pPr>
+              <w:spacing w:after="0" w:line="240" w:lineRule="exact"/>
+            </w:pPr>
+            <w:r>
+              <w:rPr>
+                <w:rFonts w:ascii="Sylfaen" w:eastAsia="Sylfaen" w:hAnsi="Sylfaen" w:cs="Sylfaen"/>
+                <w:lang w:val="hy-AM" w:bidi="hy-AM"/>
+              </w:rPr>
+              <w:t>5. ________________________________________________</w:t>
+            </w:r>
+          </w:p>
+        </w:tc>
+        <w:tc>
+          <w:tcPr>
+            <w:tcW w:w="7600" w:type="dxa"/>
+          </w:tcPr>
+          <w:p>
+            <w:pPr>
+              <w:spacing w:after="0" w:line="240" w:lineRule="exact"/>
+            </w:pPr>
             <w:r>
               <w:rPr>
                 <w:rFonts w:ascii="Sylfaen" w:eastAsia="Sylfaen" w:hAnsi="Sylfaen" w:cs="Sylfaen"/>
@@ -2785,21 +2675,12 @@
                 <w:bCs/>
                 <w:lang w:val="hy-AM" w:bidi="hy-AM"/>
               </w:rPr>
-              <w:t xml:space="preserve"> </w:t>
-            </w:r>
-            <w:r>
-              <w:rPr>
-                <w:rFonts w:ascii="Sylfaen" w:eastAsia="Sylfaen" w:hAnsi="Sylfaen" w:cs="Sylfaen"/>
-                <w:b/>
-                <w:bCs/>
-                <w:lang w:val="hy-AM" w:bidi="hy-AM"/>
-              </w:rPr>
-              <w:t>հիվանդներ</w:t>
-            </w:r>
-          </w:p>
-          <w:p>
-            <w:pPr>
-              <w:spacing w:after="10"/>
+              <w:t>Վերադարձել են արձակուրդից</w:t>
+            </w:r>
+          </w:p>
+          <w:p>
+            <w:pPr>
+              <w:spacing w:after="0" w:line="240" w:lineRule="exact"/>
             </w:pPr>
             <w:r>
               <w:rPr>
@@ -2811,7 +2692,7 @@
           </w:p>
           <w:p>
             <w:pPr>
-              <w:spacing w:after="10"/>
+              <w:spacing w:after="0" w:line="240" w:lineRule="exact"/>
             </w:pPr>
             <w:r>
               <w:rPr>
@@ -2823,7 +2704,7 @@
           </w:p>
           <w:p>
             <w:pPr>
-              <w:spacing w:after="10"/>
+              <w:spacing w:after="0" w:line="240" w:lineRule="exact"/>
             </w:pPr>
             <w:r>
               <w:rPr>
@@ -2835,7 +2716,7 @@
           </w:p>
           <w:p>
             <w:pPr>
-              <w:spacing w:after="10"/>
+              <w:spacing w:after="0" w:line="240" w:lineRule="exact"/>
             </w:pPr>
             <w:r>
               <w:rPr>
@@ -2847,122 +2728,7 @@
           </w:p>
           <w:p>
             <w:pPr>
-              <w:spacing w:after="10"/>
-            </w:pPr>
-            <w:r>
-              <w:rPr>
-                <w:rFonts w:ascii="Sylfaen" w:eastAsia="Sylfaen" w:hAnsi="Sylfaen" w:cs="Sylfaen"/>
-                <w:lang w:val="hy-AM" w:bidi="hy-AM"/>
-              </w:rPr>
-              <w:t>5. ________________________________________________</w:t>
-            </w:r>
-          </w:p>
-        </w:tc>
-        <w:tc>
-          <w:tcPr>
-            <w:tcW w:w="7600" w:type="dxa"/>
-          </w:tcPr>
-          <w:p>
-            <w:pPr>
-              <w:spacing w:after="30"/>
-            </w:pPr>
-            <w:r>
-              <w:rPr>
-                <w:rFonts w:ascii="Sylfaen" w:eastAsia="Sylfaen" w:hAnsi="Sylfaen" w:cs="Sylfaen"/>
-                <w:b/>
-                <w:bCs/>
-                <w:lang w:val="hy-AM" w:bidi="hy-AM"/>
-              </w:rPr>
-              <w:t>Վերադարձել</w:t>
-            </w:r>
-            <w:r>
-              <w:rPr>
-                <w:rFonts w:ascii="Sylfaen" w:eastAsia="Sylfaen" w:hAnsi="Sylfaen" w:cs="Sylfaen"/>
-                <w:b/>
-                <w:bCs/>
-                <w:lang w:val="hy-AM" w:bidi="hy-AM"/>
-              </w:rPr>
-              <w:t xml:space="preserve"> </w:t>
-            </w:r>
-            <w:r>
-              <w:rPr>
-                <w:rFonts w:ascii="Sylfaen" w:eastAsia="Sylfaen" w:hAnsi="Sylfaen" w:cs="Sylfaen"/>
-                <w:b/>
-                <w:bCs/>
-                <w:lang w:val="hy-AM" w:bidi="hy-AM"/>
-              </w:rPr>
-              <w:t>են</w:t>
-            </w:r>
-            <w:r>
-              <w:rPr>
-                <w:rFonts w:ascii="Sylfaen" w:eastAsia="Sylfaen" w:hAnsi="Sylfaen" w:cs="Sylfaen"/>
-                <w:b/>
-                <w:bCs/>
-                <w:lang w:val="hy-AM" w:bidi="hy-AM"/>
-              </w:rPr>
-              <w:t xml:space="preserve"> </w:t>
-            </w:r>
-            <w:r>
-              <w:rPr>
-                <w:rFonts w:ascii="Sylfaen" w:eastAsia="Sylfaen" w:hAnsi="Sylfaen" w:cs="Sylfaen"/>
-                <w:b/>
-                <w:bCs/>
-                <w:lang w:val="hy-AM" w:bidi="hy-AM"/>
-              </w:rPr>
-              <w:t>արձակուրդից</w:t>
-            </w:r>
-          </w:p>
-          <w:p>
-            <w:pPr>
-              <w:spacing w:after="10"/>
-            </w:pPr>
-            <w:r>
-              <w:rPr>
-                <w:rFonts w:ascii="Sylfaen" w:eastAsia="Sylfaen" w:hAnsi="Sylfaen" w:cs="Sylfaen"/>
-                <w:lang w:val="hy-AM" w:bidi="hy-AM"/>
-              </w:rPr>
-              <w:t>1. ________________________________________________</w:t>
-            </w:r>
-          </w:p>
-          <w:p>
-            <w:pPr>
-              <w:spacing w:after="10"/>
-            </w:pPr>
-            <w:r>
-              <w:rPr>
-                <w:rFonts w:ascii="Sylfaen" w:eastAsia="Sylfaen" w:hAnsi="Sylfaen" w:cs="Sylfaen"/>
-                <w:lang w:val="hy-AM" w:bidi="hy-AM"/>
-              </w:rPr>
-              <w:t>2. ________________________________________________</w:t>
-            </w:r>
-          </w:p>
-          <w:p>
-            <w:pPr>
-              <w:spacing w:after="10"/>
-            </w:pPr>
-            <w:r>
-              <w:rPr>
-                <w:rFonts w:ascii="Sylfaen" w:eastAsia="Sylfaen" w:hAnsi="Sylfaen" w:cs="Sylfaen"/>
-                <w:lang w:val="hy-AM" w:bidi="hy-AM"/>
-              </w:rPr>
-              <w:t>3. ________________________________________________</w:t>
-            </w:r>
-          </w:p>
-          <w:p>
-            <w:pPr>
-              <w:spacing w:after="10"/>
-            </w:pPr>
-            <w:r>
-              <w:rPr>
-                <w:rFonts w:ascii="Sylfaen" w:eastAsia="Sylfaen" w:hAnsi="Sylfaen" w:cs="Sylfaen"/>
-                <w:lang w:val="hy-AM" w:bidi="hy-AM"/>
-              </w:rPr>
-              <w:t>4. ________________________________________________</w:t>
-            </w:r>
-          </w:p>
-          <w:p>
-            <w:pPr>
-              <w:spacing w:after="10"/>
+              <w:spacing w:after="0" w:line="240" w:lineRule="exact"/>
             </w:pPr>
             <w:r>
               <w:rPr>
@@ -2984,7 +2750,7 @@
           </w:tcPr>
           <w:p>
             <w:pPr>
-              <w:spacing w:after="30"/>
+              <w:spacing w:after="0" w:line="240" w:lineRule="exact"/>
             </w:pPr>
             <w:r>
               <w:rPr>
@@ -2993,7 +2759,7 @@
                 <w:bCs/>
                 <w:lang w:val="hy-AM" w:bidi="hy-AM"/>
               </w:rPr>
-              <w:t>Դուրս</w:t>
+              <w:t xml:space="preserve">Դուրս գրված </w:t>
             </w:r>
             <w:r>
               <w:rPr>
@@ -3002,7 +2768,7 @@
                 <w:bCs/>
                 <w:lang w:val="hy-AM" w:bidi="hy-AM"/>
               </w:rPr>
-              <w:t xml:space="preserve"> </w:t>
+              <w:t>–</w:t>
             </w:r>
             <w:r>
               <w:rPr>
@@ -3011,7 +2777,7 @@
                 <w:bCs/>
                 <w:lang w:val="hy-AM" w:bidi="hy-AM"/>
               </w:rPr>
-              <w:t>գրված</w:t>
+              <w:t xml:space="preserve"> </w:t>
             </w:r>
             <w:r>
               <w:rPr>
@@ -3020,7 +2786,7 @@
                 <w:bCs/>
                 <w:lang w:val="hy-AM" w:bidi="hy-AM"/>
               </w:rPr>
-              <w:t xml:space="preserve"> </w:t>
+              <w:t>չտարվա</w:t>
             </w:r>
             <w:r>
               <w:rPr>
@@ -3029,7 +2795,7 @@
                 <w:bCs/>
                 <w:lang w:val="hy-AM" w:bidi="hy-AM"/>
               </w:rPr>
-              <w:t>–</w:t>
+              <w:t xml:space="preserve">ծ </w:t>
             </w:r>
             <w:r>
               <w:rPr>
@@ -3038,8 +2804,78 @@
                 <w:bCs/>
                 <w:lang w:val="hy-AM" w:bidi="hy-AM"/>
               </w:rPr>
-              <w:t xml:space="preserve"> </w:t>
-            </w:r>
+              <w:t>հիվանդներ</w:t>
+            </w:r>
+          </w:p>
+          <w:p>
+            <w:pPr>
+              <w:spacing w:after="0" w:line="240" w:lineRule="exact"/>
+            </w:pPr>
+            <w:r>
+              <w:rPr>
+                <w:rFonts w:ascii="Sylfaen" w:eastAsia="Sylfaen" w:hAnsi="Sylfaen" w:cs="Sylfaen"/>
+                <w:lang w:val="hy-AM" w:bidi="hy-AM"/>
+              </w:rPr>
+              <w:t>1. ________________________________________________</w:t>
+            </w:r>
+          </w:p>
+          <w:p>
+            <w:pPr>
+              <w:spacing w:after="0" w:line="240" w:lineRule="exact"/>
+            </w:pPr>
+            <w:r>
+              <w:rPr>
+                <w:rFonts w:ascii="Sylfaen" w:eastAsia="Sylfaen" w:hAnsi="Sylfaen" w:cs="Sylfaen"/>
+                <w:lang w:val="hy-AM" w:bidi="hy-AM"/>
+              </w:rPr>
+              <w:t>2. ________________________________________________</w:t>
+            </w:r>
+          </w:p>
+          <w:p>
+            <w:pPr>
+              <w:spacing w:after="0" w:line="240" w:lineRule="exact"/>
+            </w:pPr>
+            <w:r>
+              <w:rPr>
+                <w:rFonts w:ascii="Sylfaen" w:eastAsia="Sylfaen" w:hAnsi="Sylfaen" w:cs="Sylfaen"/>
+                <w:lang w:val="hy-AM" w:bidi="hy-AM"/>
+              </w:rPr>
+              <w:t>3. ________________________________________________</w:t>
+            </w:r>
+          </w:p>
+          <w:p>
+            <w:pPr>
+              <w:spacing w:after="0" w:line="240" w:lineRule="exact"/>
+            </w:pPr>
+            <w:r>
+              <w:rPr>
+                <w:rFonts w:ascii="Sylfaen" w:eastAsia="Sylfaen" w:hAnsi="Sylfaen" w:cs="Sylfaen"/>
+                <w:lang w:val="hy-AM" w:bidi="hy-AM"/>
+              </w:rPr>
+              <w:t>4. ________________________________________________</w:t>
+            </w:r>
+          </w:p>
+          <w:p>
+            <w:pPr>
+              <w:spacing w:after="0" w:line="240" w:lineRule="exact"/>
+            </w:pPr>
+            <w:r>
+              <w:rPr>
+                <w:rFonts w:ascii="Sylfaen" w:eastAsia="Sylfaen" w:hAnsi="Sylfaen" w:cs="Sylfaen"/>
+                <w:lang w:val="hy-AM" w:bidi="hy-AM"/>
+              </w:rPr>
+              <w:t>5. ________________________________________________</w:t>
+            </w:r>
+          </w:p>
+        </w:tc>
+        <w:tc>
+          <w:tcPr>
+            <w:tcW w:w="7600" w:type="dxa"/>
+          </w:tcPr>
+          <w:p>
+            <w:pPr>
+              <w:spacing w:after="0" w:line="240" w:lineRule="exact"/>
+            </w:pPr>
             <w:r>
               <w:rPr>
                 <w:rFonts w:ascii="Sylfaen" w:eastAsia="Sylfaen" w:hAnsi="Sylfaen" w:cs="Sylfaen"/>
@@ -3047,30 +2883,12 @@
                 <w:bCs/>
                 <w:lang w:val="hy-AM" w:bidi="hy-AM"/>
               </w:rPr>
-              <w:t>չտարվա</w:t>
-            </w:r>
-            <w:r>
-              <w:rPr>
-                <w:rFonts w:ascii="Sylfaen" w:eastAsia="Sylfaen" w:hAnsi="Sylfaen" w:cs="Sylfaen"/>
-                <w:b/>
-                <w:bCs/>
-                <w:lang w:val="hy-AM" w:bidi="hy-AM"/>
-              </w:rPr>
-              <w:t xml:space="preserve">ծ </w:t>
-            </w:r>
-            <w:r>
-              <w:rPr>
-                <w:rFonts w:ascii="Sylfaen" w:eastAsia="Sylfaen" w:hAnsi="Sylfaen" w:cs="Sylfaen"/>
-                <w:b/>
-                <w:bCs/>
-                <w:lang w:val="hy-AM" w:bidi="hy-AM"/>
-              </w:rPr>
-              <w:t>հիվանդներ</w:t>
-            </w:r>
-          </w:p>
-          <w:p>
-            <w:pPr>
-              <w:spacing w:after="10"/>
+              <w:t>Գնացել են արձակուրդ</w:t>
+            </w:r>
+          </w:p>
+          <w:p>
+            <w:pPr>
+              <w:spacing w:after="0" w:line="240" w:lineRule="exact"/>
             </w:pPr>
             <w:r>
               <w:rPr>
@@ -3082,7 +2900,7 @@
           </w:p>
           <w:p>
             <w:pPr>
-              <w:spacing w:after="10"/>
+              <w:spacing w:after="0" w:line="240" w:lineRule="exact"/>
             </w:pPr>
             <w:r>
               <w:rPr>
@@ -3094,20 +2912,19 @@
           </w:p>
           <w:p>
             <w:pPr>
-              <w:spacing w:after="10"/>
-            </w:pPr>
-            <w:r>
-              <w:rPr>
-                <w:rFonts w:ascii="Sylfaen" w:eastAsia="Sylfaen" w:hAnsi="Sylfaen" w:cs="Sylfaen"/>
-                <w:lang w:val="hy-AM" w:bidi="hy-AM"/>
-              </w:rPr>
-              <w:lastRenderedPageBreak/>
+              <w:spacing w:after="0" w:line="240" w:lineRule="exact"/>
+            </w:pPr>
+            <w:r>
+              <w:rPr>
+                <w:rFonts w:ascii="Sylfaen" w:eastAsia="Sylfaen" w:hAnsi="Sylfaen" w:cs="Sylfaen"/>
+                <w:lang w:val="hy-AM" w:bidi="hy-AM"/>
+              </w:rPr>
               <w:t>3. ________________________________________________</w:t>
             </w:r>
           </w:p>
           <w:p>
             <w:pPr>
-              <w:spacing w:after="10"/>
+              <w:spacing w:after="0" w:line="240" w:lineRule="exact"/>
             </w:pPr>
             <w:r>
               <w:rPr>
@@ -3119,124 +2936,7 @@
           </w:p>
           <w:p>
             <w:pPr>
-              <w:spacing w:after="10"/>
-            </w:pPr>
-            <w:r>
-              <w:rPr>
-                <w:rFonts w:ascii="Sylfaen" w:eastAsia="Sylfaen" w:hAnsi="Sylfaen" w:cs="Sylfaen"/>
-                <w:lang w:val="hy-AM" w:bidi="hy-AM"/>
-              </w:rPr>
-              <w:t>5. ________________________________________________</w:t>
-            </w:r>
-          </w:p>
-        </w:tc>
-        <w:tc>
-          <w:tcPr>
-            <w:tcW w:w="7600" w:type="dxa"/>
-          </w:tcPr>
-          <w:p>
-            <w:pPr>
-              <w:spacing w:after="30"/>
-            </w:pPr>
-            <w:r>
-              <w:rPr>
-                <w:rFonts w:ascii="Sylfaen" w:eastAsia="Sylfaen" w:hAnsi="Sylfaen" w:cs="Sylfaen"/>
-                <w:b/>
-                <w:bCs/>
-                <w:lang w:val="hy-AM" w:bidi="hy-AM"/>
-              </w:rPr>
-              <w:lastRenderedPageBreak/>
-              <w:t>Գնացել</w:t>
-            </w:r>
-            <w:r>
-              <w:rPr>
-                <w:rFonts w:ascii="Sylfaen" w:eastAsia="Sylfaen" w:hAnsi="Sylfaen" w:cs="Sylfaen"/>
-                <w:b/>
-                <w:bCs/>
-                <w:lang w:val="hy-AM" w:bidi="hy-AM"/>
-              </w:rPr>
-              <w:t xml:space="preserve"> </w:t>
-            </w:r>
-            <w:r>
-              <w:rPr>
-                <w:rFonts w:ascii="Sylfaen" w:eastAsia="Sylfaen" w:hAnsi="Sylfaen" w:cs="Sylfaen"/>
-                <w:b/>
-                <w:bCs/>
-                <w:lang w:val="hy-AM" w:bidi="hy-AM"/>
-              </w:rPr>
-              <w:t>են</w:t>
-            </w:r>
-            <w:r>
-              <w:rPr>
-                <w:rFonts w:ascii="Sylfaen" w:eastAsia="Sylfaen" w:hAnsi="Sylfaen" w:cs="Sylfaen"/>
-                <w:b/>
-                <w:bCs/>
-                <w:lang w:val="hy-AM" w:bidi="hy-AM"/>
-              </w:rPr>
-              <w:t xml:space="preserve"> </w:t>
-            </w:r>
-            <w:r>
-              <w:rPr>
-                <w:rFonts w:ascii="Sylfaen" w:eastAsia="Sylfaen" w:hAnsi="Sylfaen" w:cs="Sylfaen"/>
-                <w:b/>
-                <w:bCs/>
-                <w:lang w:val="hy-AM" w:bidi="hy-AM"/>
-              </w:rPr>
-              <w:t>արձակուրդ</w:t>
-            </w:r>
-          </w:p>
-          <w:p>
-            <w:pPr>
-              <w:spacing w:after="10"/>
-            </w:pPr>
-            <w:r>
-              <w:rPr>
-                <w:rFonts w:ascii="Sylfaen" w:eastAsia="Sylfaen" w:hAnsi="Sylfaen" w:cs="Sylfaen"/>
-                <w:lang w:val="hy-AM" w:bidi="hy-AM"/>
-              </w:rPr>
-              <w:t>1. ________________________________________________</w:t>
-            </w:r>
-          </w:p>
-          <w:p>
-            <w:pPr>
-              <w:spacing w:after="10"/>
-            </w:pPr>
-            <w:r>
-              <w:rPr>
-                <w:rFonts w:ascii="Sylfaen" w:eastAsia="Sylfaen" w:hAnsi="Sylfaen" w:cs="Sylfaen"/>
-                <w:lang w:val="hy-AM" w:bidi="hy-AM"/>
-              </w:rPr>
-              <w:t>2. ________________________________________________</w:t>
-            </w:r>
-          </w:p>
-          <w:p>
-            <w:pPr>
-              <w:spacing w:after="10"/>
-            </w:pPr>
-            <w:r>
-              <w:rPr>
-                <w:rFonts w:ascii="Sylfaen" w:eastAsia="Sylfaen" w:hAnsi="Sylfaen" w:cs="Sylfaen"/>
-                <w:lang w:val="hy-AM" w:bidi="hy-AM"/>
-              </w:rPr>
-              <w:lastRenderedPageBreak/>
-              <w:t>3. ________________________________________________</w:t>
-            </w:r>
-          </w:p>
-          <w:p>
-            <w:pPr>
-              <w:spacing w:after="10"/>
-            </w:pPr>
-            <w:r>
-              <w:rPr>
-                <w:rFonts w:ascii="Sylfaen" w:eastAsia="Sylfaen" w:hAnsi="Sylfaen" w:cs="Sylfaen"/>
-                <w:lang w:val="hy-AM" w:bidi="hy-AM"/>
-              </w:rPr>
-              <w:t>4. ________________________________________________</w:t>
-            </w:r>
-          </w:p>
-          <w:p>
-            <w:pPr>
-              <w:spacing w:after="10"/>
+              <w:spacing w:after="0" w:line="240" w:lineRule="exact"/>
             </w:pPr>
             <w:r>
               <w:rPr>
@@ -3251,6 +2951,7 @@
     </w:tbl>
     <w:p>
       <w:pPr>
+        <w:spacing w:after="0" w:line="240" w:lineRule="exact"/>
         <w:rPr>
           <w:sz w:val="28"/>
           <w:szCs w:val="28"/>
@@ -3265,7 +2966,7 @@
       <w:headerReference w:type="first" r:id="rId10"/>
       <w:footerReference w:type="first" r:id="rId11"/>
       <w:pgSz w:w="16838" w:h="11906" w:orient="landscape"/>
-      <w:pgMar w:top="360" w:right="540" w:bottom="360" w:left="540" w:header="240" w:footer="240" w:gutter="0"/>
+      <w:pgMar w:top="1800" w:right="540" w:bottom="360" w:left="540" w:header="240" w:footer="240" w:gutter="0"/>
       <w:cols w:space="720"/>
       <w:docGrid w:linePitch="326"/>
     </w:sectPr>

--- a/Отделения/ԻՆՖ/ԻՆՖ շարժ.docx
+++ b/Отделения/ԻՆՖ/ԻՆՖ շարժ.docx
@@ -3076,16 +3076,16 @@
         <w:noProof/>
       </w:rPr>
       <w:drawing>
-        <wp:inline distT="0" distB="0" distL="0" distR="0" wp14:anchorId="55209175" wp14:editId="3DFCF027">
+        <wp:inline distT="0" distB="0" distL="0" distR="0" wp14:anchorId="286685B3" wp14:editId="2B066E22">
           <wp:extent cx="787505" cy="787505"/>
           <wp:effectExtent l="0" t="0" r="0" b="0"/>
-          <wp:docPr id="652223075" name="Рисунок 1" descr="SARSH_KKZH_QR"/>
+          <wp:docPr id="672041424" name="Рисунок 1" descr="SARSH_KKZH_QR"/>
           <wp:cNvGraphicFramePr/>
           <a:graphic xmlns:a="http://schemas.openxmlformats.org/drawingml/2006/main">
             <a:graphicData uri="http://schemas.openxmlformats.org/drawingml/2006/picture">
               <pic:pic xmlns:pic="http://schemas.openxmlformats.org/drawingml/2006/picture">
                 <pic:nvPicPr>
-                  <pic:cNvPr id="652223075" name="Рисунок 1" descr="SARSH_KKZH_QR"/>
+                  <pic:cNvPr id="672041424" name="Рисунок 1" descr="SARSH_KKZH_QR"/>
                   <pic:cNvPicPr/>
                 </pic:nvPicPr>
                 <pic:blipFill>

--- a/Отделения/ԻՆՖ/ԻՆՖ շարժ.docx
+++ b/Отделения/ԻՆՖ/ԻՆՖ շարժ.docx
@@ -7,7 +7,7 @@
         <w:spacing w:after="0" w:line="240" w:lineRule="exact"/>
         <w:jc w:val="center"/>
         <w:rPr>
-          <w:rFonts w:ascii="Sylfaen" w:eastAsia="Sylfaen" w:hAnsi="Sylfaen" w:cs="Sylfaen"/>
+          <w:rFonts w:ascii="Arial Armenian" w:eastAsia="Sylfaen" w:hAnsi="Arial Armenian" w:cs="Sylfaen"/>
           <w:b/>
           <w:bCs/>
           <w:sz w:val="28"/>
@@ -17,44 +17,14 @@
       </w:pPr>
       <w:r>
         <w:rPr>
-          <w:rFonts w:ascii="Sylfaen" w:eastAsia="Sylfaen" w:hAnsi="Sylfaen" w:cs="Sylfaen"/>
+          <w:rFonts w:ascii="Arial Armenian" w:eastAsia="Sylfaen" w:hAnsi="Arial Armenian" w:cs="Sylfaen"/>
           <w:b/>
           <w:bCs/>
           <w:sz w:val="28"/>
           <w:szCs w:val="28"/>
           <w:lang w:val="hy-AM" w:bidi="hy-AM"/>
         </w:rPr>
-        <w:t>Ի</w:t>
-      </w:r>
-      <w:r>
-        <w:rPr>
-          <w:rFonts w:ascii="Sylfaen" w:eastAsia="Sylfaen" w:hAnsi="Sylfaen" w:cs="Sylfaen"/>
-          <w:b/>
-          <w:bCs/>
-          <w:sz w:val="28"/>
-          <w:szCs w:val="28"/>
-          <w:lang w:val="hy-AM" w:bidi="hy-AM"/>
-        </w:rPr>
-        <w:t>նֆեկցիոն</w:t>
-      </w:r>
-    </w:p>
-    <w:p>
-      <w:pPr>
-        <w:spacing w:after="0" w:line="240" w:lineRule="exact"/>
-        <w:jc w:val="center"/>
-        <w:rPr>
-          <w:sz w:val="18"/>
-          <w:szCs w:val="18"/>
-        </w:rPr>
-      </w:pPr>
-      <w:r>
-        <w:rPr>
-          <w:rFonts w:ascii="Sylfaen" w:eastAsia="Sylfaen" w:hAnsi="Sylfaen" w:cs="Sylfaen"/>
-          <w:sz w:val="18"/>
-          <w:szCs w:val="18"/>
-          <w:lang w:val="hy-AM" w:bidi="hy-AM"/>
-        </w:rPr>
-        <w:t>Ամսաթիվ ____________________        Հերթապահ ____________________</w:t>
+        <w:t>Ինֆեկցիոն</w:t>
       </w:r>
     </w:p>
     <w:tbl>
@@ -102,10 +72,11 @@
         <w:gridCol w:w="630"/>
         <w:gridCol w:w="630"/>
         <w:gridCol w:w="630"/>
-        <w:gridCol w:w="630"/>
       </w:tblGrid>
       <w:tr>
         <w:trPr>
+          <w:gridAfter w:val="9"/>
+          <w:wAfter w:w="5670" w:type="dxa"/>
           <w:trHeight w:hRule="exact" w:val="542"/>
           <w:jc w:val="center"/>
         </w:trPr>
@@ -120,6 +91,50 @@
               <w:spacing w:after="0" w:line="240" w:lineRule="exact"/>
               <w:jc w:val="center"/>
               <w:rPr>
+                <w:rFonts w:ascii="Sylfaen" w:eastAsia="Sylfaen" w:hAnsi="Sylfaen" w:cs="Sylfaen"/>
+                <w:b/>
+                <w:noProof/>
+                <w:sz w:val="18"/>
+                <w:szCs w:val="18"/>
+                <w:lang w:val="hy-AM" w:bidi="hy-AM"/>
+              </w:rPr>
+            </w:pPr>
+            <w:r>
+              <w:rPr>
+                <w:rFonts w:ascii="Sylfaen" w:eastAsia="Sylfaen" w:hAnsi="Sylfaen" w:cs="Sylfaen"/>
+                <w:b/>
+                <w:noProof/>
+                <w:sz w:val="18"/>
+                <w:szCs w:val="18"/>
+                <w:lang w:val="hy-AM" w:bidi="hy-AM"/>
+              </w:rPr>
+              <w:t>Եղել է</w:t>
+            </w:r>
+          </w:p>
+          <w:p>
+            <w:pPr>
+              <w:spacing w:after="0" w:line="240" w:lineRule="exact"/>
+              <w:jc w:val="center"/>
+              <w:rPr>
+                <w:rFonts w:ascii="Sylfaen" w:hAnsi="Sylfaen"/>
+                <w:b/>
+                <w:sz w:val="18"/>
+                <w:szCs w:val="18"/>
+              </w:rPr>
+            </w:pPr>
+          </w:p>
+        </w:tc>
+        <w:tc>
+          <w:tcPr>
+            <w:tcW w:w="1890" w:type="dxa"/>
+            <w:gridSpan w:val="3"/>
+            <w:vAlign w:val="center"/>
+          </w:tcPr>
+          <w:p>
+            <w:pPr>
+              <w:spacing w:after="0" w:line="240" w:lineRule="exact"/>
+              <w:jc w:val="center"/>
+              <w:rPr>
                 <w:sz w:val="18"/>
                 <w:szCs w:val="18"/>
               </w:rPr>
@@ -133,7 +148,7 @@
                 <w:szCs w:val="18"/>
                 <w:lang w:val="hy-AM" w:bidi="hy-AM"/>
               </w:rPr>
-              <w:t>Եղել է</w:t>
+              <w:t>Ընդունվել է</w:t>
             </w:r>
           </w:p>
         </w:tc>
@@ -161,7 +176,35 @@
                 <w:szCs w:val="18"/>
                 <w:lang w:val="hy-AM" w:bidi="hy-AM"/>
               </w:rPr>
-              <w:t>Ընդունվել է</w:t>
+              <w:t>Դ/Գ</w:t>
+            </w:r>
+          </w:p>
+        </w:tc>
+        <w:tc>
+          <w:tcPr>
+            <w:tcW w:w="1260" w:type="dxa"/>
+            <w:gridSpan w:val="2"/>
+            <w:vAlign w:val="center"/>
+          </w:tcPr>
+          <w:p>
+            <w:pPr>
+              <w:spacing w:after="0" w:line="240" w:lineRule="exact"/>
+              <w:jc w:val="center"/>
+              <w:rPr>
+                <w:sz w:val="18"/>
+                <w:szCs w:val="18"/>
+              </w:rPr>
+            </w:pPr>
+            <w:r>
+              <w:rPr>
+                <w:rFonts w:ascii="Sylfaen" w:eastAsia="Sylfaen" w:hAnsi="Sylfaen" w:cs="Sylfaen"/>
+                <w:b/>
+                <w:bCs/>
+                <w:sz w:val="18"/>
+                <w:szCs w:val="18"/>
+                <w:lang w:val="hy-AM" w:bidi="hy-AM"/>
+              </w:rPr>
+              <w:t>Տեղափոխված</w:t>
             </w:r>
           </w:p>
         </w:tc>
@@ -189,25 +232,8 @@
                 <w:szCs w:val="18"/>
                 <w:lang w:val="hy-AM" w:bidi="hy-AM"/>
               </w:rPr>
-              <w:t>Դ/Գ</w:t>
-            </w:r>
-          </w:p>
-        </w:tc>
-        <w:tc>
-          <w:tcPr>
-            <w:tcW w:w="1260" w:type="dxa"/>
-            <w:gridSpan w:val="2"/>
-            <w:vAlign w:val="center"/>
-          </w:tcPr>
-          <w:p>
-            <w:pPr>
-              <w:spacing w:after="0" w:line="240" w:lineRule="exact"/>
-              <w:jc w:val="center"/>
-              <w:rPr>
-                <w:sz w:val="18"/>
-                <w:szCs w:val="18"/>
-              </w:rPr>
-            </w:pPr>
+              <w:t xml:space="preserve">Բուժական </w:t>
+            </w:r>
             <w:r>
               <w:rPr>
                 <w:rFonts w:ascii="Sylfaen" w:eastAsia="Sylfaen" w:hAnsi="Sylfaen" w:cs="Sylfaen"/>
@@ -217,25 +243,8 @@
                 <w:szCs w:val="18"/>
                 <w:lang w:val="hy-AM" w:bidi="hy-AM"/>
               </w:rPr>
-              <w:t>Տեղափոխված</w:t>
-            </w:r>
-          </w:p>
-        </w:tc>
-        <w:tc>
-          <w:tcPr>
-            <w:tcW w:w="6300" w:type="dxa"/>
-            <w:gridSpan w:val="10"/>
-            <w:vAlign w:val="center"/>
-          </w:tcPr>
-          <w:p>
-            <w:pPr>
-              <w:spacing w:after="0" w:line="240" w:lineRule="exact"/>
-              <w:jc w:val="center"/>
-              <w:rPr>
-                <w:sz w:val="18"/>
-                <w:szCs w:val="18"/>
-              </w:rPr>
-            </w:pPr>
+              <w:t xml:space="preserve"> առ</w:t>
+            </w:r>
             <w:r>
               <w:rPr>
                 <w:rFonts w:ascii="Sylfaen" w:eastAsia="Sylfaen" w:hAnsi="Sylfaen" w:cs="Sylfaen"/>
@@ -245,57 +254,585 @@
                 <w:szCs w:val="18"/>
                 <w:lang w:val="hy-AM" w:bidi="hy-AM"/>
               </w:rPr>
-              <w:t>Առկա է</w:t>
-            </w:r>
-          </w:p>
-        </w:tc>
-        <w:tc>
-          <w:tcPr>
-            <w:tcW w:w="1890" w:type="dxa"/>
-            <w:gridSpan w:val="3"/>
-            <w:vAlign w:val="center"/>
-          </w:tcPr>
-          <w:p>
-            <w:pPr>
-              <w:spacing w:after="0" w:line="240" w:lineRule="exact"/>
-              <w:jc w:val="center"/>
-              <w:rPr>
-                <w:sz w:val="18"/>
-                <w:szCs w:val="18"/>
-              </w:rPr>
-            </w:pPr>
-            <w:r>
-              <w:rPr>
-                <w:rFonts w:ascii="Sylfaen" w:eastAsia="Sylfaen" w:hAnsi="Sylfaen" w:cs="Sylfaen"/>
-                <w:b/>
-                <w:bCs/>
-                <w:sz w:val="18"/>
-                <w:szCs w:val="18"/>
-                <w:lang w:val="hy-AM" w:bidi="hy-AM"/>
-              </w:rPr>
-              <w:t xml:space="preserve">Բուժական </w:t>
-            </w:r>
-            <w:r>
-              <w:rPr>
-                <w:rFonts w:ascii="Sylfaen" w:eastAsia="Sylfaen" w:hAnsi="Sylfaen" w:cs="Sylfaen"/>
-                <w:b/>
-                <w:bCs/>
-                <w:sz w:val="18"/>
-                <w:szCs w:val="18"/>
-                <w:lang w:val="hy-AM" w:bidi="hy-AM"/>
-              </w:rPr>
-              <w:t xml:space="preserve"> առ</w:t>
-            </w:r>
-            <w:r>
-              <w:rPr>
-                <w:rFonts w:ascii="Sylfaen" w:eastAsia="Sylfaen" w:hAnsi="Sylfaen" w:cs="Sylfaen"/>
-                <w:b/>
-                <w:bCs/>
-                <w:sz w:val="18"/>
-                <w:szCs w:val="18"/>
-                <w:lang w:val="hy-AM" w:bidi="hy-AM"/>
-              </w:rPr>
               <w:t>արձակուրդ</w:t>
+            </w:r>
+          </w:p>
+        </w:tc>
+      </w:tr>
+      <w:tr>
+        <w:trPr>
+          <w:gridAfter w:val="3"/>
+          <w:wAfter w:w="1890" w:type="dxa"/>
+          <w:trHeight w:hRule="exact" w:val="300"/>
+          <w:jc w:val="center"/>
+        </w:trPr>
+        <w:tc>
+          <w:tcPr>
+            <w:tcW w:w="630" w:type="dxa"/>
+            <w:vMerge w:val="restart"/>
+            <w:vAlign w:val="center"/>
+          </w:tcPr>
+          <w:p>
+            <w:pPr>
+              <w:spacing w:after="0" w:line="240" w:lineRule="exact"/>
+              <w:jc w:val="center"/>
+              <w:rPr>
+                <w:sz w:val="18"/>
+                <w:szCs w:val="18"/>
+              </w:rPr>
+            </w:pPr>
+            <w:r>
+              <w:rPr>
+                <w:rFonts w:ascii="Sylfaen" w:eastAsia="Sylfaen" w:hAnsi="Sylfaen" w:cs="Sylfaen"/>
+                <w:sz w:val="18"/>
+                <w:szCs w:val="18"/>
+                <w:lang w:val="hy-AM" w:bidi="hy-AM"/>
+              </w:rPr>
+              <w:t>Ը</w:t>
+            </w:r>
+            <w:r>
+              <w:rPr>
+                <w:rFonts w:ascii="Sylfaen" w:eastAsia="Sylfaen" w:hAnsi="Sylfaen" w:cs="Sylfaen"/>
+                <w:sz w:val="18"/>
+                <w:szCs w:val="18"/>
+                <w:lang w:val="hy-AM" w:bidi="hy-AM"/>
+              </w:rPr>
+              <w:t>ՆԴ</w:t>
+            </w:r>
+          </w:p>
+        </w:tc>
+        <w:tc>
+          <w:tcPr>
+            <w:tcW w:w="630" w:type="dxa"/>
+            <w:vMerge w:val="restart"/>
+            <w:vAlign w:val="center"/>
+          </w:tcPr>
+          <w:p>
+            <w:pPr>
+              <w:spacing w:after="0" w:line="240" w:lineRule="exact"/>
+              <w:jc w:val="center"/>
+              <w:rPr>
+                <w:sz w:val="18"/>
+                <w:szCs w:val="18"/>
+                <w:lang w:val="hy-AM"/>
+              </w:rPr>
+            </w:pPr>
+            <w:r>
+              <w:rPr>
+                <w:rFonts w:ascii="Sylfaen" w:eastAsia="Sylfaen" w:hAnsi="Sylfaen" w:cs="Sylfaen"/>
+                <w:sz w:val="18"/>
+                <w:szCs w:val="18"/>
+                <w:lang w:val="hy-AM" w:bidi="hy-AM"/>
+              </w:rPr>
+              <w:t>Զ/Ծ</w:t>
+            </w:r>
+          </w:p>
+        </w:tc>
+        <w:tc>
+          <w:tcPr>
+            <w:tcW w:w="630" w:type="dxa"/>
+            <w:vMerge w:val="restart"/>
+            <w:vAlign w:val="center"/>
+          </w:tcPr>
+          <w:p>
+            <w:pPr>
+              <w:spacing w:after="0" w:line="240" w:lineRule="exact"/>
+              <w:jc w:val="center"/>
+              <w:rPr>
+                <w:sz w:val="18"/>
+                <w:szCs w:val="18"/>
+              </w:rPr>
+            </w:pPr>
+            <w:r>
+              <w:rPr>
+                <w:rFonts w:ascii="Sylfaen" w:eastAsia="Sylfaen" w:hAnsi="Sylfaen" w:cs="Sylfaen"/>
+                <w:sz w:val="18"/>
+                <w:szCs w:val="18"/>
+                <w:lang w:val="hy-AM" w:bidi="hy-AM"/>
+              </w:rPr>
+              <w:t>ՇԱՐՔ</w:t>
+            </w:r>
+          </w:p>
+        </w:tc>
+        <w:tc>
+          <w:tcPr>
+            <w:tcW w:w="630" w:type="dxa"/>
+            <w:vMerge w:val="restart"/>
+            <w:vAlign w:val="center"/>
+          </w:tcPr>
+          <w:p>
+            <w:pPr>
+              <w:spacing w:after="0" w:line="240" w:lineRule="exact"/>
+              <w:jc w:val="center"/>
+              <w:rPr>
+                <w:sz w:val="18"/>
+                <w:szCs w:val="18"/>
+              </w:rPr>
+            </w:pPr>
+            <w:r>
+              <w:rPr>
+                <w:rFonts w:ascii="Sylfaen" w:eastAsia="Sylfaen" w:hAnsi="Sylfaen" w:cs="Sylfaen"/>
+                <w:sz w:val="18"/>
+                <w:szCs w:val="18"/>
+                <w:lang w:val="hy-AM" w:bidi="hy-AM"/>
+              </w:rPr>
+              <w:t>Ը</w:t>
+            </w:r>
+            <w:r>
+              <w:rPr>
+                <w:rFonts w:ascii="Sylfaen" w:eastAsia="Sylfaen" w:hAnsi="Sylfaen" w:cs="Sylfaen"/>
+                <w:sz w:val="18"/>
+                <w:szCs w:val="18"/>
+                <w:lang w:val="hy-AM" w:bidi="hy-AM"/>
+              </w:rPr>
+              <w:t>ՆԴ</w:t>
+            </w:r>
+          </w:p>
+        </w:tc>
+        <w:tc>
+          <w:tcPr>
+            <w:tcW w:w="630" w:type="dxa"/>
+            <w:vMerge w:val="restart"/>
+            <w:vAlign w:val="center"/>
+          </w:tcPr>
+          <w:p>
+            <w:pPr>
+              <w:spacing w:after="0" w:line="240" w:lineRule="exact"/>
+              <w:jc w:val="center"/>
+              <w:rPr>
+                <w:sz w:val="18"/>
+                <w:szCs w:val="18"/>
+              </w:rPr>
+            </w:pPr>
+            <w:r>
+              <w:rPr>
+                <w:rFonts w:ascii="Sylfaen" w:eastAsia="Sylfaen" w:hAnsi="Sylfaen" w:cs="Sylfaen"/>
+                <w:sz w:val="18"/>
+                <w:szCs w:val="18"/>
+                <w:lang w:val="hy-AM" w:bidi="hy-AM"/>
+              </w:rPr>
+              <w:t>Զ/Ծ</w:t>
+            </w:r>
+          </w:p>
+        </w:tc>
+        <w:tc>
+          <w:tcPr>
+            <w:tcW w:w="630" w:type="dxa"/>
+            <w:vMerge w:val="restart"/>
+            <w:vAlign w:val="center"/>
+          </w:tcPr>
+          <w:p>
+            <w:pPr>
+              <w:spacing w:after="0" w:line="240" w:lineRule="exact"/>
+              <w:jc w:val="center"/>
+              <w:rPr>
+                <w:sz w:val="18"/>
+                <w:szCs w:val="18"/>
+              </w:rPr>
+            </w:pPr>
+            <w:r>
+              <w:rPr>
+                <w:rFonts w:ascii="Sylfaen" w:eastAsia="Sylfaen" w:hAnsi="Sylfaen" w:cs="Sylfaen"/>
+                <w:sz w:val="18"/>
+                <w:szCs w:val="18"/>
+                <w:lang w:val="hy-AM" w:bidi="hy-AM"/>
+              </w:rPr>
+              <w:t>ՇԱՐՔ</w:t>
+            </w:r>
+          </w:p>
+        </w:tc>
+        <w:tc>
+          <w:tcPr>
+            <w:tcW w:w="630" w:type="dxa"/>
+            <w:vMerge w:val="restart"/>
+            <w:vAlign w:val="center"/>
+          </w:tcPr>
+          <w:p>
+            <w:pPr>
+              <w:spacing w:after="0" w:line="240" w:lineRule="exact"/>
+              <w:jc w:val="center"/>
+              <w:rPr>
+                <w:sz w:val="18"/>
+                <w:szCs w:val="18"/>
+              </w:rPr>
+            </w:pPr>
+            <w:r>
+              <w:rPr>
+                <w:rFonts w:ascii="Sylfaen" w:eastAsia="Sylfaen" w:hAnsi="Sylfaen" w:cs="Sylfaen"/>
+                <w:sz w:val="18"/>
+                <w:szCs w:val="18"/>
+                <w:lang w:val="hy-AM" w:bidi="hy-AM"/>
+              </w:rPr>
+              <w:t>Ը</w:t>
+            </w:r>
+            <w:r>
+              <w:rPr>
+                <w:rFonts w:ascii="Sylfaen" w:eastAsia="Sylfaen" w:hAnsi="Sylfaen" w:cs="Sylfaen"/>
+                <w:sz w:val="18"/>
+                <w:szCs w:val="18"/>
+                <w:lang w:val="hy-AM" w:bidi="hy-AM"/>
+              </w:rPr>
+              <w:t>ՆԴ</w:t>
+            </w:r>
+          </w:p>
+        </w:tc>
+        <w:tc>
+          <w:tcPr>
+            <w:tcW w:w="630" w:type="dxa"/>
+            <w:vMerge w:val="restart"/>
+            <w:vAlign w:val="center"/>
+          </w:tcPr>
+          <w:p>
+            <w:pPr>
+              <w:spacing w:after="0" w:line="240" w:lineRule="exact"/>
+              <w:jc w:val="center"/>
+              <w:rPr>
+                <w:sz w:val="18"/>
+                <w:szCs w:val="18"/>
+              </w:rPr>
+            </w:pPr>
+            <w:r>
+              <w:rPr>
+                <w:rFonts w:ascii="Sylfaen" w:eastAsia="Sylfaen" w:hAnsi="Sylfaen" w:cs="Sylfaen"/>
+                <w:sz w:val="18"/>
+                <w:szCs w:val="18"/>
+                <w:lang w:val="hy-AM" w:bidi="hy-AM"/>
+              </w:rPr>
+              <w:t>Զ/Ծ</w:t>
+            </w:r>
+          </w:p>
+        </w:tc>
+        <w:tc>
+          <w:tcPr>
+            <w:tcW w:w="630" w:type="dxa"/>
+            <w:vMerge w:val="restart"/>
+            <w:vAlign w:val="center"/>
+          </w:tcPr>
+          <w:p>
+            <w:pPr>
+              <w:spacing w:after="0" w:line="240" w:lineRule="exact"/>
+              <w:jc w:val="center"/>
+              <w:rPr>
+                <w:sz w:val="18"/>
+                <w:szCs w:val="18"/>
+              </w:rPr>
+            </w:pPr>
+            <w:r>
+              <w:rPr>
+                <w:rFonts w:ascii="Sylfaen" w:eastAsia="Sylfaen" w:hAnsi="Sylfaen" w:cs="Sylfaen"/>
+                <w:sz w:val="18"/>
+                <w:szCs w:val="18"/>
+                <w:lang w:val="hy-AM" w:bidi="hy-AM"/>
+              </w:rPr>
+              <w:t>ՇԱՐՔ</w:t>
+            </w:r>
+          </w:p>
+        </w:tc>
+        <w:tc>
+          <w:tcPr>
+            <w:tcW w:w="630" w:type="dxa"/>
+            <w:vMerge w:val="restart"/>
+            <w:vAlign w:val="center"/>
+          </w:tcPr>
+          <w:p>
+            <w:pPr>
+              <w:spacing w:after="0" w:line="240" w:lineRule="exact"/>
+              <w:jc w:val="center"/>
+              <w:rPr>
+                <w:sz w:val="18"/>
+                <w:szCs w:val="18"/>
+              </w:rPr>
+            </w:pPr>
+            <w:r>
+              <w:rPr>
+                <w:rFonts w:ascii="Sylfaen" w:eastAsia="Sylfaen" w:hAnsi="Sylfaen" w:cs="Sylfaen"/>
+                <w:sz w:val="18"/>
+                <w:szCs w:val="18"/>
+                <w:lang w:val="hy-AM" w:bidi="hy-AM"/>
+              </w:rPr>
+              <w:t>բաժնից</w:t>
+            </w:r>
+          </w:p>
+        </w:tc>
+        <w:tc>
+          <w:tcPr>
+            <w:tcW w:w="630" w:type="dxa"/>
+            <w:vMerge w:val="restart"/>
+            <w:vAlign w:val="center"/>
+          </w:tcPr>
+          <w:p>
+            <w:pPr>
+              <w:spacing w:after="0" w:line="240" w:lineRule="exact"/>
+              <w:jc w:val="center"/>
+              <w:rPr>
+                <w:sz w:val="18"/>
+                <w:szCs w:val="18"/>
+              </w:rPr>
+            </w:pPr>
+            <w:r>
+              <w:rPr>
+                <w:rFonts w:ascii="Sylfaen" w:eastAsia="Sylfaen" w:hAnsi="Sylfaen" w:cs="Sylfaen"/>
+                <w:sz w:val="18"/>
+                <w:szCs w:val="18"/>
+                <w:lang w:val="hy-AM" w:bidi="hy-AM"/>
+              </w:rPr>
+              <w:t>բաժին</w:t>
+            </w:r>
+          </w:p>
+        </w:tc>
+        <w:tc>
+          <w:tcPr>
+            <w:tcW w:w="630" w:type="dxa"/>
+            <w:vMerge w:val="restart"/>
+            <w:vAlign w:val="center"/>
+          </w:tcPr>
+          <w:p>
+            <w:pPr>
+              <w:spacing w:after="0" w:line="240" w:lineRule="exact"/>
+              <w:jc w:val="center"/>
+              <w:rPr>
+                <w:sz w:val="18"/>
+                <w:szCs w:val="18"/>
+              </w:rPr>
+            </w:pPr>
+            <w:r>
+              <w:rPr>
+                <w:rFonts w:ascii="Sylfaen" w:eastAsia="Sylfaen" w:hAnsi="Sylfaen" w:cs="Sylfaen"/>
+                <w:sz w:val="18"/>
+                <w:szCs w:val="18"/>
+                <w:lang w:val="hy-AM" w:bidi="hy-AM"/>
+              </w:rPr>
+              <w:t>Ընդհ</w:t>
+            </w:r>
+          </w:p>
+        </w:tc>
+        <w:tc>
+          <w:tcPr>
+            <w:tcW w:w="630" w:type="dxa"/>
+            <w:vAlign w:val="center"/>
+          </w:tcPr>
+          <w:p>
+            <w:pPr>
+              <w:spacing w:after="0" w:line="240" w:lineRule="exact"/>
+              <w:jc w:val="center"/>
+              <w:rPr>
+                <w:sz w:val="18"/>
+                <w:szCs w:val="18"/>
+              </w:rPr>
+            </w:pPr>
+            <w:r>
+              <w:rPr>
+                <w:rFonts w:ascii="Sylfaen" w:eastAsia="Sylfaen" w:hAnsi="Sylfaen" w:cs="Sylfaen"/>
+                <w:sz w:val="18"/>
+                <w:szCs w:val="18"/>
+                <w:lang w:val="hy-AM" w:bidi="hy-AM"/>
+              </w:rPr>
+              <w:t>Զ/Կ</w:t>
+            </w:r>
+          </w:p>
+        </w:tc>
+        <w:tc>
+          <w:tcPr>
+            <w:tcW w:w="630" w:type="dxa"/>
+            <w:vAlign w:val="center"/>
+          </w:tcPr>
+          <w:p>
+            <w:pPr>
+              <w:spacing w:after="0" w:line="240" w:lineRule="exact"/>
+              <w:jc w:val="center"/>
+              <w:rPr>
+                <w:sz w:val="18"/>
+                <w:szCs w:val="18"/>
+              </w:rPr>
+            </w:pPr>
+            <w:r>
+              <w:rPr>
+                <w:sz w:val="18"/>
+                <w:szCs w:val="18"/>
+              </w:rPr>
+              <w:t>Հ/Մ</w:t>
+            </w:r>
+          </w:p>
+        </w:tc>
+        <w:tc>
+          <w:tcPr>
+            <w:tcW w:w="630" w:type="dxa"/>
+            <w:vAlign w:val="center"/>
+          </w:tcPr>
+          <w:p>
+            <w:pPr>
+              <w:spacing w:after="0" w:line="240" w:lineRule="exact"/>
+              <w:jc w:val="center"/>
+              <w:rPr>
+                <w:sz w:val="18"/>
+                <w:szCs w:val="18"/>
+              </w:rPr>
+            </w:pPr>
+            <w:r>
+              <w:rPr>
+                <w:rFonts w:ascii="Sylfaen" w:eastAsia="Sylfaen" w:hAnsi="Sylfaen" w:cs="Sylfaen"/>
+                <w:sz w:val="18"/>
+                <w:szCs w:val="18"/>
+                <w:lang w:val="hy-AM" w:bidi="hy-AM"/>
+              </w:rPr>
+              <w:t>Զ/Ծ</w:t>
+            </w:r>
+            <w:r>
+              <w:rPr>
+                <w:rFonts w:ascii="Sylfaen" w:eastAsia="Sylfaen" w:hAnsi="Sylfaen" w:cs="Sylfaen"/>
+                <w:sz w:val="18"/>
+                <w:szCs w:val="18"/>
+                <w:lang w:val="hy-AM" w:bidi="hy-AM"/>
+              </w:rPr>
+              <w:t xml:space="preserve"> ըն</w:t>
+            </w:r>
+            <w:r>
+              <w:rPr>
+                <w:rFonts w:ascii="Sylfaen" w:eastAsia="Sylfaen" w:hAnsi="Sylfaen" w:cs="Sylfaen"/>
+                <w:sz w:val="18"/>
+                <w:szCs w:val="18"/>
+                <w:lang w:val="hy-AM" w:bidi="hy-AM"/>
+              </w:rPr>
+              <w:t>տ</w:t>
+            </w:r>
+          </w:p>
+        </w:tc>
+        <w:tc>
+          <w:tcPr>
+            <w:tcW w:w="630" w:type="dxa"/>
+            <w:vMerge w:val="restart"/>
+            <w:vAlign w:val="center"/>
+          </w:tcPr>
+          <w:p>
+            <w:pPr>
+              <w:spacing w:after="0" w:line="240" w:lineRule="exact"/>
+              <w:jc w:val="center"/>
+              <w:rPr>
+                <w:sz w:val="18"/>
+                <w:szCs w:val="18"/>
+              </w:rPr>
+            </w:pPr>
+            <w:r>
+              <w:rPr>
+                <w:rFonts w:ascii="Sylfaen" w:eastAsia="Sylfaen" w:hAnsi="Sylfaen" w:cs="Sylfaen"/>
+                <w:sz w:val="18"/>
+                <w:szCs w:val="18"/>
+                <w:lang w:val="hy-AM" w:bidi="hy-AM"/>
+              </w:rPr>
+              <w:t>Զ/Պ</w:t>
+            </w:r>
+          </w:p>
+        </w:tc>
+        <w:tc>
+          <w:tcPr>
+            <w:tcW w:w="630" w:type="dxa"/>
+            <w:vMerge w:val="restart"/>
+            <w:vAlign w:val="center"/>
+          </w:tcPr>
+          <w:p>
+            <w:pPr>
+              <w:spacing w:after="0" w:line="240" w:lineRule="exact"/>
+              <w:jc w:val="center"/>
+              <w:rPr>
+                <w:sz w:val="18"/>
+                <w:szCs w:val="18"/>
+              </w:rPr>
+            </w:pPr>
+            <w:r>
+              <w:rPr>
+                <w:rFonts w:ascii="Sylfaen" w:eastAsia="Sylfaen" w:hAnsi="Sylfaen" w:cs="Sylfaen"/>
+                <w:sz w:val="18"/>
+                <w:szCs w:val="18"/>
+                <w:lang w:val="hy-AM" w:bidi="hy-AM"/>
+              </w:rPr>
+              <w:t>Ք</w:t>
+            </w:r>
+            <w:r>
+              <w:rPr>
+                <w:rFonts w:ascii="Sylfaen" w:eastAsia="Sylfaen" w:hAnsi="Sylfaen" w:cs="Sylfaen"/>
+                <w:sz w:val="18"/>
+                <w:szCs w:val="18"/>
+                <w:lang w:val="hy-AM" w:bidi="hy-AM"/>
+              </w:rPr>
+              <w:t>-ի</w:t>
+            </w:r>
+          </w:p>
+        </w:tc>
+        <w:tc>
+          <w:tcPr>
+            <w:tcW w:w="630" w:type="dxa"/>
+            <w:vMerge w:val="restart"/>
+            <w:vAlign w:val="center"/>
+          </w:tcPr>
+          <w:p>
+            <w:pPr>
+              <w:spacing w:after="0" w:line="240" w:lineRule="exact"/>
+              <w:jc w:val="center"/>
+              <w:rPr>
+                <w:sz w:val="18"/>
+                <w:szCs w:val="18"/>
+              </w:rPr>
+            </w:pPr>
+            <w:r>
+              <w:rPr>
+                <w:rFonts w:ascii="Sylfaen" w:eastAsia="Sylfaen" w:hAnsi="Sylfaen" w:cs="Sylfaen"/>
+                <w:sz w:val="18"/>
+                <w:szCs w:val="18"/>
+                <w:lang w:val="hy-AM" w:bidi="hy-AM"/>
+              </w:rPr>
+              <w:t>ՇԱՐՔ</w:t>
+            </w:r>
+          </w:p>
+        </w:tc>
+        <w:tc>
+          <w:tcPr>
+            <w:tcW w:w="630" w:type="dxa"/>
+            <w:vMerge w:val="restart"/>
+            <w:vAlign w:val="center"/>
+          </w:tcPr>
+          <w:p>
+            <w:pPr>
+              <w:spacing w:after="0" w:line="240" w:lineRule="exact"/>
+              <w:jc w:val="center"/>
+              <w:rPr>
+                <w:sz w:val="18"/>
+                <w:szCs w:val="18"/>
+              </w:rPr>
+            </w:pPr>
+            <w:r>
+              <w:rPr>
+                <w:rFonts w:ascii="Sylfaen" w:eastAsia="Sylfaen" w:hAnsi="Sylfaen" w:cs="Sylfaen"/>
+                <w:sz w:val="18"/>
+                <w:szCs w:val="18"/>
+                <w:lang w:val="hy-AM" w:bidi="hy-AM"/>
+              </w:rPr>
+              <w:t>ՍՊԱ</w:t>
+            </w:r>
+          </w:p>
+        </w:tc>
+        <w:tc>
+          <w:tcPr>
+            <w:tcW w:w="630" w:type="dxa"/>
+            <w:vMerge w:val="restart"/>
+            <w:vAlign w:val="center"/>
+          </w:tcPr>
+          <w:p>
+            <w:pPr>
+              <w:spacing w:after="0" w:line="240" w:lineRule="exact"/>
+              <w:jc w:val="center"/>
+              <w:rPr>
+                <w:sz w:val="18"/>
+                <w:szCs w:val="18"/>
+              </w:rPr>
+            </w:pPr>
+            <w:r>
+              <w:rPr>
+                <w:rFonts w:ascii="Sylfaen" w:eastAsia="Sylfaen" w:hAnsi="Sylfaen" w:cs="Sylfaen"/>
+                <w:sz w:val="18"/>
+                <w:szCs w:val="18"/>
+                <w:lang w:val="hy-AM" w:bidi="hy-AM"/>
+              </w:rPr>
+              <w:t>ՊԱՅՄ</w:t>
             </w:r>
           </w:p>
         </w:tc>
@@ -308,69 +845,210 @@
         <w:tc>
           <w:tcPr>
             <w:tcW w:w="630" w:type="dxa"/>
-            <w:vMerge w:val="restart"/>
-            <w:vAlign w:val="center"/>
-          </w:tcPr>
-          <w:p>
-            <w:pPr>
-              <w:spacing w:after="0" w:line="240" w:lineRule="exact"/>
-              <w:jc w:val="center"/>
-              <w:rPr>
-                <w:sz w:val="18"/>
-                <w:szCs w:val="18"/>
-              </w:rPr>
-            </w:pPr>
-            <w:r>
-              <w:rPr>
-                <w:rFonts w:ascii="Sylfaen" w:eastAsia="Sylfaen" w:hAnsi="Sylfaen" w:cs="Sylfaen"/>
-                <w:sz w:val="18"/>
-                <w:szCs w:val="18"/>
-                <w:lang w:val="hy-AM" w:bidi="hy-AM"/>
-              </w:rPr>
-              <w:t>Ը</w:t>
-            </w:r>
-            <w:r>
-              <w:rPr>
-                <w:rFonts w:ascii="Sylfaen" w:eastAsia="Sylfaen" w:hAnsi="Sylfaen" w:cs="Sylfaen"/>
-                <w:sz w:val="18"/>
-                <w:szCs w:val="18"/>
-                <w:lang w:val="hy-AM" w:bidi="hy-AM"/>
-              </w:rPr>
-              <w:t>ՆԴ</w:t>
-            </w:r>
-          </w:p>
-        </w:tc>
-        <w:tc>
-          <w:tcPr>
-            <w:tcW w:w="630" w:type="dxa"/>
-            <w:vMerge w:val="restart"/>
-            <w:vAlign w:val="center"/>
-          </w:tcPr>
-          <w:p>
-            <w:pPr>
-              <w:spacing w:after="0" w:line="240" w:lineRule="exact"/>
-              <w:jc w:val="center"/>
-              <w:rPr>
-                <w:sz w:val="18"/>
-                <w:szCs w:val="18"/>
-                <w:lang w:val="hy-AM"/>
-              </w:rPr>
-            </w:pPr>
-            <w:r>
-              <w:rPr>
-                <w:rFonts w:ascii="Sylfaen" w:eastAsia="Sylfaen" w:hAnsi="Sylfaen" w:cs="Sylfaen"/>
-                <w:sz w:val="18"/>
-                <w:szCs w:val="18"/>
-                <w:lang w:val="hy-AM" w:bidi="hy-AM"/>
-              </w:rPr>
-              <w:t>Զ/Ծ</w:t>
-            </w:r>
-          </w:p>
-        </w:tc>
-        <w:tc>
-          <w:tcPr>
-            <w:tcW w:w="630" w:type="dxa"/>
-            <w:vMerge w:val="restart"/>
+            <w:vMerge/>
+            <w:vAlign w:val="center"/>
+          </w:tcPr>
+          <w:p>
+            <w:pPr>
+              <w:spacing w:after="0" w:line="240" w:lineRule="exact"/>
+              <w:jc w:val="center"/>
+              <w:rPr>
+                <w:sz w:val="18"/>
+                <w:szCs w:val="18"/>
+              </w:rPr>
+            </w:pPr>
+          </w:p>
+        </w:tc>
+        <w:tc>
+          <w:tcPr>
+            <w:tcW w:w="630" w:type="dxa"/>
+            <w:vMerge/>
+            <w:vAlign w:val="center"/>
+          </w:tcPr>
+          <w:p>
+            <w:pPr>
+              <w:spacing w:after="0" w:line="240" w:lineRule="exact"/>
+              <w:jc w:val="center"/>
+              <w:rPr>
+                <w:sz w:val="18"/>
+                <w:szCs w:val="18"/>
+              </w:rPr>
+            </w:pPr>
+          </w:p>
+        </w:tc>
+        <w:tc>
+          <w:tcPr>
+            <w:tcW w:w="630" w:type="dxa"/>
+            <w:vMerge/>
+            <w:vAlign w:val="center"/>
+          </w:tcPr>
+          <w:p>
+            <w:pPr>
+              <w:spacing w:after="0" w:line="240" w:lineRule="exact"/>
+              <w:jc w:val="center"/>
+              <w:rPr>
+                <w:sz w:val="18"/>
+                <w:szCs w:val="18"/>
+              </w:rPr>
+            </w:pPr>
+          </w:p>
+        </w:tc>
+        <w:tc>
+          <w:tcPr>
+            <w:tcW w:w="630" w:type="dxa"/>
+            <w:vMerge/>
+            <w:vAlign w:val="center"/>
+          </w:tcPr>
+          <w:p>
+            <w:pPr>
+              <w:spacing w:after="0" w:line="240" w:lineRule="exact"/>
+              <w:jc w:val="center"/>
+              <w:rPr>
+                <w:sz w:val="18"/>
+                <w:szCs w:val="18"/>
+              </w:rPr>
+            </w:pPr>
+          </w:p>
+        </w:tc>
+        <w:tc>
+          <w:tcPr>
+            <w:tcW w:w="630" w:type="dxa"/>
+            <w:vMerge/>
+            <w:vAlign w:val="center"/>
+          </w:tcPr>
+          <w:p>
+            <w:pPr>
+              <w:spacing w:after="0" w:line="240" w:lineRule="exact"/>
+              <w:jc w:val="center"/>
+              <w:rPr>
+                <w:sz w:val="18"/>
+                <w:szCs w:val="18"/>
+              </w:rPr>
+            </w:pPr>
+          </w:p>
+        </w:tc>
+        <w:tc>
+          <w:tcPr>
+            <w:tcW w:w="630" w:type="dxa"/>
+            <w:vMerge/>
+            <w:vAlign w:val="center"/>
+          </w:tcPr>
+          <w:p>
+            <w:pPr>
+              <w:spacing w:after="0" w:line="240" w:lineRule="exact"/>
+              <w:jc w:val="center"/>
+              <w:rPr>
+                <w:sz w:val="18"/>
+                <w:szCs w:val="18"/>
+              </w:rPr>
+            </w:pPr>
+          </w:p>
+        </w:tc>
+        <w:tc>
+          <w:tcPr>
+            <w:tcW w:w="630" w:type="dxa"/>
+            <w:vMerge/>
+            <w:vAlign w:val="center"/>
+          </w:tcPr>
+          <w:p>
+            <w:pPr>
+              <w:spacing w:after="0" w:line="240" w:lineRule="exact"/>
+              <w:jc w:val="center"/>
+              <w:rPr>
+                <w:sz w:val="18"/>
+                <w:szCs w:val="18"/>
+              </w:rPr>
+            </w:pPr>
+          </w:p>
+        </w:tc>
+        <w:tc>
+          <w:tcPr>
+            <w:tcW w:w="630" w:type="dxa"/>
+            <w:vMerge/>
+            <w:vAlign w:val="center"/>
+          </w:tcPr>
+          <w:p>
+            <w:pPr>
+              <w:spacing w:after="0" w:line="240" w:lineRule="exact"/>
+              <w:jc w:val="center"/>
+              <w:rPr>
+                <w:sz w:val="18"/>
+                <w:szCs w:val="18"/>
+              </w:rPr>
+            </w:pPr>
+          </w:p>
+        </w:tc>
+        <w:tc>
+          <w:tcPr>
+            <w:tcW w:w="630" w:type="dxa"/>
+            <w:vMerge/>
+            <w:vAlign w:val="center"/>
+          </w:tcPr>
+          <w:p>
+            <w:pPr>
+              <w:spacing w:after="0" w:line="240" w:lineRule="exact"/>
+              <w:jc w:val="center"/>
+              <w:rPr>
+                <w:sz w:val="18"/>
+                <w:szCs w:val="18"/>
+              </w:rPr>
+            </w:pPr>
+          </w:p>
+        </w:tc>
+        <w:tc>
+          <w:tcPr>
+            <w:tcW w:w="630" w:type="dxa"/>
+            <w:vMerge/>
+            <w:vAlign w:val="center"/>
+          </w:tcPr>
+          <w:p>
+            <w:pPr>
+              <w:spacing w:after="0" w:line="240" w:lineRule="exact"/>
+              <w:jc w:val="center"/>
+              <w:rPr>
+                <w:sz w:val="18"/>
+                <w:szCs w:val="18"/>
+              </w:rPr>
+            </w:pPr>
+          </w:p>
+        </w:tc>
+        <w:tc>
+          <w:tcPr>
+            <w:tcW w:w="630" w:type="dxa"/>
+            <w:vMerge/>
+            <w:vAlign w:val="center"/>
+          </w:tcPr>
+          <w:p>
+            <w:pPr>
+              <w:spacing w:after="0" w:line="240" w:lineRule="exact"/>
+              <w:jc w:val="center"/>
+              <w:rPr>
+                <w:sz w:val="18"/>
+                <w:szCs w:val="18"/>
+              </w:rPr>
+            </w:pPr>
+          </w:p>
+        </w:tc>
+        <w:tc>
+          <w:tcPr>
+            <w:tcW w:w="630" w:type="dxa"/>
+            <w:vMerge/>
+            <w:vAlign w:val="center"/>
+          </w:tcPr>
+          <w:p>
+            <w:pPr>
+              <w:spacing w:after="0" w:line="240" w:lineRule="exact"/>
+              <w:jc w:val="center"/>
+              <w:rPr>
+                <w:sz w:val="18"/>
+                <w:szCs w:val="18"/>
+              </w:rPr>
+            </w:pPr>
+          </w:p>
+        </w:tc>
+        <w:tc>
+          <w:tcPr>
+            <w:tcW w:w="630" w:type="dxa"/>
             <w:vAlign w:val="center"/>
           </w:tcPr>
           <w:p>
@@ -396,468 +1074,6 @@
         <w:tc>
           <w:tcPr>
             <w:tcW w:w="630" w:type="dxa"/>
-            <w:vMerge w:val="restart"/>
-            <w:vAlign w:val="center"/>
-          </w:tcPr>
-          <w:p>
-            <w:pPr>
-              <w:spacing w:after="0" w:line="240" w:lineRule="exact"/>
-              <w:jc w:val="center"/>
-              <w:rPr>
-                <w:sz w:val="18"/>
-                <w:szCs w:val="18"/>
-              </w:rPr>
-            </w:pPr>
-            <w:r>
-              <w:rPr>
-                <w:rFonts w:ascii="Sylfaen" w:eastAsia="Sylfaen" w:hAnsi="Sylfaen" w:cs="Sylfaen"/>
-                <w:sz w:val="18"/>
-                <w:szCs w:val="18"/>
-                <w:lang w:val="hy-AM" w:bidi="hy-AM"/>
-              </w:rPr>
-              <w:t>Ը</w:t>
-            </w:r>
-            <w:r>
-              <w:rPr>
-                <w:rFonts w:ascii="Sylfaen" w:eastAsia="Sylfaen" w:hAnsi="Sylfaen" w:cs="Sylfaen"/>
-                <w:sz w:val="18"/>
-                <w:szCs w:val="18"/>
-                <w:lang w:val="hy-AM" w:bidi="hy-AM"/>
-              </w:rPr>
-              <w:t>ՆԴ</w:t>
-            </w:r>
-          </w:p>
-        </w:tc>
-        <w:tc>
-          <w:tcPr>
-            <w:tcW w:w="630" w:type="dxa"/>
-            <w:vMerge w:val="restart"/>
-            <w:vAlign w:val="center"/>
-          </w:tcPr>
-          <w:p>
-            <w:pPr>
-              <w:spacing w:after="0" w:line="240" w:lineRule="exact"/>
-              <w:jc w:val="center"/>
-              <w:rPr>
-                <w:sz w:val="18"/>
-                <w:szCs w:val="18"/>
-              </w:rPr>
-            </w:pPr>
-            <w:r>
-              <w:rPr>
-                <w:rFonts w:ascii="Sylfaen" w:eastAsia="Sylfaen" w:hAnsi="Sylfaen" w:cs="Sylfaen"/>
-                <w:sz w:val="18"/>
-                <w:szCs w:val="18"/>
-                <w:lang w:val="hy-AM" w:bidi="hy-AM"/>
-              </w:rPr>
-              <w:t>Զ/Ծ</w:t>
-            </w:r>
-          </w:p>
-        </w:tc>
-        <w:tc>
-          <w:tcPr>
-            <w:tcW w:w="630" w:type="dxa"/>
-            <w:vMerge w:val="restart"/>
-            <w:vAlign w:val="center"/>
-          </w:tcPr>
-          <w:p>
-            <w:pPr>
-              <w:spacing w:after="0" w:line="240" w:lineRule="exact"/>
-              <w:jc w:val="center"/>
-              <w:rPr>
-                <w:sz w:val="18"/>
-                <w:szCs w:val="18"/>
-              </w:rPr>
-            </w:pPr>
-            <w:r>
-              <w:rPr>
-                <w:rFonts w:ascii="Sylfaen" w:eastAsia="Sylfaen" w:hAnsi="Sylfaen" w:cs="Sylfaen"/>
-                <w:sz w:val="18"/>
-                <w:szCs w:val="18"/>
-                <w:lang w:val="hy-AM" w:bidi="hy-AM"/>
-              </w:rPr>
-              <w:t>ՇԱՐՔ</w:t>
-            </w:r>
-          </w:p>
-        </w:tc>
-        <w:tc>
-          <w:tcPr>
-            <w:tcW w:w="630" w:type="dxa"/>
-            <w:vMerge w:val="restart"/>
-            <w:vAlign w:val="center"/>
-          </w:tcPr>
-          <w:p>
-            <w:pPr>
-              <w:spacing w:after="0" w:line="240" w:lineRule="exact"/>
-              <w:jc w:val="center"/>
-              <w:rPr>
-                <w:sz w:val="18"/>
-                <w:szCs w:val="18"/>
-              </w:rPr>
-            </w:pPr>
-            <w:r>
-              <w:rPr>
-                <w:rFonts w:ascii="Sylfaen" w:eastAsia="Sylfaen" w:hAnsi="Sylfaen" w:cs="Sylfaen"/>
-                <w:sz w:val="18"/>
-                <w:szCs w:val="18"/>
-                <w:lang w:val="hy-AM" w:bidi="hy-AM"/>
-              </w:rPr>
-              <w:t>Ը</w:t>
-            </w:r>
-            <w:r>
-              <w:rPr>
-                <w:rFonts w:ascii="Sylfaen" w:eastAsia="Sylfaen" w:hAnsi="Sylfaen" w:cs="Sylfaen"/>
-                <w:sz w:val="18"/>
-                <w:szCs w:val="18"/>
-                <w:lang w:val="hy-AM" w:bidi="hy-AM"/>
-              </w:rPr>
-              <w:t>ՆԴ</w:t>
-            </w:r>
-          </w:p>
-        </w:tc>
-        <w:tc>
-          <w:tcPr>
-            <w:tcW w:w="630" w:type="dxa"/>
-            <w:vMerge w:val="restart"/>
-            <w:vAlign w:val="center"/>
-          </w:tcPr>
-          <w:p>
-            <w:pPr>
-              <w:spacing w:after="0" w:line="240" w:lineRule="exact"/>
-              <w:jc w:val="center"/>
-              <w:rPr>
-                <w:sz w:val="18"/>
-                <w:szCs w:val="18"/>
-              </w:rPr>
-            </w:pPr>
-            <w:r>
-              <w:rPr>
-                <w:rFonts w:ascii="Sylfaen" w:eastAsia="Sylfaen" w:hAnsi="Sylfaen" w:cs="Sylfaen"/>
-                <w:sz w:val="18"/>
-                <w:szCs w:val="18"/>
-                <w:lang w:val="hy-AM" w:bidi="hy-AM"/>
-              </w:rPr>
-              <w:t>Զ/Ծ</w:t>
-            </w:r>
-          </w:p>
-        </w:tc>
-        <w:tc>
-          <w:tcPr>
-            <w:tcW w:w="630" w:type="dxa"/>
-            <w:vMerge w:val="restart"/>
-            <w:vAlign w:val="center"/>
-          </w:tcPr>
-          <w:p>
-            <w:pPr>
-              <w:spacing w:after="0" w:line="240" w:lineRule="exact"/>
-              <w:jc w:val="center"/>
-              <w:rPr>
-                <w:sz w:val="18"/>
-                <w:szCs w:val="18"/>
-              </w:rPr>
-            </w:pPr>
-            <w:r>
-              <w:rPr>
-                <w:rFonts w:ascii="Sylfaen" w:eastAsia="Sylfaen" w:hAnsi="Sylfaen" w:cs="Sylfaen"/>
-                <w:sz w:val="18"/>
-                <w:szCs w:val="18"/>
-                <w:lang w:val="hy-AM" w:bidi="hy-AM"/>
-              </w:rPr>
-              <w:t>ՇԱՐՔ</w:t>
-            </w:r>
-          </w:p>
-        </w:tc>
-        <w:tc>
-          <w:tcPr>
-            <w:tcW w:w="630" w:type="dxa"/>
-            <w:vMerge w:val="restart"/>
-            <w:vAlign w:val="center"/>
-          </w:tcPr>
-          <w:p>
-            <w:pPr>
-              <w:spacing w:after="0" w:line="240" w:lineRule="exact"/>
-              <w:jc w:val="center"/>
-              <w:rPr>
-                <w:sz w:val="18"/>
-                <w:szCs w:val="18"/>
-              </w:rPr>
-            </w:pPr>
-            <w:r>
-              <w:rPr>
-                <w:rFonts w:ascii="Sylfaen" w:eastAsia="Sylfaen" w:hAnsi="Sylfaen" w:cs="Sylfaen"/>
-                <w:sz w:val="18"/>
-                <w:szCs w:val="18"/>
-                <w:lang w:val="hy-AM" w:bidi="hy-AM"/>
-              </w:rPr>
-              <w:t>բաժնից</w:t>
-            </w:r>
-          </w:p>
-        </w:tc>
-        <w:tc>
-          <w:tcPr>
-            <w:tcW w:w="630" w:type="dxa"/>
-            <w:vMerge w:val="restart"/>
-            <w:vAlign w:val="center"/>
-          </w:tcPr>
-          <w:p>
-            <w:pPr>
-              <w:spacing w:after="0" w:line="240" w:lineRule="exact"/>
-              <w:jc w:val="center"/>
-              <w:rPr>
-                <w:sz w:val="18"/>
-                <w:szCs w:val="18"/>
-              </w:rPr>
-            </w:pPr>
-            <w:r>
-              <w:rPr>
-                <w:rFonts w:ascii="Sylfaen" w:eastAsia="Sylfaen" w:hAnsi="Sylfaen" w:cs="Sylfaen"/>
-                <w:sz w:val="18"/>
-                <w:szCs w:val="18"/>
-                <w:lang w:val="hy-AM" w:bidi="hy-AM"/>
-              </w:rPr>
-              <w:t>բաժին</w:t>
-            </w:r>
-          </w:p>
-        </w:tc>
-        <w:tc>
-          <w:tcPr>
-            <w:tcW w:w="630" w:type="dxa"/>
-            <w:vMerge w:val="restart"/>
-            <w:vAlign w:val="center"/>
-          </w:tcPr>
-          <w:p>
-            <w:pPr>
-              <w:spacing w:after="0" w:line="240" w:lineRule="exact"/>
-              <w:jc w:val="center"/>
-              <w:rPr>
-                <w:sz w:val="18"/>
-                <w:szCs w:val="18"/>
-              </w:rPr>
-            </w:pPr>
-            <w:r>
-              <w:rPr>
-                <w:rFonts w:ascii="Sylfaen" w:eastAsia="Sylfaen" w:hAnsi="Sylfaen" w:cs="Sylfaen"/>
-                <w:sz w:val="18"/>
-                <w:szCs w:val="18"/>
-                <w:lang w:val="hy-AM" w:bidi="hy-AM"/>
-              </w:rPr>
-              <w:t>Ընդհ</w:t>
-            </w:r>
-          </w:p>
-        </w:tc>
-        <w:tc>
-          <w:tcPr>
-            <w:tcW w:w="2520" w:type="dxa"/>
-            <w:gridSpan w:val="4"/>
-            <w:vAlign w:val="center"/>
-          </w:tcPr>
-          <w:p>
-            <w:pPr>
-              <w:spacing w:after="0" w:line="240" w:lineRule="exact"/>
-              <w:jc w:val="center"/>
-              <w:rPr>
-                <w:sz w:val="18"/>
-                <w:szCs w:val="18"/>
-              </w:rPr>
-            </w:pPr>
-            <w:r>
-              <w:rPr>
-                <w:rFonts w:ascii="Sylfaen" w:eastAsia="Sylfaen" w:hAnsi="Sylfaen" w:cs="Sylfaen"/>
-                <w:b/>
-                <w:bCs/>
-                <w:sz w:val="18"/>
-                <w:szCs w:val="18"/>
-                <w:lang w:val="hy-AM" w:bidi="hy-AM"/>
-              </w:rPr>
-              <w:t>Զինծառայող</w:t>
-            </w:r>
-          </w:p>
-        </w:tc>
-        <w:tc>
-          <w:tcPr>
-            <w:tcW w:w="630" w:type="dxa"/>
-            <w:vMerge w:val="restart"/>
-            <w:vAlign w:val="center"/>
-          </w:tcPr>
-          <w:p>
-            <w:pPr>
-              <w:spacing w:after="0" w:line="240" w:lineRule="exact"/>
-              <w:jc w:val="center"/>
-              <w:rPr>
-                <w:sz w:val="18"/>
-                <w:szCs w:val="18"/>
-              </w:rPr>
-            </w:pPr>
-            <w:r>
-              <w:rPr>
-                <w:rFonts w:ascii="Sylfaen" w:eastAsia="Sylfaen" w:hAnsi="Sylfaen" w:cs="Sylfaen"/>
-                <w:sz w:val="18"/>
-                <w:szCs w:val="18"/>
-                <w:lang w:val="hy-AM" w:bidi="hy-AM"/>
-              </w:rPr>
-              <w:t>Զ/Կ</w:t>
-            </w:r>
-          </w:p>
-        </w:tc>
-        <w:tc>
-          <w:tcPr>
-            <w:tcW w:w="630" w:type="dxa"/>
-            <w:vMerge w:val="restart"/>
-            <w:vAlign w:val="center"/>
-          </w:tcPr>
-          <w:p>
-            <w:pPr>
-              <w:spacing w:after="0" w:line="240" w:lineRule="exact"/>
-              <w:jc w:val="center"/>
-              <w:rPr>
-                <w:sz w:val="18"/>
-                <w:szCs w:val="18"/>
-              </w:rPr>
-            </w:pPr>
-            <w:r>
-              <w:rPr>
-                <w:sz w:val="18"/>
-                <w:szCs w:val="18"/>
-              </w:rPr>
-              <w:t>Հ/Մ</w:t>
-            </w:r>
-          </w:p>
-        </w:tc>
-        <w:tc>
-          <w:tcPr>
-            <w:tcW w:w="630" w:type="dxa"/>
-            <w:vMerge w:val="restart"/>
-            <w:vAlign w:val="center"/>
-          </w:tcPr>
-          <w:p>
-            <w:pPr>
-              <w:spacing w:after="0" w:line="240" w:lineRule="exact"/>
-              <w:jc w:val="center"/>
-              <w:rPr>
-                <w:sz w:val="18"/>
-                <w:szCs w:val="18"/>
-              </w:rPr>
-            </w:pPr>
-            <w:r>
-              <w:rPr>
-                <w:rFonts w:ascii="Sylfaen" w:eastAsia="Sylfaen" w:hAnsi="Sylfaen" w:cs="Sylfaen"/>
-                <w:sz w:val="18"/>
-                <w:szCs w:val="18"/>
-                <w:lang w:val="hy-AM" w:bidi="hy-AM"/>
-              </w:rPr>
-              <w:t>Զ/Ծ</w:t>
-            </w:r>
-            <w:r>
-              <w:rPr>
-                <w:rFonts w:ascii="Sylfaen" w:eastAsia="Sylfaen" w:hAnsi="Sylfaen" w:cs="Sylfaen"/>
-                <w:sz w:val="18"/>
-                <w:szCs w:val="18"/>
-                <w:lang w:val="hy-AM" w:bidi="hy-AM"/>
-              </w:rPr>
-              <w:t xml:space="preserve"> ըն</w:t>
-            </w:r>
-            <w:r>
-              <w:rPr>
-                <w:rFonts w:ascii="Sylfaen" w:eastAsia="Sylfaen" w:hAnsi="Sylfaen" w:cs="Sylfaen"/>
-                <w:sz w:val="18"/>
-                <w:szCs w:val="18"/>
-                <w:lang w:val="hy-AM" w:bidi="hy-AM"/>
-              </w:rPr>
-              <w:t>տ</w:t>
-            </w:r>
-          </w:p>
-        </w:tc>
-        <w:tc>
-          <w:tcPr>
-            <w:tcW w:w="630" w:type="dxa"/>
-            <w:vMerge w:val="restart"/>
-            <w:vAlign w:val="center"/>
-          </w:tcPr>
-          <w:p>
-            <w:pPr>
-              <w:spacing w:after="0" w:line="240" w:lineRule="exact"/>
-              <w:jc w:val="center"/>
-              <w:rPr>
-                <w:sz w:val="18"/>
-                <w:szCs w:val="18"/>
-              </w:rPr>
-            </w:pPr>
-            <w:r>
-              <w:rPr>
-                <w:rFonts w:ascii="Sylfaen" w:eastAsia="Sylfaen" w:hAnsi="Sylfaen" w:cs="Sylfaen"/>
-                <w:sz w:val="18"/>
-                <w:szCs w:val="18"/>
-                <w:lang w:val="hy-AM" w:bidi="hy-AM"/>
-              </w:rPr>
-              <w:t>Զ/Պ</w:t>
-            </w:r>
-          </w:p>
-        </w:tc>
-        <w:tc>
-          <w:tcPr>
-            <w:tcW w:w="630" w:type="dxa"/>
-            <w:vMerge w:val="restart"/>
-            <w:vAlign w:val="center"/>
-          </w:tcPr>
-          <w:p>
-            <w:pPr>
-              <w:spacing w:after="0" w:line="240" w:lineRule="exact"/>
-              <w:jc w:val="center"/>
-              <w:rPr>
-                <w:sz w:val="18"/>
-                <w:szCs w:val="18"/>
-              </w:rPr>
-            </w:pPr>
-            <w:r>
-              <w:rPr>
-                <w:rFonts w:ascii="Sylfaen" w:eastAsia="Sylfaen" w:hAnsi="Sylfaen" w:cs="Sylfaen"/>
-                <w:sz w:val="18"/>
-                <w:szCs w:val="18"/>
-                <w:lang w:val="hy-AM" w:bidi="hy-AM"/>
-              </w:rPr>
-              <w:t>Ք</w:t>
-            </w:r>
-            <w:r>
-              <w:rPr>
-                <w:rFonts w:ascii="Sylfaen" w:eastAsia="Sylfaen" w:hAnsi="Sylfaen" w:cs="Sylfaen"/>
-                <w:sz w:val="18"/>
-                <w:szCs w:val="18"/>
-                <w:lang w:val="hy-AM" w:bidi="hy-AM"/>
-              </w:rPr>
-              <w:t>-ի</w:t>
-            </w:r>
-          </w:p>
-        </w:tc>
-        <w:tc>
-          <w:tcPr>
-            <w:tcW w:w="630" w:type="dxa"/>
-            <w:vMerge w:val="restart"/>
-            <w:vAlign w:val="center"/>
-          </w:tcPr>
-          <w:p>
-            <w:pPr>
-              <w:spacing w:after="0" w:line="240" w:lineRule="exact"/>
-              <w:jc w:val="center"/>
-              <w:rPr>
-                <w:sz w:val="18"/>
-                <w:szCs w:val="18"/>
-              </w:rPr>
-            </w:pPr>
-            <w:r>
-              <w:rPr>
-                <w:rFonts w:ascii="Sylfaen" w:eastAsia="Sylfaen" w:hAnsi="Sylfaen" w:cs="Sylfaen"/>
-                <w:sz w:val="18"/>
-                <w:szCs w:val="18"/>
-                <w:lang w:val="hy-AM" w:bidi="hy-AM"/>
-              </w:rPr>
-              <w:t>ՇԱՐՔ</w:t>
-            </w:r>
-          </w:p>
-        </w:tc>
-        <w:tc>
-          <w:tcPr>
-            <w:tcW w:w="630" w:type="dxa"/>
-            <w:vMerge w:val="restart"/>
             <w:vAlign w:val="center"/>
           </w:tcPr>
           <w:p>
@@ -883,7 +1099,6 @@
         <w:tc>
           <w:tcPr>
             <w:tcW w:w="630" w:type="dxa"/>
-            <w:vMerge w:val="restart"/>
             <w:vAlign w:val="center"/>
           </w:tcPr>
           <w:p>
@@ -906,12 +1121,6 @@
             </w:r>
           </w:p>
         </w:tc>
-      </w:tr>
-      <w:tr>
-        <w:trPr>
-          <w:trHeight w:hRule="exact" w:val="300"/>
-          <w:jc w:val="center"/>
-        </w:trPr>
         <w:tc>
           <w:tcPr>
             <w:tcW w:w="630" w:type="dxa"/>
@@ -1000,363 +1209,38 @@
         <w:tc>
           <w:tcPr>
             <w:tcW w:w="630" w:type="dxa"/>
-            <w:vMerge/>
-            <w:vAlign w:val="center"/>
-          </w:tcPr>
-          <w:p>
-            <w:pPr>
-              <w:spacing w:after="0" w:line="240" w:lineRule="exact"/>
-              <w:jc w:val="center"/>
-              <w:rPr>
-                <w:sz w:val="18"/>
-                <w:szCs w:val="18"/>
-              </w:rPr>
-            </w:pPr>
-          </w:p>
-        </w:tc>
-        <w:tc>
-          <w:tcPr>
-            <w:tcW w:w="630" w:type="dxa"/>
-            <w:vMerge/>
-            <w:vAlign w:val="center"/>
-          </w:tcPr>
-          <w:p>
-            <w:pPr>
-              <w:spacing w:after="0" w:line="240" w:lineRule="exact"/>
-              <w:jc w:val="center"/>
-              <w:rPr>
-                <w:sz w:val="18"/>
-                <w:szCs w:val="18"/>
-              </w:rPr>
-            </w:pPr>
-          </w:p>
-        </w:tc>
-        <w:tc>
-          <w:tcPr>
-            <w:tcW w:w="630" w:type="dxa"/>
-            <w:vMerge/>
-            <w:vAlign w:val="center"/>
-          </w:tcPr>
-          <w:p>
-            <w:pPr>
-              <w:spacing w:after="0" w:line="240" w:lineRule="exact"/>
-              <w:jc w:val="center"/>
-              <w:rPr>
-                <w:sz w:val="18"/>
-                <w:szCs w:val="18"/>
-              </w:rPr>
-            </w:pPr>
-          </w:p>
-        </w:tc>
-        <w:tc>
-          <w:tcPr>
-            <w:tcW w:w="630" w:type="dxa"/>
-            <w:vMerge/>
-            <w:vAlign w:val="center"/>
-          </w:tcPr>
-          <w:p>
-            <w:pPr>
-              <w:spacing w:after="0" w:line="240" w:lineRule="exact"/>
-              <w:jc w:val="center"/>
-              <w:rPr>
-                <w:sz w:val="18"/>
-                <w:szCs w:val="18"/>
-              </w:rPr>
-            </w:pPr>
-          </w:p>
-        </w:tc>
-        <w:tc>
-          <w:tcPr>
-            <w:tcW w:w="630" w:type="dxa"/>
-            <w:vMerge/>
-            <w:vAlign w:val="center"/>
-          </w:tcPr>
-          <w:p>
-            <w:pPr>
-              <w:spacing w:after="0" w:line="240" w:lineRule="exact"/>
-              <w:jc w:val="center"/>
-              <w:rPr>
-                <w:sz w:val="18"/>
-                <w:szCs w:val="18"/>
-              </w:rPr>
-            </w:pPr>
-          </w:p>
-        </w:tc>
-        <w:tc>
-          <w:tcPr>
-            <w:tcW w:w="630" w:type="dxa"/>
-            <w:vMerge/>
-            <w:vAlign w:val="center"/>
-          </w:tcPr>
-          <w:p>
-            <w:pPr>
-              <w:spacing w:after="0" w:line="240" w:lineRule="exact"/>
-              <w:jc w:val="center"/>
-              <w:rPr>
-                <w:sz w:val="18"/>
-                <w:szCs w:val="18"/>
-              </w:rPr>
-            </w:pPr>
-          </w:p>
-        </w:tc>
-        <w:tc>
-          <w:tcPr>
-            <w:tcW w:w="630" w:type="dxa"/>
-            <w:vMerge/>
-            <w:vAlign w:val="center"/>
-          </w:tcPr>
-          <w:p>
-            <w:pPr>
-              <w:spacing w:after="0" w:line="240" w:lineRule="exact"/>
-              <w:jc w:val="center"/>
-              <w:rPr>
-                <w:sz w:val="18"/>
-                <w:szCs w:val="18"/>
-              </w:rPr>
-            </w:pPr>
-          </w:p>
-        </w:tc>
-        <w:tc>
-          <w:tcPr>
-            <w:tcW w:w="630" w:type="dxa"/>
-            <w:vAlign w:val="center"/>
-          </w:tcPr>
-          <w:p>
-            <w:pPr>
-              <w:spacing w:after="0" w:line="240" w:lineRule="exact"/>
-              <w:jc w:val="center"/>
-              <w:rPr>
-                <w:sz w:val="18"/>
-                <w:szCs w:val="18"/>
-              </w:rPr>
-            </w:pPr>
-            <w:r>
-              <w:rPr>
-                <w:rFonts w:ascii="Sylfaen" w:eastAsia="Sylfaen" w:hAnsi="Sylfaen" w:cs="Sylfaen"/>
-                <w:sz w:val="18"/>
-                <w:szCs w:val="18"/>
-                <w:lang w:val="hy-AM" w:bidi="hy-AM"/>
-              </w:rPr>
-              <w:t>ՇԱՐՔ</w:t>
-            </w:r>
-          </w:p>
-        </w:tc>
-        <w:tc>
-          <w:tcPr>
-            <w:tcW w:w="630" w:type="dxa"/>
-            <w:vAlign w:val="center"/>
-          </w:tcPr>
-          <w:p>
-            <w:pPr>
-              <w:spacing w:after="0" w:line="240" w:lineRule="exact"/>
-              <w:jc w:val="center"/>
-              <w:rPr>
-                <w:sz w:val="18"/>
-                <w:szCs w:val="18"/>
-              </w:rPr>
-            </w:pPr>
-            <w:r>
-              <w:rPr>
-                <w:rFonts w:ascii="Sylfaen" w:eastAsia="Sylfaen" w:hAnsi="Sylfaen" w:cs="Sylfaen"/>
-                <w:sz w:val="18"/>
-                <w:szCs w:val="18"/>
-                <w:lang w:val="hy-AM" w:bidi="hy-AM"/>
-              </w:rPr>
-              <w:t>ՍՊԱ</w:t>
-            </w:r>
-          </w:p>
-        </w:tc>
-        <w:tc>
-          <w:tcPr>
-            <w:tcW w:w="630" w:type="dxa"/>
-            <w:vAlign w:val="center"/>
-          </w:tcPr>
-          <w:p>
-            <w:pPr>
-              <w:spacing w:after="0" w:line="240" w:lineRule="exact"/>
-              <w:jc w:val="center"/>
-              <w:rPr>
-                <w:sz w:val="18"/>
-                <w:szCs w:val="18"/>
-              </w:rPr>
-            </w:pPr>
-            <w:r>
-              <w:rPr>
-                <w:rFonts w:ascii="Sylfaen" w:eastAsia="Sylfaen" w:hAnsi="Sylfaen" w:cs="Sylfaen"/>
-                <w:sz w:val="18"/>
-                <w:szCs w:val="18"/>
-                <w:lang w:val="hy-AM" w:bidi="hy-AM"/>
-              </w:rPr>
-              <w:t>ՊԱՅՄ</w:t>
-            </w:r>
-          </w:p>
-        </w:tc>
-        <w:tc>
-          <w:tcPr>
-            <w:tcW w:w="630" w:type="dxa"/>
-            <w:vAlign w:val="center"/>
-          </w:tcPr>
-          <w:p>
-            <w:pPr>
-              <w:spacing w:after="0" w:line="240" w:lineRule="exact"/>
-              <w:jc w:val="center"/>
-              <w:rPr>
-                <w:sz w:val="18"/>
-                <w:szCs w:val="18"/>
-              </w:rPr>
-            </w:pPr>
-            <w:r>
-              <w:rPr>
-                <w:rFonts w:ascii="Sylfaen" w:eastAsia="Sylfaen" w:hAnsi="Sylfaen" w:cs="Sylfaen"/>
-                <w:sz w:val="18"/>
-                <w:szCs w:val="18"/>
-                <w:lang w:val="hy-AM" w:bidi="hy-AM"/>
-              </w:rPr>
-              <w:t>Ա</w:t>
-            </w:r>
-            <w:r>
-              <w:rPr>
-                <w:rFonts w:ascii="Sylfaen" w:eastAsia="Sylfaen" w:hAnsi="Sylfaen" w:cs="Sylfaen"/>
-                <w:sz w:val="18"/>
-                <w:szCs w:val="18"/>
-                <w:lang w:val="hy-AM" w:bidi="hy-AM"/>
-              </w:rPr>
-              <w:t>-</w:t>
-            </w:r>
-            <w:r>
-              <w:rPr>
-                <w:rFonts w:ascii="Sylfaen" w:eastAsia="Sylfaen" w:hAnsi="Sylfaen" w:cs="Sylfaen"/>
-                <w:sz w:val="18"/>
-                <w:szCs w:val="18"/>
-                <w:lang w:val="hy-AM" w:bidi="hy-AM"/>
-              </w:rPr>
-              <w:t>Հ</w:t>
-            </w:r>
-          </w:p>
-        </w:tc>
-        <w:tc>
-          <w:tcPr>
-            <w:tcW w:w="630" w:type="dxa"/>
-            <w:vMerge/>
-            <w:vAlign w:val="center"/>
-          </w:tcPr>
-          <w:p>
-            <w:pPr>
-              <w:spacing w:after="0" w:line="240" w:lineRule="exact"/>
-              <w:jc w:val="center"/>
-              <w:rPr>
-                <w:sz w:val="18"/>
-                <w:szCs w:val="18"/>
-              </w:rPr>
-            </w:pPr>
-          </w:p>
-        </w:tc>
-        <w:tc>
-          <w:tcPr>
-            <w:tcW w:w="630" w:type="dxa"/>
-            <w:vMerge/>
-            <w:vAlign w:val="center"/>
-          </w:tcPr>
-          <w:p>
-            <w:pPr>
-              <w:spacing w:after="0" w:line="240" w:lineRule="exact"/>
-              <w:jc w:val="center"/>
-              <w:rPr>
-                <w:sz w:val="18"/>
-                <w:szCs w:val="18"/>
-              </w:rPr>
-            </w:pPr>
-          </w:p>
-        </w:tc>
-        <w:tc>
-          <w:tcPr>
-            <w:tcW w:w="630" w:type="dxa"/>
-            <w:vMerge/>
-            <w:vAlign w:val="center"/>
-          </w:tcPr>
-          <w:p>
-            <w:pPr>
-              <w:spacing w:after="0" w:line="240" w:lineRule="exact"/>
-              <w:jc w:val="center"/>
-              <w:rPr>
-                <w:sz w:val="18"/>
-                <w:szCs w:val="18"/>
-              </w:rPr>
-            </w:pPr>
-          </w:p>
-        </w:tc>
-        <w:tc>
-          <w:tcPr>
-            <w:tcW w:w="630" w:type="dxa"/>
-            <w:vMerge/>
-            <w:vAlign w:val="center"/>
-          </w:tcPr>
-          <w:p>
-            <w:pPr>
-              <w:spacing w:after="0" w:line="240" w:lineRule="exact"/>
-              <w:jc w:val="center"/>
-              <w:rPr>
-                <w:sz w:val="18"/>
-                <w:szCs w:val="18"/>
-              </w:rPr>
-            </w:pPr>
-          </w:p>
-        </w:tc>
-        <w:tc>
-          <w:tcPr>
-            <w:tcW w:w="630" w:type="dxa"/>
-            <w:vMerge/>
-            <w:vAlign w:val="center"/>
-          </w:tcPr>
-          <w:p>
-            <w:pPr>
-              <w:spacing w:after="0" w:line="240" w:lineRule="exact"/>
-              <w:jc w:val="center"/>
-              <w:rPr>
-                <w:sz w:val="18"/>
-                <w:szCs w:val="18"/>
-              </w:rPr>
-            </w:pPr>
-          </w:p>
-        </w:tc>
-        <w:tc>
-          <w:tcPr>
-            <w:tcW w:w="630" w:type="dxa"/>
-            <w:vMerge/>
-            <w:vAlign w:val="center"/>
-          </w:tcPr>
-          <w:p>
-            <w:pPr>
-              <w:spacing w:after="0" w:line="240" w:lineRule="exact"/>
-              <w:jc w:val="center"/>
-              <w:rPr>
-                <w:sz w:val="18"/>
-                <w:szCs w:val="18"/>
-              </w:rPr>
-            </w:pPr>
-          </w:p>
-        </w:tc>
-        <w:tc>
-          <w:tcPr>
-            <w:tcW w:w="630" w:type="dxa"/>
-            <w:vMerge/>
-            <w:vAlign w:val="center"/>
-          </w:tcPr>
-          <w:p>
-            <w:pPr>
-              <w:spacing w:after="0" w:line="240" w:lineRule="exact"/>
-              <w:jc w:val="center"/>
-              <w:rPr>
-                <w:sz w:val="18"/>
-                <w:szCs w:val="18"/>
-              </w:rPr>
-            </w:pPr>
-          </w:p>
-        </w:tc>
-        <w:tc>
-          <w:tcPr>
-            <w:tcW w:w="630" w:type="dxa"/>
-            <w:vMerge/>
+            <w:vAlign w:val="center"/>
+          </w:tcPr>
+          <w:p>
+            <w:pPr>
+              <w:spacing w:after="0" w:line="240" w:lineRule="exact"/>
+              <w:jc w:val="center"/>
+              <w:rPr>
+                <w:sz w:val="18"/>
+                <w:szCs w:val="18"/>
+              </w:rPr>
+            </w:pPr>
+          </w:p>
+        </w:tc>
+        <w:tc>
+          <w:tcPr>
+            <w:tcW w:w="630" w:type="dxa"/>
+            <w:vAlign w:val="center"/>
+          </w:tcPr>
+          <w:p>
+            <w:pPr>
+              <w:spacing w:after="0" w:line="240" w:lineRule="exact"/>
+              <w:jc w:val="center"/>
+              <w:rPr>
+                <w:sz w:val="18"/>
+                <w:szCs w:val="18"/>
+              </w:rPr>
+            </w:pPr>
+          </w:p>
+        </w:tc>
+        <w:tc>
+          <w:tcPr>
+            <w:tcW w:w="630" w:type="dxa"/>
             <w:vAlign w:val="center"/>
           </w:tcPr>
           <w:p>
@@ -1772,31 +1656,6 @@
                 <w:szCs w:val="18"/>
                 <w:lang w:val="hy-AM" w:bidi="hy-AM"/>
               </w:rPr>
-              <w:t>16</w:t>
-            </w:r>
-          </w:p>
-        </w:tc>
-        <w:tc>
-          <w:tcPr>
-            <w:tcW w:w="630" w:type="dxa"/>
-            <w:vAlign w:val="center"/>
-          </w:tcPr>
-          <w:p>
-            <w:pPr>
-              <w:spacing w:after="0" w:line="240" w:lineRule="exact"/>
-              <w:jc w:val="center"/>
-              <w:rPr>
-                <w:sz w:val="18"/>
-                <w:szCs w:val="18"/>
-              </w:rPr>
-            </w:pPr>
-            <w:r>
-              <w:rPr>
-                <w:rFonts w:ascii="Sylfaen" w:eastAsia="Sylfaen" w:hAnsi="Sylfaen" w:cs="Sylfaen"/>
-                <w:sz w:val="18"/>
-                <w:szCs w:val="18"/>
-                <w:lang w:val="hy-AM" w:bidi="hy-AM"/>
-              </w:rPr>
               <w:t>17</w:t>
             </w:r>
           </w:p>
@@ -1982,22 +1841,6 @@
           <w:trHeight w:hRule="exact" w:val="868"/>
           <w:jc w:val="center"/>
         </w:trPr>
-        <w:tc>
-          <w:tcPr>
-            <w:tcW w:w="630" w:type="dxa"/>
-            <w:vAlign w:val="center"/>
-          </w:tcPr>
-          <w:p>
-            <w:pPr>
-              <w:spacing w:after="0" w:line="240" w:lineRule="exact"/>
-              <w:jc w:val="center"/>
-              <w:rPr>
-                <w:sz w:val="18"/>
-                <w:szCs w:val="18"/>
-              </w:rPr>
-            </w:pPr>
-          </w:p>
-        </w:tc>
         <w:tc>
           <w:tcPr>
             <w:tcW w:w="630" w:type="dxa"/>
@@ -2957,14 +2800,67 @@
           <w:szCs w:val="28"/>
         </w:rPr>
       </w:pPr>
+      <w:r>
+        <w:rPr>
+          <w:noProof/>
+          <w:sz w:val="28"/>
+          <w:szCs w:val="28"/>
+        </w:rPr>
+        <w:pict w14:anchorId="6AD31CA6">
+          <v:shapetype id="_x0000_t202" coordsize="21600,21600" o:spt="202" path="m,l,21600r21600,l21600,xe">
+            <v:stroke joinstyle="miter"/>
+            <v:path gradientshapeok="t" o:connecttype="rect"/>
+          </v:shapetype>
+          <v:shape id="_x0000_s2086" type="#_x0000_t202" alt="sarsh-doc-meta" style="position:absolute;margin-left:225pt;margin-top:552pt;width:392pt;height:16pt;z-index:251659264;mso-position-horizontal-relative:page;mso-position-vertical-relative:page" filled="f" stroked="f">
+            <v:textbox inset="0,0,0,0">
+              <w:txbxContent>
+                <w:p>
+                  <w:pPr>
+                    <w:jc w:val="center"/>
+                    <w:rPr>
+                      <w:rFonts w:ascii="Arial Armenian" w:hAnsi="Arial Armenian"/>
+                      <w:sz w:val="18"/>
+                    </w:rPr>
+                  </w:pPr>
+                  <w:r>
+                    <w:rPr>
+                      <w:rFonts w:ascii="Arial Armenian" w:hAnsi="Arial Armenian" w:cs="Sylfaen"/>
+                      <w:sz w:val="18"/>
+                    </w:rPr>
+                    <w:t>Ամսաթիվ</w:t>
+                  </w:r>
+                  <w:r>
+                    <w:rPr>
+                      <w:rFonts w:ascii="Arial Armenian" w:hAnsi="Arial Armenian"/>
+                      <w:sz w:val="18"/>
+                    </w:rPr>
+                    <w:t xml:space="preserve"> ____________________        </w:t>
+                  </w:r>
+                  <w:r>
+                    <w:rPr>
+                      <w:rFonts w:ascii="Arial Armenian" w:hAnsi="Arial Armenian" w:cs="Sylfaen"/>
+                      <w:sz w:val="18"/>
+                    </w:rPr>
+                    <w:t>Հերթապահ</w:t>
+                  </w:r>
+                  <w:r>
+                    <w:rPr>
+                      <w:rFonts w:ascii="Arial Armenian" w:hAnsi="Arial Armenian"/>
+                      <w:sz w:val="18"/>
+                    </w:rPr>
+                    <w:t xml:space="preserve"> ____________________</w:t>
+                  </w:r>
+                </w:p>
+              </w:txbxContent>
+            </v:textbox>
+            <w10:wrap anchorx="page" anchory="page"/>
+            <w10:anchorlock/>
+          </v:shape>
+        </w:pict>
+      </w:r>
     </w:p>
     <w:sectPr>
-      <w:headerReference w:type="even" r:id="rId6"/>
-      <w:headerReference w:type="default" r:id="rId7"/>
-      <w:footerReference w:type="even" r:id="rId8"/>
-      <w:footerReference w:type="default" r:id="rId9"/>
-      <w:headerReference w:type="first" r:id="rId10"/>
-      <w:footerReference w:type="first" r:id="rId11"/>
+      <w:headerReference w:type="default" r:id="rId6"/>
       <w:pgSz w:w="16838" w:h="11906" w:orient="landscape"/>
       <w:pgMar w:top="1800" w:right="540" w:bottom="360" w:left="540" w:header="240" w:footer="240" w:gutter="0"/>
       <w:cols w:space="720"/>
@@ -2999,36 +2895,6 @@
 </w:endnotes>
 </file>
 
-<file path=word/footer1.xml><?xml version="1.0" encoding="utf-8"?>
-<w:ftr xmlns:wpc="http://schemas.microsoft.com/office/word/2010/wordprocessingCanvas" xmlns:cx="http://schemas.microsoft.com/office/drawing/2014/chartex" xmlns:cx1="http://schemas.microsoft.com/office/drawing/2015/9/8/chartex" xmlns:cx2="http://schemas.microsoft.com/office/drawing/2015/10/21/chartex" xmlns:cx3="http://schemas.microsoft.com/office/drawing/2016/5/9/chartex" xmlns:cx4="http://schemas.microsoft.com/office/drawing/2016/5/10/chartex" xmlns:cx5="http://schemas.microsoft.com/office/drawing/2016/5/11/chartex" xmlns:cx6="http://schemas.microsoft.com/office/drawing/2016/5/12/chartex" xmlns:cx7="http://schemas.microsoft.com/office/drawing/2016/5/13/chartex" xmlns:cx8="http://schemas.microsoft.com/office/drawing/2016/5/14/chartex" xmlns:mc="http://schemas.openxmlformats.org/markup-compatibility/2006" xmlns:aink="http://schemas.microsoft.com/office/drawing/2016/ink" xmlns:am3d="http://schemas.microsoft.com/office/drawing/2017/model3d" xmlns:o="urn:schemas-microsoft-com:office:office" xmlns:oel="http://schemas.microsoft.com/office/2019/extlst" xmlns:r="http://schemas.openxmlformats.org/officeDocument/2006/relationships" xmlns:m="http://schemas.openxmlformats.org/officeDocument/2006/math" xmlns:v="urn:schemas-microsoft-com:vml" xmlns:wp14="http://schemas.microsoft.com/office/word/2010/wordprocessingDrawing" xmlns:wp="http://schemas.openxmlformats.org/drawingml/2006/wordprocessingDrawing" xmlns:w10="urn:schemas-microsoft-com:office:word" xmlns:w="http://schemas.openxmlformats.org/wordprocessingml/2006/main" xmlns:w14="http://schemas.microsoft.com/office/word/2010/wordml" xmlns:w15="http://schemas.microsoft.com/office/word/2012/wordml" xmlns:w16cex="http://schemas.microsoft.com/office/word/2018/wordml/cex" xmlns:w16cid="http://schemas.microsoft.com/office/word/2016/wordml/cid" xmlns:w16="http://schemas.microsoft.com/office/word/2018/wordml" xmlns:w16du="http://schemas.microsoft.com/office/word/2023/wordml/word16du" xmlns:w16sdtdh="http://schemas.microsoft.com/office/word/2020/wordml/sdtdatahash" xmlns:w16sdtfl="http://schemas.microsoft.com/office/word/2024/wordml/sdtformatlock" xmlns:w16se="http://schemas.microsoft.com/office/word/2015/wordml/symex" xmlns:wpg="http://schemas.microsoft.com/office/word/2010/wordprocessingGroup" xmlns:wpi="http://schemas.microsoft.com/office/word/2010/wordprocessingInk" xmlns:wne="http://schemas.microsoft.com/office/word/2006/wordml" xmlns:wps="http://schemas.microsoft.com/office/word/2010/wordprocessingShape" mc:Ignorable="w14 w15 w16se w16cid w16 w16cex w16sdtdh w16sdtfl w16du wp14">
-  <w:p>
-    <w:pPr>
-      <w:pStyle w:val="a5"/>
-    </w:pPr>
-  </w:p>
-</w:ftr>
-</file>
-
-<file path=word/footer2.xml><?xml version="1.0" encoding="utf-8"?>
-<w:ftr xmlns:wpc="http://schemas.microsoft.com/office/word/2010/wordprocessingCanvas" xmlns:cx="http://schemas.microsoft.com/office/drawing/2014/chartex" xmlns:cx1="http://schemas.microsoft.com/office/drawing/2015/9/8/chartex" xmlns:cx2="http://schemas.microsoft.com/office/drawing/2015/10/21/chartex" xmlns:cx3="http://schemas.microsoft.com/office/drawing/2016/5/9/chartex" xmlns:cx4="http://schemas.microsoft.com/office/drawing/2016/5/10/chartex" xmlns:cx5="http://schemas.microsoft.com/office/drawing/2016/5/11/chartex" xmlns:cx6="http://schemas.microsoft.com/office/drawing/2016/5/12/chartex" xmlns:cx7="http://schemas.microsoft.com/office/drawing/2016/5/13/chartex" xmlns:cx8="http://schemas.microsoft.com/office/drawing/2016/5/14/chartex" xmlns:mc="http://schemas.openxmlformats.org/markup-compatibility/2006" xmlns:aink="http://schemas.microsoft.com/office/drawing/2016/ink" xmlns:am3d="http://schemas.microsoft.com/office/drawing/2017/model3d" xmlns:o="urn:schemas-microsoft-com:office:office" xmlns:oel="http://schemas.microsoft.com/office/2019/extlst" xmlns:r="http://schemas.openxmlformats.org/officeDocument/2006/relationships" xmlns:m="http://schemas.openxmlformats.org/officeDocument/2006/math" xmlns:v="urn:schemas-microsoft-com:vml" xmlns:wp14="http://schemas.microsoft.com/office/word/2010/wordprocessingDrawing" xmlns:wp="http://schemas.openxmlformats.org/drawingml/2006/wordprocessingDrawing" xmlns:w10="urn:schemas-microsoft-com:office:word" xmlns:w="http://schemas.openxmlformats.org/wordprocessingml/2006/main" xmlns:w14="http://schemas.microsoft.com/office/word/2010/wordml" xmlns:w15="http://schemas.microsoft.com/office/word/2012/wordml" xmlns:w16cex="http://schemas.microsoft.com/office/word/2018/wordml/cex" xmlns:w16cid="http://schemas.microsoft.com/office/word/2016/wordml/cid" xmlns:w16="http://schemas.microsoft.com/office/word/2018/wordml" xmlns:w16du="http://schemas.microsoft.com/office/word/2023/wordml/word16du" xmlns:w16sdtdh="http://schemas.microsoft.com/office/word/2020/wordml/sdtdatahash" xmlns:w16sdtfl="http://schemas.microsoft.com/office/word/2024/wordml/sdtformatlock" xmlns:w16se="http://schemas.microsoft.com/office/word/2015/wordml/symex" xmlns:wpg="http://schemas.microsoft.com/office/word/2010/wordprocessingGroup" xmlns:wpi="http://schemas.microsoft.com/office/word/2010/wordprocessingInk" xmlns:wne="http://schemas.microsoft.com/office/word/2006/wordml" xmlns:wps="http://schemas.microsoft.com/office/word/2010/wordprocessingShape" mc:Ignorable="w14 w15 w16se w16cid w16 w16cex w16sdtdh w16sdtfl w16du wp14">
-  <w:p>
-    <w:pPr>
-      <w:pStyle w:val="a5"/>
-    </w:pPr>
-  </w:p>
-</w:ftr>
-</file>
-
-<file path=word/footer3.xml><?xml version="1.0" encoding="utf-8"?>
-<w:ftr xmlns:wpc="http://schemas.microsoft.com/office/word/2010/wordprocessingCanvas" xmlns:cx="http://schemas.microsoft.com/office/drawing/2014/chartex" xmlns:cx1="http://schemas.microsoft.com/office/drawing/2015/9/8/chartex" xmlns:cx2="http://schemas.microsoft.com/office/drawing/2015/10/21/chartex" xmlns:cx3="http://schemas.microsoft.com/office/drawing/2016/5/9/chartex" xmlns:cx4="http://schemas.microsoft.com/office/drawing/2016/5/10/chartex" xmlns:cx5="http://schemas.microsoft.com/office/drawing/2016/5/11/chartex" xmlns:cx6="http://schemas.microsoft.com/office/drawing/2016/5/12/chartex" xmlns:cx7="http://schemas.microsoft.com/office/drawing/2016/5/13/chartex" xmlns:cx8="http://schemas.microsoft.com/office/drawing/2016/5/14/chartex" xmlns:mc="http://schemas.openxmlformats.org/markup-compatibility/2006" xmlns:aink="http://schemas.microsoft.com/office/drawing/2016/ink" xmlns:am3d="http://schemas.microsoft.com/office/drawing/2017/model3d" xmlns:o="urn:schemas-microsoft-com:office:office" xmlns:oel="http://schemas.microsoft.com/office/2019/extlst" xmlns:r="http://schemas.openxmlformats.org/officeDocument/2006/relationships" xmlns:m="http://schemas.openxmlformats.org/officeDocument/2006/math" xmlns:v="urn:schemas-microsoft-com:vml" xmlns:wp14="http://schemas.microsoft.com/office/word/2010/wordprocessingDrawing" xmlns:wp="http://schemas.openxmlformats.org/drawingml/2006/wordprocessingDrawing" xmlns:w10="urn:schemas-microsoft-com:office:word" xmlns:w="http://schemas.openxmlformats.org/wordprocessingml/2006/main" xmlns:w14="http://schemas.microsoft.com/office/word/2010/wordml" xmlns:w15="http://schemas.microsoft.com/office/word/2012/wordml" xmlns:w16cex="http://schemas.microsoft.com/office/word/2018/wordml/cex" xmlns:w16cid="http://schemas.microsoft.com/office/word/2016/wordml/cid" xmlns:w16="http://schemas.microsoft.com/office/word/2018/wordml" xmlns:w16du="http://schemas.microsoft.com/office/word/2023/wordml/word16du" xmlns:w16sdtdh="http://schemas.microsoft.com/office/word/2020/wordml/sdtdatahash" xmlns:w16sdtfl="http://schemas.microsoft.com/office/word/2024/wordml/sdtformatlock" xmlns:w16se="http://schemas.microsoft.com/office/word/2015/wordml/symex" xmlns:wpg="http://schemas.microsoft.com/office/word/2010/wordprocessingGroup" xmlns:wpi="http://schemas.microsoft.com/office/word/2010/wordprocessingInk" xmlns:wne="http://schemas.microsoft.com/office/word/2006/wordml" xmlns:wps="http://schemas.microsoft.com/office/word/2010/wordprocessingShape" mc:Ignorable="w14 w15 w16se w16cid w16 w16cex w16sdtdh w16sdtfl w16du wp14">
-  <w:p>
-    <w:pPr>
-      <w:pStyle w:val="a5"/>
-    </w:pPr>
-  </w:p>
-</w:ftr>
-</file>
-
 <file path=word/footnotes.xml><?xml version="1.0" encoding="utf-8"?>
 <w:footnotes xmlns:wpc="http://schemas.microsoft.com/office/word/2010/wordprocessingCanvas" xmlns:cx="http://schemas.microsoft.com/office/drawing/2014/chartex" xmlns:cx1="http://schemas.microsoft.com/office/drawing/2015/9/8/chartex" xmlns:cx2="http://schemas.microsoft.com/office/drawing/2015/10/21/chartex" xmlns:cx3="http://schemas.microsoft.com/office/drawing/2016/5/9/chartex" xmlns:cx4="http://schemas.microsoft.com/office/drawing/2016/5/10/chartex" xmlns:cx5="http://schemas.microsoft.com/office/drawing/2016/5/11/chartex" xmlns:cx6="http://schemas.microsoft.com/office/drawing/2016/5/12/chartex" xmlns:cx7="http://schemas.microsoft.com/office/drawing/2016/5/13/chartex" xmlns:cx8="http://schemas.microsoft.com/office/drawing/2016/5/14/chartex" xmlns:mc="http://schemas.openxmlformats.org/markup-compatibility/2006" xmlns:aink="http://schemas.microsoft.com/office/drawing/2016/ink" xmlns:am3d="http://schemas.microsoft.com/office/drawing/2017/model3d" xmlns:o="urn:schemas-microsoft-com:office:office" xmlns:oel="http://schemas.microsoft.com/office/2019/extlst" xmlns:r="http://schemas.openxmlformats.org/officeDocument/2006/relationships" xmlns:m="http://schemas.openxmlformats.org/officeDocument/2006/math" xmlns:v="urn:schemas-microsoft-com:vml" xmlns:wp14="http://schemas.microsoft.com/office/word/2010/wordprocessingDrawing" xmlns:wp="http://schemas.openxmlformats.org/drawingml/2006/wordprocessingDrawing" xmlns:w10="urn:schemas-microsoft-com:office:word" xmlns:w="http://schemas.openxmlformats.org/wordprocessingml/2006/main" xmlns:w14="http://schemas.microsoft.com/office/word/2010/wordml" xmlns:w15="http://schemas.microsoft.com/office/word/2012/wordml" xmlns:w16cex="http://schemas.microsoft.com/office/word/2018/wordml/cex" xmlns:w16cid="http://schemas.microsoft.com/office/word/2016/wordml/cid" xmlns:w16="http://schemas.microsoft.com/office/word/2018/wordml" xmlns:w16du="http://schemas.microsoft.com/office/word/2023/wordml/word16du" xmlns:w16sdtdh="http://schemas.microsoft.com/office/word/2020/wordml/sdtdatahash" xmlns:w16sdtfl="http://schemas.microsoft.com/office/word/2024/wordml/sdtformatlock" xmlns:w16se="http://schemas.microsoft.com/office/word/2015/wordml/symex" xmlns:wpg="http://schemas.microsoft.com/office/word/2010/wordprocessingGroup" xmlns:wpi="http://schemas.microsoft.com/office/word/2010/wordprocessingInk" xmlns:wne="http://schemas.microsoft.com/office/word/2006/wordml" xmlns:wps="http://schemas.microsoft.com/office/word/2010/wordprocessingShape" mc:Ignorable="w14 w15 w16se w16cid w16 w16cex w16sdtdh w16sdtfl w16du wp14">
   <w:footnote w:type="separator" w:id="-1">
@@ -3059,72 +2925,89 @@
   <w:p>
     <w:pPr>
       <w:pStyle w:val="a3"/>
-    </w:pPr>
-  </w:p>
-</w:hdr>
-</file>
-
-<file path=word/header2.xml><?xml version="1.0" encoding="utf-8"?>
-<w:hdr xmlns:wpc="http://schemas.microsoft.com/office/word/2010/wordprocessingCanvas" xmlns:cx="http://schemas.microsoft.com/office/drawing/2014/chartex" xmlns:cx1="http://schemas.microsoft.com/office/drawing/2015/9/8/chartex" xmlns:cx2="http://schemas.microsoft.com/office/drawing/2015/10/21/chartex" xmlns:cx3="http://schemas.microsoft.com/office/drawing/2016/5/9/chartex" xmlns:cx4="http://schemas.microsoft.com/office/drawing/2016/5/10/chartex" xmlns:cx5="http://schemas.microsoft.com/office/drawing/2016/5/11/chartex" xmlns:cx6="http://schemas.microsoft.com/office/drawing/2016/5/12/chartex" xmlns:cx7="http://schemas.microsoft.com/office/drawing/2016/5/13/chartex" xmlns:cx8="http://schemas.microsoft.com/office/drawing/2016/5/14/chartex" xmlns:mc="http://schemas.openxmlformats.org/markup-compatibility/2006" xmlns:aink="http://schemas.microsoft.com/office/drawing/2016/ink" xmlns:am3d="http://schemas.microsoft.com/office/drawing/2017/model3d" xmlns:o="urn:schemas-microsoft-com:office:office" xmlns:oel="http://schemas.microsoft.com/office/2019/extlst" xmlns:r="http://schemas.openxmlformats.org/officeDocument/2006/relationships" xmlns:m="http://schemas.openxmlformats.org/officeDocument/2006/math" xmlns:v="urn:schemas-microsoft-com:vml" xmlns:wp14="http://schemas.microsoft.com/office/word/2010/wordprocessingDrawing" xmlns:wp="http://schemas.openxmlformats.org/drawingml/2006/wordprocessingDrawing" xmlns:w10="urn:schemas-microsoft-com:office:word" xmlns:w="http://schemas.openxmlformats.org/wordprocessingml/2006/main" xmlns:w14="http://schemas.microsoft.com/office/word/2010/wordml" xmlns:w15="http://schemas.microsoft.com/office/word/2012/wordml" xmlns:w16cex="http://schemas.microsoft.com/office/word/2018/wordml/cex" xmlns:w16cid="http://schemas.microsoft.com/office/word/2016/wordml/cid" xmlns:w16="http://schemas.microsoft.com/office/word/2018/wordml" xmlns:w16du="http://schemas.microsoft.com/office/word/2023/wordml/word16du" xmlns:w16sdtdh="http://schemas.microsoft.com/office/word/2020/wordml/sdtdatahash" xmlns:w16sdtfl="http://schemas.microsoft.com/office/word/2024/wordml/sdtformatlock" xmlns:w16se="http://schemas.microsoft.com/office/word/2015/wordml/symex" xmlns:wpg="http://schemas.microsoft.com/office/word/2010/wordprocessingGroup" xmlns:wpi="http://schemas.microsoft.com/office/word/2010/wordprocessingInk" xmlns:wne="http://schemas.microsoft.com/office/word/2006/wordml" xmlns:wps="http://schemas.microsoft.com/office/word/2010/wordprocessingShape" mc:Ignorable="w14 w15 w16se w16cid w16 w16cex w16sdtdh w16sdtfl w16du wp14">
-  <w:p>
-    <w:pPr>
-      <w:pStyle w:val="a3"/>
       <w:jc w:val="right"/>
     </w:pPr>
     <w:r>
       <w:rPr>
         <w:noProof/>
       </w:rPr>
-      <w:drawing>
-        <wp:inline distT="0" distB="0" distL="0" distR="0" wp14:anchorId="286685B3" wp14:editId="2B066E22">
-          <wp:extent cx="787505" cy="787505"/>
-          <wp:effectExtent l="0" t="0" r="0" b="0"/>
-          <wp:docPr id="672041424" name="Рисунок 1" descr="SARSH_KKZH_QR"/>
-          <wp:cNvGraphicFramePr/>
-          <a:graphic xmlns:a="http://schemas.openxmlformats.org/drawingml/2006/main">
-            <a:graphicData uri="http://schemas.openxmlformats.org/drawingml/2006/picture">
-              <pic:pic xmlns:pic="http://schemas.openxmlformats.org/drawingml/2006/picture">
-                <pic:nvPicPr>
-                  <pic:cNvPr id="672041424" name="Рисунок 1" descr="SARSH_KKZH_QR"/>
-                  <pic:cNvPicPr/>
-                </pic:nvPicPr>
-                <pic:blipFill>
-                  <a:blip r:embed="rId1">
-                    <a:extLst>
-                      <a:ext uri="{28A0092B-C50C-407E-A947-70E740481C1C}">
-                        <a14:useLocalDpi xmlns:a14="http://schemas.microsoft.com/office/drawing/2010/main" val="0"/>
-                      </a:ext>
-                    </a:extLst>
-                  </a:blip>
-                  <a:stretch>
-                    <a:fillRect/>
-                  </a:stretch>
-                </pic:blipFill>
-                <pic:spPr>
-                  <a:xfrm>
-                    <a:off x="0" y="0"/>
-                    <a:ext cx="787505" cy="787505"/>
-                  </a:xfrm>
-                  <a:prstGeom prst="rect">
-                    <a:avLst/>
-                  </a:prstGeom>
-                </pic:spPr>
-              </pic:pic>
-            </a:graphicData>
-          </a:graphic>
-        </wp:inline>
-      </w:drawing>
+      <w:pict w14:anchorId="5463EA5A">
+        <v:rect id="_x0000_s1034" alt="sarsh-corner-mark" style="position:absolute;left:0;text-align:left;margin-left:795.2pt;margin-top:215.3pt;width:8pt;height:8pt;z-index:251662336;mso-position-horizontal:absolute;mso-position-horizontal-relative:page;mso-position-vertical:absolute;mso-position-vertical-relative:page" fillcolor="black" stroked="f">
+          <w10:wrap anchorx="page" anchory="page"/>
+          <w10:anchorlock/>
+        </v:rect>
+      </w:pict>
     </w:r>
-  </w:p>
-</w:hdr>
-</file>
-
-<file path=word/header3.xml><?xml version="1.0" encoding="utf-8"?>
-<w:hdr xmlns:wpc="http://schemas.microsoft.com/office/word/2010/wordprocessingCanvas" xmlns:cx="http://schemas.microsoft.com/office/drawing/2014/chartex" xmlns:cx1="http://schemas.microsoft.com/office/drawing/2015/9/8/chartex" xmlns:cx2="http://schemas.microsoft.com/office/drawing/2015/10/21/chartex" xmlns:cx3="http://schemas.microsoft.com/office/drawing/2016/5/9/chartex" xmlns:cx4="http://schemas.microsoft.com/office/drawing/2016/5/10/chartex" xmlns:cx5="http://schemas.microsoft.com/office/drawing/2016/5/11/chartex" xmlns:cx6="http://schemas.microsoft.com/office/drawing/2016/5/12/chartex" xmlns:cx7="http://schemas.microsoft.com/office/drawing/2016/5/13/chartex" xmlns:cx8="http://schemas.microsoft.com/office/drawing/2016/5/14/chartex" xmlns:mc="http://schemas.openxmlformats.org/markup-compatibility/2006" xmlns:aink="http://schemas.microsoft.com/office/drawing/2016/ink" xmlns:am3d="http://schemas.microsoft.com/office/drawing/2017/model3d" xmlns:o="urn:schemas-microsoft-com:office:office" xmlns:oel="http://schemas.microsoft.com/office/2019/extlst" xmlns:r="http://schemas.openxmlformats.org/officeDocument/2006/relationships" xmlns:m="http://schemas.openxmlformats.org/officeDocument/2006/math" xmlns:v="urn:schemas-microsoft-com:vml" xmlns:wp14="http://schemas.microsoft.com/office/word/2010/wordprocessingDrawing" xmlns:wp="http://schemas.openxmlformats.org/drawingml/2006/wordprocessingDrawing" xmlns:w10="urn:schemas-microsoft-com:office:word" xmlns:w="http://schemas.openxmlformats.org/wordprocessingml/2006/main" xmlns:w14="http://schemas.microsoft.com/office/word/2010/wordml" xmlns:w15="http://schemas.microsoft.com/office/word/2012/wordml" xmlns:w16cex="http://schemas.microsoft.com/office/word/2018/wordml/cex" xmlns:w16cid="http://schemas.microsoft.com/office/word/2016/wordml/cid" xmlns:w16="http://schemas.microsoft.com/office/word/2018/wordml" xmlns:w16du="http://schemas.microsoft.com/office/word/2023/wordml/word16du" xmlns:w16sdtdh="http://schemas.microsoft.com/office/word/2020/wordml/sdtdatahash" xmlns:w16sdtfl="http://schemas.microsoft.com/office/word/2024/wordml/sdtformatlock" xmlns:w16se="http://schemas.microsoft.com/office/word/2015/wordml/symex" xmlns:wpg="http://schemas.microsoft.com/office/word/2010/wordprocessingGroup" xmlns:wpi="http://schemas.microsoft.com/office/word/2010/wordprocessingInk" xmlns:wne="http://schemas.microsoft.com/office/word/2006/wordml" xmlns:wps="http://schemas.microsoft.com/office/word/2010/wordprocessingShape" mc:Ignorable="w14 w15 w16se w16cid w16 w16cex w16sdtdh w16sdtfl w16du wp14">
-  <w:p>
-    <w:pPr>
-      <w:pStyle w:val="a3"/>
-    </w:pPr>
+    <w:r>
+      <w:rPr>
+        <w:noProof/>
+      </w:rPr>
+      <w:pict w14:anchorId="3C644B65">
+        <v:rect id="_x0000_s1033" alt="sarsh-corner-mark" style="position:absolute;left:0;text-align:left;margin-left:39.2pt;margin-top:215.3pt;width:8pt;height:8pt;z-index:251661312;mso-position-horizontal:absolute;mso-position-horizontal-relative:page;mso-position-vertical:absolute;mso-position-vertical-relative:page" fillcolor="black" stroked="f">
+          <w10:wrap anchorx="page" anchory="page"/>
+          <w10:anchorlock/>
+        </v:rect>
+      </w:pict>
+    </w:r>
+    <w:r>
+      <w:rPr>
+        <w:noProof/>
+      </w:rPr>
+      <w:pict w14:anchorId="7D5DEF92">
+        <v:rect id="_x0000_s1032" alt="sarsh-corner-mark" style="position:absolute;left:0;text-align:left;margin-left:795.2pt;margin-top:96.55pt;width:8pt;height:8pt;z-index:251660288;mso-position-horizontal:absolute;mso-position-horizontal-relative:page;mso-position-vertical:absolute;mso-position-vertical-relative:page" fillcolor="black" stroked="f">
+          <w10:wrap anchorx="page" anchory="page"/>
+          <w10:anchorlock/>
+        </v:rect>
+      </w:pict>
+    </w:r>
+    <w:r>
+      <w:rPr>
+        <w:noProof/>
+      </w:rPr>
+      <w:pict w14:anchorId="0165532C">
+        <v:rect id="_x0000_s1031" alt="sarsh-corner-mark" style="position:absolute;left:0;text-align:left;margin-left:39.2pt;margin-top:96.55pt;width:8pt;height:8pt;z-index:251659264;mso-position-horizontal:absolute;mso-position-horizontal-relative:page;mso-position-vertical:absolute;mso-position-vertical-relative:page" fillcolor="black" stroked="f">
+          <w10:wrap anchorx="page" anchory="page"/>
+          <w10:anchorlock/>
+        </v:rect>
+      </w:pict>
+    </w:r>
+    <w:r>
+      <w:rPr>
+        <w:noProof/>
+      </w:rPr>
+      <w:pict w14:anchorId="0164DF95">
+        <v:shapetype id="_x0000_t202" coordsize="21600,21600" o:spt="202" path="m,l,21600r21600,l21600,xe">
+          <v:stroke joinstyle="miter"/>
+          <v:path gradientshapeok="t" o:connecttype="rect"/>
+        </v:shapetype>
+        <v:shape id="_x0000_s1029" type="#_x0000_t202" style="position:absolute;left:0;text-align:left;margin-left:734pt;margin-top:9.95pt;width:56pt;height:40pt;z-index:251658240;mso-wrap-style:tight;mso-position-horizontal:absolute;mso-position-horizontal-relative:page;mso-position-vertical:absolute;mso-position-vertical-relative:page" filled="f" strokeweight="1.25pt">
+          <v:textbox inset="0,8pt,0,0">
+            <w:txbxContent>
+              <w:p>
+                <w:pPr>
+                  <w:jc w:val="center"/>
+                  <w:rPr>
+                    <w:rFonts w:ascii="Arial" w:hAnsi="Arial" w:cs="Arial"/>
+                    <w:b/>
+                    <w:sz w:val="28"/>
+                  </w:rPr>
+                </w:pPr>
+                <w:r>
+                  <w:rPr>
+                    <w:rFonts w:ascii="Arial" w:hAnsi="Arial" w:cs="Arial"/>
+                    <w:b/>
+                    <w:sz w:val="28"/>
+                  </w:rPr>
+                  <w:t>SR-19</w:t>
+                </w:r>
+              </w:p>
+            </w:txbxContent>
+          </v:textbox>
+          <w10:wrap anchorx="page" anchory="page"/>
+          <w10:anchorlock/>
+        </v:shape>
+      </w:pict>
+    </w:r>
   </w:p>
 </w:hdr>
 </file>

--- a/Отделения/ԻՆՖ/ԻՆՖ շարժ.docx
+++ b/Отделения/ԻՆՖ/ԻՆՖ շարժ.docx
@@ -167,7 +167,7 @@
                 <v:stroke joinstyle="miter"/>
                 <v:path gradientshapeok="t" o:connecttype="rect"/>
               </v:shapetype>
-              <v:shape id="Text Box 50" o:spid="_x0000_s1026" type="#_x0000_t202" alt="sarsh-title-marker" style="position:absolute;left:0;text-align:left;margin-left:548pt;margin-top:102.95pt;width:42pt;height:14pt;z-index:251658240;visibility:visible;mso-wrap-style:square;mso-width-percent:0;mso-height-percent:0;mso-wrap-distance-left:9pt;mso-wrap-distance-top:0;mso-wrap-distance-right:9pt;mso-wrap-distance-bottom:0;mso-position-horizontal:absolute;mso-position-horizontal-relative:page;mso-position-vertical:absolute;mso-position-vertical-relative:page;mso-width-percent:0;mso-height-percent:0;mso-width-relative:page;mso-height-relative:page;v-text-anchor:top" o:gfxdata="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" filled="f" stroked="f">
+              <v:shape id="Text Box 50" o:spid="_x0000_s1026" type="#_x0000_t202" alt="sarsh-title-marker" style="position:absolute;left:0;text-align:left;margin-left:548pt;margin-top:102.95pt;width:42pt;height:14pt;z-index:251658240;visibility:visible;mso-wrap-style:square;mso-width-percent:0;mso-height-percent:0;mso-wrap-distance-left:9pt;mso-wrap-distance-top:0;mso-wrap-distance-right:9pt;mso-wrap-distance-bottom:0;mso-position-horizontal:absolute;mso-position-horizontal-relative:page;mso-position-vertical:absolute;mso-position-vertical-relative:page;mso-width-percent:0;mso-height-percent:0;mso-width-relative:page;mso-height-relative:page;v-text-anchor:top" o:gfxdata="UEsDBBQABgAIAAAAIQC2gziS/gAAAOEBAAATAAAAW0NvbnRlbnRfVHlwZXNdLnhtbJSRQU7DMBBF 90jcwfIWJU67QAgl6YK0S0CoHGBkTxKLZGx5TGhvj5O2G0SRWNoz/78nu9wcxkFMGNg6quQqL6RA 0s5Y6ir5vt9lD1JwBDIwOMJKHpHlpr69KfdHjyxSmriSfYz+USnWPY7AufNIadK6MEJMx9ApD/oD OlTrorhX2lFEilmcO2RdNtjC5xDF9pCuTyYBB5bi6bQ4syoJ3g9WQ0ymaiLzg5KdCXlKLjvcW893 SUOqXwnz5DrgnHtJTxOsQfEKIT7DmDSUCaxw7Rqn8787ZsmRM9e2VmPeBN4uqYvTtW7jvijg9N/y JsXecLq0q+WD6m8AAAD//wMAUEsDBBQABgAIAAAAIQA4/SH/1gAAAJQBAAALAAAAX3JlbHMvLnJl bHOkkMFqwzAMhu+DvYPRfXGawxijTi+j0GvpHsDYimMaW0Yy2fr2M4PBMnrbUb/Q94l/f/hMi1qR JVI2sOt6UJgd+ZiDgffL8ekFlFSbvV0oo4EbChzGx4f9GRdb25HMsYhqlCwG5lrLq9biZkxWOiqY 22YiTra2kYMu1l1tQD30/bPm3wwYN0x18gb45AdQl1tp5j/sFB2T0FQ7R0nTNEV3j6o9feQzro1i OWA14Fm+Q8a1a8+Bvu/d/dMb2JY5uiPbhG/ktn4cqGU/er3pcvwCAAD//wMAUEsDBBQABgAIAAAA IQD0i2n60wEAAJADAAAOAAAAZHJzL2Uyb0RvYy54bWysU8Fu1DAQvSPxD5bvbLIt0CrabFVaFSEV ilT4AMexk4jEY2a8myxfz9jZbIHeKi7WZMZ+896byeZqGnqxN0gduFKuV7kUxmmoO9eU8vu3uzeX UlBQrlY9OFPKgyF5tX39ajP6wpxBC31tUDCIo2L0pWxD8EWWkW7NoGgF3jguWsBBBf7EJqtRjYw+ 9NlZnr/PRsDaI2hDxNnbuSi3Cd9ao8ODtWSC6EvJ3EI6MZ1VPLPtRhUNKt92+khDvYDFoDrHTU9Q tyooscPuGdTQaQQCG1Yahgys7bRJGljNOv9HzWOrvEla2BzyJ5vo/8HqL/tH/xVFmD7AxANMIsjf g/5BwsFNq1xjrhFhbI2qufE6WpaNnorj02g1FRRBqvEz1DxktQuQgCaLQ3SFdQpG5wEcTqabKQjN yXfn529zrmgurS8uLjmOHVSxPPZI4aOBQcSglMgzTeBqf09hvrpcib0c3HV9n+bau78SjBkziXzk OzMPUzXx7SiigvrAMhDmNeG15qAF/CXFyCtSSvq5U2ik6D85tiLu0xLgElRLoJzmp6UMUszhTZj3 buexa1pGns12cM122S5JeWJx5MljT2YcVzTu1Z/f6dbTj7T9DQAA//8DAFBLAwQUAAYACAAAACEA zeL8jeAAAAANAQAADwAAAGRycy9kb3ducmV2LnhtbEyPwU7DMBBE70j8g7VI3KjdVkRNiFNVCE5I iDQcODrJNrEar0PstuHv2Z7gOLOj2Tf5dnaDOOMUrCcNy4UCgdT41lKn4bN6fdiACNFQawZPqOEH A2yL25vcZK2/UInnfewEl1DIjIY+xjGTMjQ9OhMWfkTi28FPzkSWUyfbyVy43A1ypVQinbHEH3oz 4nOPzXF/chp2X1S+2O/3+qM8lLaqUkVvyVHr+7t59wQi4hz/wnDFZ3QomKn2J2qDGFirNOExUcNK PaYgrpHlRrFVs7VepyCLXP5fUfwCAAD//wMAUEsBAi0AFAAGAAgAAAAhALaDOJL+AAAA4QEAABMA AAAAAAAAAAAAAAAAAAAAAFtDb250ZW50X1R5cGVzXS54bWxQSwECLQAUAAYACAAAACEAOP0h/9YA AACUAQAACwAAAAAAAAAAAAAAAAAvAQAAX3JlbHMvLnJlbHNQSwECLQAUAAYACAAAACEA9Itp+tMB AACQAwAADgAAAAAAAAAAAAAAAAAuAgAAZHJzL2Uyb0RvYy54bWxQSwECLQAUAAYACAAAACEAzeL8 jeAAAAANAQAADwAAAAAAAAAAAAAAAAAtBAAAZHJzL2Rvd25yZXYueG1sUEsFBgAAAAAEAAQA8wAA ADoFAAAAAA== " filled="f" stroked="f">
                 <v:textbox inset="0,0,0,0">
                   <w:txbxContent>
                     <w:p>
@@ -208,7 +208,7 @@
           <w:szCs w:val="28"/>
           <w:lang w:val="hy-AM" w:bidi="hy-AM"/>
         </w:rPr>
-        <w:t>Ô»Õ†Õ–</w:t>
+        <w:t>ԻՆՖ</w:t>
       </w:r>
     </w:p>
     <w:tbl xmlns:w="http://schemas.openxmlformats.org/wordprocessingml/2006/main">
@@ -286,7 +286,7 @@
                 <w:sz w:val="20"/>
                 <w:szCs w:val="18"/>
               </w:rPr>
-              <w:t>ÔµÕ²Õ¥Õ¬ Õ§</w:t>
+              <w:t>Եղել է</w:t>
             </w:r>
           </w:p>
         </w:tc>
@@ -317,7 +317,7 @@
                 <w:sz w:val="20"/>
                 <w:szCs w:val="18"/>
               </w:rPr>
-              <w:t>Ô¸Õ¶Õ¤Õ¸Ö‚Õ¶Õ¾Õ¥Õ¬ Õ§</w:t>
+              <w:t>Ընդունվել է</w:t>
             </w:r>
           </w:p>
         </w:tc>
@@ -348,7 +348,7 @@
                 <w:sz w:val="20"/>
                 <w:szCs w:val="18"/>
               </w:rPr>
-              <w:t>Ô´/Ô³</w:t>
+              <w:t>Դ/Գ</w:t>
             </w:r>
           </w:p>
         </w:tc>
@@ -379,7 +379,7 @@
                 <w:sz w:val="20"/>
                 <w:szCs w:val="18"/>
               </w:rPr>
-              <w:t>ÕÕ¥Õ²Õ¡ÖƒÕ¸Õ­</w:t>
+              <w:t>Տեղափոխ</w:t>
             </w:r>
           </w:p>
         </w:tc>
@@ -409,7 +409,7 @@
                 <w:sz w:val="20"/>
                 <w:szCs w:val="18"/>
               </w:rPr>
-              <w:t>Ô±Õ¼Õ¯Õ¡ Õ§</w:t>
+              <w:t>Առկա է</w:t>
             </w:r>
           </w:p>
         </w:tc>
@@ -439,17 +439,17 @@
                 <w:sz w:val="18"/>
                 <w:szCs w:val="18"/>
               </w:rPr>
-              <w:t>Õˆ</w:t>
-            </w:r>
-            <w:r>
-              <w:rPr>
-                <w:rFonts w:ascii="Sylfaen" w:hAnsi="Sylfaen"/>
-                <w:b/>
-                <w:color w:val="000000"/>
-                <w:sz w:val="18"/>
-                <w:szCs w:val="18"/>
-              </w:rPr>
-              <w:t>Ö€Õ¸Õ¶ÖÕ«Ö Õ¢Õ¸Ö‚ÕªÕ¡Õ¯Õ¡Õ¶</w:t>
+              <w:t>Ո</w:t>
+            </w:r>
+            <w:r>
+              <w:rPr>
+                <w:rFonts w:ascii="Sylfaen" w:hAnsi="Sylfaen"/>
+                <w:b/>
+                <w:color w:val="000000"/>
+                <w:sz w:val="18"/>
+                <w:szCs w:val="18"/>
+              </w:rPr>
+              <w:t>րոնցից բուժական</w:t>
             </w:r>
           </w:p>
         </w:tc>
@@ -569,7 +569,7 @@
                 <w:sz w:val="18"/>
                 <w:szCs w:val="18"/>
               </w:rPr>
-              <w:t>Ô¸Õ¶Õ¤Õ°</w:t>
+              <w:t>Ընդհ</w:t>
             </w:r>
           </w:p>
         </w:tc>
@@ -599,7 +599,7 @@
                 <w:sz w:val="18"/>
                 <w:szCs w:val="18"/>
               </w:rPr>
-              <w:t>Ô¶Õ«Õ¶Õ®Õ¡Õ¼Õ¡ÕµÕ¸Õ²</w:t>
+              <w:t>Զինծառայող</w:t>
             </w:r>
           </w:p>
         </w:tc>
@@ -630,7 +630,7 @@
                 <w:sz w:val="18"/>
                 <w:szCs w:val="18"/>
               </w:rPr>
-              <w:t>Ô¶/Õ€</w:t>
+              <w:t>Զ/Հ</w:t>
             </w:r>
           </w:p>
         </w:tc>
@@ -661,7 +661,7 @@
                 <w:sz w:val="18"/>
                 <w:szCs w:val="18"/>
               </w:rPr>
-              <w:t>Ô¶/Ô¾ Õ¨Õ¶Õ¿</w:t>
+              <w:t>Զ/Ծ ընտ</w:t>
             </w:r>
           </w:p>
         </w:tc>
@@ -692,7 +692,7 @@
                 <w:sz w:val="18"/>
                 <w:szCs w:val="18"/>
               </w:rPr>
-              <w:t>Ô¶/ÕŠ</w:t>
+              <w:t>Զ/Պ</w:t>
             </w:r>
           </w:p>
         </w:tc>
@@ -723,7 +723,7 @@
                 <w:sz w:val="18"/>
                 <w:szCs w:val="18"/>
               </w:rPr>
-              <w:t>Õ”-Õ«</w:t>
+              <w:t>Ք-ի</w:t>
             </w:r>
           </w:p>
         </w:tc>
@@ -753,7 +753,7 @@
                 <w:sz w:val="18"/>
                 <w:szCs w:val="18"/>
               </w:rPr>
-              <w:t>Õ¡Ö€Õ±Õ¡Õ¯Õ¸Ö‚Ö€Õ¤Õ¸Ö‚Õ´</w:t>
+              <w:t>արձակուրդում</w:t>
             </w:r>
           </w:p>
         </w:tc>
@@ -790,263 +790,263 @@
                 <w:sz w:val="18"/>
                 <w:szCs w:val="18"/>
               </w:rPr>
-              <w:t>Ô¸Õ†Ô´</w:t>
-            </w:r>
-          </w:p>
-        </w:tc>
-        <w:tc>
-          <w:tcPr>
-            <w:tcW w:w="717" w:type="dxa"/>
-            <w:shd w:val="solid" w:color="FFFFFF" w:fill="FFFFFF"/>
-            <w:vAlign w:val="center"/>
-          </w:tcPr>
-          <w:p>
-            <w:pPr>
-              <w:spacing w:after="0" w:line="240" w:lineRule="exact"/>
-              <w:jc w:val="center"/>
-              <w:rPr>
-                <w:rFonts w:ascii="Sylfaen" w:hAnsi="Sylfaen"/>
-                <w:b/>
-                <w:bCs/>
-                <w:color w:val="000000"/>
-                <w:sz w:val="18"/>
-                <w:szCs w:val="18"/>
-              </w:rPr>
-            </w:pPr>
-            <w:r>
-              <w:rPr>
-                <w:rFonts w:ascii="Sylfaen" w:hAnsi="Sylfaen"/>
-                <w:b/>
-                <w:bCs/>
-                <w:color w:val="000000"/>
-                <w:sz w:val="18"/>
-                <w:szCs w:val="18"/>
-              </w:rPr>
-              <w:t>Ô¶/Ô¾</w:t>
-            </w:r>
-          </w:p>
-        </w:tc>
-        <w:tc>
-          <w:tcPr>
-            <w:tcW w:w="717" w:type="dxa"/>
-            <w:shd w:val="solid" w:color="FFFFFF" w:fill="FFFFFF"/>
-            <w:vAlign w:val="center"/>
-          </w:tcPr>
-          <w:p>
-            <w:pPr>
-              <w:spacing w:after="0" w:line="240" w:lineRule="exact"/>
-              <w:jc w:val="center"/>
-              <w:rPr>
-                <w:rFonts w:ascii="Sylfaen" w:hAnsi="Sylfaen"/>
-                <w:b/>
-                <w:bCs/>
-                <w:color w:val="000000"/>
-                <w:sz w:val="18"/>
-                <w:szCs w:val="18"/>
-              </w:rPr>
-            </w:pPr>
-            <w:r>
-              <w:rPr>
-                <w:rFonts w:ascii="Sylfaen" w:hAnsi="Sylfaen"/>
-                <w:b/>
-                <w:bCs/>
-                <w:color w:val="000000"/>
-                <w:sz w:val="18"/>
-                <w:szCs w:val="18"/>
-              </w:rPr>
-              <w:t>Õ‡Ô±Õ</w:t>
-            </w:r>
-          </w:p>
-        </w:tc>
-        <w:tc>
-          <w:tcPr>
-            <w:tcW w:w="717" w:type="dxa"/>
-            <w:shd w:val="solid" w:color="FFFFFF" w:fill="FFFFFF"/>
-            <w:vAlign w:val="center"/>
-          </w:tcPr>
-          <w:p>
-            <w:pPr>
-              <w:spacing w:after="0" w:line="240" w:lineRule="exact"/>
-              <w:jc w:val="center"/>
-              <w:rPr>
-                <w:rFonts w:ascii="Sylfaen" w:hAnsi="Sylfaen"/>
-                <w:b/>
-                <w:bCs/>
-                <w:color w:val="000000"/>
-                <w:sz w:val="18"/>
-                <w:szCs w:val="18"/>
-              </w:rPr>
-            </w:pPr>
-            <w:r>
-              <w:rPr>
-                <w:rFonts w:ascii="Sylfaen" w:hAnsi="Sylfaen"/>
-                <w:b/>
-                <w:bCs/>
-                <w:color w:val="000000"/>
-                <w:sz w:val="18"/>
-                <w:szCs w:val="18"/>
-              </w:rPr>
-              <w:t>Ô¸Õ†Ô´</w:t>
-            </w:r>
-          </w:p>
-        </w:tc>
-        <w:tc>
-          <w:tcPr>
-            <w:tcW w:w="717" w:type="dxa"/>
-            <w:shd w:val="solid" w:color="FFFFFF" w:fill="FFFFFF"/>
-            <w:vAlign w:val="center"/>
-          </w:tcPr>
-          <w:p>
-            <w:pPr>
-              <w:spacing w:after="0" w:line="240" w:lineRule="exact"/>
-              <w:jc w:val="center"/>
-              <w:rPr>
-                <w:rFonts w:ascii="Sylfaen" w:hAnsi="Sylfaen"/>
-                <w:b/>
-                <w:bCs/>
-                <w:color w:val="000000"/>
-                <w:sz w:val="18"/>
-                <w:szCs w:val="18"/>
-              </w:rPr>
-            </w:pPr>
-            <w:r>
-              <w:rPr>
-                <w:rFonts w:ascii="Sylfaen" w:hAnsi="Sylfaen"/>
-                <w:b/>
-                <w:bCs/>
-                <w:color w:val="000000"/>
-                <w:sz w:val="18"/>
-                <w:szCs w:val="18"/>
-              </w:rPr>
-              <w:t>Ô¶/Ô¾</w:t>
-            </w:r>
-          </w:p>
-        </w:tc>
-        <w:tc>
-          <w:tcPr>
-            <w:tcW w:w="717" w:type="dxa"/>
-            <w:shd w:val="solid" w:color="FFFFFF" w:fill="FFFFFF"/>
-            <w:vAlign w:val="center"/>
-          </w:tcPr>
-          <w:p>
-            <w:pPr>
-              <w:spacing w:after="0" w:line="240" w:lineRule="exact"/>
-              <w:jc w:val="center"/>
-              <w:rPr>
-                <w:rFonts w:ascii="Sylfaen" w:hAnsi="Sylfaen"/>
-                <w:b/>
-                <w:bCs/>
-                <w:color w:val="000000"/>
-                <w:sz w:val="18"/>
-                <w:szCs w:val="18"/>
-              </w:rPr>
-            </w:pPr>
-            <w:r>
-              <w:rPr>
-                <w:rFonts w:ascii="Sylfaen" w:hAnsi="Sylfaen"/>
-                <w:b/>
-                <w:bCs/>
-                <w:color w:val="000000"/>
-                <w:sz w:val="18"/>
-                <w:szCs w:val="18"/>
-              </w:rPr>
-              <w:t>Õ‡Ô±Õ</w:t>
-            </w:r>
-          </w:p>
-        </w:tc>
-        <w:tc>
-          <w:tcPr>
-            <w:tcW w:w="717" w:type="dxa"/>
-            <w:shd w:val="solid" w:color="FFFFFF" w:fill="FFFFFF"/>
-            <w:vAlign w:val="center"/>
-          </w:tcPr>
-          <w:p>
-            <w:pPr>
-              <w:spacing w:after="0" w:line="240" w:lineRule="exact"/>
-              <w:jc w:val="center"/>
-              <w:rPr>
-                <w:rFonts w:ascii="Sylfaen" w:hAnsi="Sylfaen"/>
-                <w:b/>
-                <w:bCs/>
-                <w:color w:val="000000"/>
-                <w:sz w:val="18"/>
-                <w:szCs w:val="18"/>
-              </w:rPr>
-            </w:pPr>
-            <w:r>
-              <w:rPr>
-                <w:rFonts w:ascii="Sylfaen" w:hAnsi="Sylfaen"/>
-                <w:b/>
-                <w:bCs/>
-                <w:color w:val="000000"/>
-                <w:sz w:val="18"/>
-                <w:szCs w:val="18"/>
-              </w:rPr>
-              <w:t>Ô¸Õ†Ô´</w:t>
-            </w:r>
-          </w:p>
-        </w:tc>
-        <w:tc>
-          <w:tcPr>
-            <w:tcW w:w="717" w:type="dxa"/>
-            <w:shd w:val="solid" w:color="FFFFFF" w:fill="FFFFFF"/>
-            <w:vAlign w:val="center"/>
-          </w:tcPr>
-          <w:p>
-            <w:pPr>
-              <w:spacing w:after="0" w:line="240" w:lineRule="exact"/>
-              <w:jc w:val="center"/>
-              <w:rPr>
-                <w:rFonts w:ascii="Sylfaen" w:hAnsi="Sylfaen"/>
-                <w:b/>
-                <w:bCs/>
-                <w:color w:val="000000"/>
-                <w:sz w:val="18"/>
-                <w:szCs w:val="18"/>
-              </w:rPr>
-            </w:pPr>
-            <w:r>
-              <w:rPr>
-                <w:rFonts w:ascii="Sylfaen" w:hAnsi="Sylfaen"/>
-                <w:b/>
-                <w:bCs/>
-                <w:color w:val="000000"/>
-                <w:sz w:val="18"/>
-                <w:szCs w:val="18"/>
-              </w:rPr>
-              <w:t>Ô¶/Ô¾</w:t>
-            </w:r>
-          </w:p>
-        </w:tc>
-        <w:tc>
-          <w:tcPr>
-            <w:tcW w:w="717" w:type="dxa"/>
-            <w:shd w:val="solid" w:color="FFFFFF" w:fill="FFFFFF"/>
-            <w:vAlign w:val="center"/>
-          </w:tcPr>
-          <w:p>
-            <w:pPr>
-              <w:spacing w:after="0" w:line="240" w:lineRule="exact"/>
-              <w:jc w:val="center"/>
-              <w:rPr>
-                <w:rFonts w:ascii="Sylfaen" w:hAnsi="Sylfaen"/>
-                <w:b/>
-                <w:bCs/>
-                <w:color w:val="000000"/>
-                <w:sz w:val="18"/>
-                <w:szCs w:val="18"/>
-              </w:rPr>
-            </w:pPr>
-            <w:r>
-              <w:rPr>
-                <w:rFonts w:ascii="Sylfaen" w:hAnsi="Sylfaen"/>
-                <w:b/>
-                <w:bCs/>
-                <w:color w:val="000000"/>
-                <w:sz w:val="18"/>
-                <w:szCs w:val="18"/>
-              </w:rPr>
-              <w:t>Õ‡Ô±Õ</w:t>
+              <w:t>ԸՆԴ</w:t>
+            </w:r>
+          </w:p>
+        </w:tc>
+        <w:tc>
+          <w:tcPr>
+            <w:tcW w:w="717" w:type="dxa"/>
+            <w:shd w:val="solid" w:color="FFFFFF" w:fill="FFFFFF"/>
+            <w:vAlign w:val="center"/>
+          </w:tcPr>
+          <w:p>
+            <w:pPr>
+              <w:spacing w:after="0" w:line="240" w:lineRule="exact"/>
+              <w:jc w:val="center"/>
+              <w:rPr>
+                <w:rFonts w:ascii="Sylfaen" w:hAnsi="Sylfaen"/>
+                <w:b/>
+                <w:bCs/>
+                <w:color w:val="000000"/>
+                <w:sz w:val="18"/>
+                <w:szCs w:val="18"/>
+              </w:rPr>
+            </w:pPr>
+            <w:r>
+              <w:rPr>
+                <w:rFonts w:ascii="Sylfaen" w:hAnsi="Sylfaen"/>
+                <w:b/>
+                <w:bCs/>
+                <w:color w:val="000000"/>
+                <w:sz w:val="18"/>
+                <w:szCs w:val="18"/>
+              </w:rPr>
+              <w:t>Զ/Ծ</w:t>
+            </w:r>
+          </w:p>
+        </w:tc>
+        <w:tc>
+          <w:tcPr>
+            <w:tcW w:w="717" w:type="dxa"/>
+            <w:shd w:val="solid" w:color="FFFFFF" w:fill="FFFFFF"/>
+            <w:vAlign w:val="center"/>
+          </w:tcPr>
+          <w:p>
+            <w:pPr>
+              <w:spacing w:after="0" w:line="240" w:lineRule="exact"/>
+              <w:jc w:val="center"/>
+              <w:rPr>
+                <w:rFonts w:ascii="Sylfaen" w:hAnsi="Sylfaen"/>
+                <w:b/>
+                <w:bCs/>
+                <w:color w:val="000000"/>
+                <w:sz w:val="18"/>
+                <w:szCs w:val="18"/>
+              </w:rPr>
+            </w:pPr>
+            <w:r>
+              <w:rPr>
+                <w:rFonts w:ascii="Sylfaen" w:hAnsi="Sylfaen"/>
+                <w:b/>
+                <w:bCs/>
+                <w:color w:val="000000"/>
+                <w:sz w:val="18"/>
+                <w:szCs w:val="18"/>
+              </w:rPr>
+              <w:t>ՇԱՐ</w:t>
+            </w:r>
+          </w:p>
+        </w:tc>
+        <w:tc>
+          <w:tcPr>
+            <w:tcW w:w="717" w:type="dxa"/>
+            <w:shd w:val="solid" w:color="FFFFFF" w:fill="FFFFFF"/>
+            <w:vAlign w:val="center"/>
+          </w:tcPr>
+          <w:p>
+            <w:pPr>
+              <w:spacing w:after="0" w:line="240" w:lineRule="exact"/>
+              <w:jc w:val="center"/>
+              <w:rPr>
+                <w:rFonts w:ascii="Sylfaen" w:hAnsi="Sylfaen"/>
+                <w:b/>
+                <w:bCs/>
+                <w:color w:val="000000"/>
+                <w:sz w:val="18"/>
+                <w:szCs w:val="18"/>
+              </w:rPr>
+            </w:pPr>
+            <w:r>
+              <w:rPr>
+                <w:rFonts w:ascii="Sylfaen" w:hAnsi="Sylfaen"/>
+                <w:b/>
+                <w:bCs/>
+                <w:color w:val="000000"/>
+                <w:sz w:val="18"/>
+                <w:szCs w:val="18"/>
+              </w:rPr>
+              <w:t>ԸՆԴ</w:t>
+            </w:r>
+          </w:p>
+        </w:tc>
+        <w:tc>
+          <w:tcPr>
+            <w:tcW w:w="717" w:type="dxa"/>
+            <w:shd w:val="solid" w:color="FFFFFF" w:fill="FFFFFF"/>
+            <w:vAlign w:val="center"/>
+          </w:tcPr>
+          <w:p>
+            <w:pPr>
+              <w:spacing w:after="0" w:line="240" w:lineRule="exact"/>
+              <w:jc w:val="center"/>
+              <w:rPr>
+                <w:rFonts w:ascii="Sylfaen" w:hAnsi="Sylfaen"/>
+                <w:b/>
+                <w:bCs/>
+                <w:color w:val="000000"/>
+                <w:sz w:val="18"/>
+                <w:szCs w:val="18"/>
+              </w:rPr>
+            </w:pPr>
+            <w:r>
+              <w:rPr>
+                <w:rFonts w:ascii="Sylfaen" w:hAnsi="Sylfaen"/>
+                <w:b/>
+                <w:bCs/>
+                <w:color w:val="000000"/>
+                <w:sz w:val="18"/>
+                <w:szCs w:val="18"/>
+              </w:rPr>
+              <w:t>Զ/Ծ</w:t>
+            </w:r>
+          </w:p>
+        </w:tc>
+        <w:tc>
+          <w:tcPr>
+            <w:tcW w:w="717" w:type="dxa"/>
+            <w:shd w:val="solid" w:color="FFFFFF" w:fill="FFFFFF"/>
+            <w:vAlign w:val="center"/>
+          </w:tcPr>
+          <w:p>
+            <w:pPr>
+              <w:spacing w:after="0" w:line="240" w:lineRule="exact"/>
+              <w:jc w:val="center"/>
+              <w:rPr>
+                <w:rFonts w:ascii="Sylfaen" w:hAnsi="Sylfaen"/>
+                <w:b/>
+                <w:bCs/>
+                <w:color w:val="000000"/>
+                <w:sz w:val="18"/>
+                <w:szCs w:val="18"/>
+              </w:rPr>
+            </w:pPr>
+            <w:r>
+              <w:rPr>
+                <w:rFonts w:ascii="Sylfaen" w:hAnsi="Sylfaen"/>
+                <w:b/>
+                <w:bCs/>
+                <w:color w:val="000000"/>
+                <w:sz w:val="18"/>
+                <w:szCs w:val="18"/>
+              </w:rPr>
+              <w:t>ՇԱՐ</w:t>
+            </w:r>
+          </w:p>
+        </w:tc>
+        <w:tc>
+          <w:tcPr>
+            <w:tcW w:w="717" w:type="dxa"/>
+            <w:shd w:val="solid" w:color="FFFFFF" w:fill="FFFFFF"/>
+            <w:vAlign w:val="center"/>
+          </w:tcPr>
+          <w:p>
+            <w:pPr>
+              <w:spacing w:after="0" w:line="240" w:lineRule="exact"/>
+              <w:jc w:val="center"/>
+              <w:rPr>
+                <w:rFonts w:ascii="Sylfaen" w:hAnsi="Sylfaen"/>
+                <w:b/>
+                <w:bCs/>
+                <w:color w:val="000000"/>
+                <w:sz w:val="18"/>
+                <w:szCs w:val="18"/>
+              </w:rPr>
+            </w:pPr>
+            <w:r>
+              <w:rPr>
+                <w:rFonts w:ascii="Sylfaen" w:hAnsi="Sylfaen"/>
+                <w:b/>
+                <w:bCs/>
+                <w:color w:val="000000"/>
+                <w:sz w:val="18"/>
+                <w:szCs w:val="18"/>
+              </w:rPr>
+              <w:t>ԸՆԴ</w:t>
+            </w:r>
+          </w:p>
+        </w:tc>
+        <w:tc>
+          <w:tcPr>
+            <w:tcW w:w="717" w:type="dxa"/>
+            <w:shd w:val="solid" w:color="FFFFFF" w:fill="FFFFFF"/>
+            <w:vAlign w:val="center"/>
+          </w:tcPr>
+          <w:p>
+            <w:pPr>
+              <w:spacing w:after="0" w:line="240" w:lineRule="exact"/>
+              <w:jc w:val="center"/>
+              <w:rPr>
+                <w:rFonts w:ascii="Sylfaen" w:hAnsi="Sylfaen"/>
+                <w:b/>
+                <w:bCs/>
+                <w:color w:val="000000"/>
+                <w:sz w:val="18"/>
+                <w:szCs w:val="18"/>
+              </w:rPr>
+            </w:pPr>
+            <w:r>
+              <w:rPr>
+                <w:rFonts w:ascii="Sylfaen" w:hAnsi="Sylfaen"/>
+                <w:b/>
+                <w:bCs/>
+                <w:color w:val="000000"/>
+                <w:sz w:val="18"/>
+                <w:szCs w:val="18"/>
+              </w:rPr>
+              <w:t>Զ/Ծ</w:t>
+            </w:r>
+          </w:p>
+        </w:tc>
+        <w:tc>
+          <w:tcPr>
+            <w:tcW w:w="717" w:type="dxa"/>
+            <w:shd w:val="solid" w:color="FFFFFF" w:fill="FFFFFF"/>
+            <w:vAlign w:val="center"/>
+          </w:tcPr>
+          <w:p>
+            <w:pPr>
+              <w:spacing w:after="0" w:line="240" w:lineRule="exact"/>
+              <w:jc w:val="center"/>
+              <w:rPr>
+                <w:rFonts w:ascii="Sylfaen" w:hAnsi="Sylfaen"/>
+                <w:b/>
+                <w:bCs/>
+                <w:color w:val="000000"/>
+                <w:sz w:val="18"/>
+                <w:szCs w:val="18"/>
+              </w:rPr>
+            </w:pPr>
+            <w:r>
+              <w:rPr>
+                <w:rFonts w:ascii="Sylfaen" w:hAnsi="Sylfaen"/>
+                <w:b/>
+                <w:bCs/>
+                <w:color w:val="000000"/>
+                <w:sz w:val="18"/>
+                <w:szCs w:val="18"/>
+              </w:rPr>
+              <w:t>ՇԱՐ</w:t>
             </w:r>
           </w:p>
         </w:tc>
@@ -1078,7 +1078,7 @@
                 <w:sz w:val="16"/>
                 <w:szCs w:val="18"/>
               </w:rPr>
-              <w:t>ÕÕ¥Õ²Õ¡Öƒ Õ¢Õ¡ÕªÕ¶Õ«Ö</w:t>
+              <w:t>Տեղափ բաժնից</w:t>
             </w:r>
           </w:p>
         </w:tc>
@@ -1110,7 +1110,7 @@
                 <w:sz w:val="16"/>
                 <w:szCs w:val="18"/>
               </w:rPr>
-              <w:t>ÕÕ¥Õ²Õ¡Öƒ Õ¢Õ¡ÕªÕ«Õ¶</w:t>
+              <w:t>Տեղափ բաժին</w:t>
             </w:r>
           </w:p>
         </w:tc>
@@ -1164,71 +1164,71 @@
                 <w:sz w:val="18"/>
                 <w:szCs w:val="18"/>
               </w:rPr>
-              <w:t>Õ‡Ô±Õ</w:t>
-            </w:r>
-          </w:p>
-        </w:tc>
-        <w:tc>
-          <w:tcPr>
-            <w:tcW w:w="717" w:type="dxa"/>
-            <w:shd w:val="solid" w:color="FFFFFF" w:fill="FFFFFF"/>
-            <w:vAlign w:val="center"/>
-          </w:tcPr>
-          <w:p>
-            <w:pPr>
-              <w:spacing w:after="0" w:line="240" w:lineRule="exact"/>
-              <w:jc w:val="center"/>
-              <w:rPr>
-                <w:rFonts w:ascii="Sylfaen" w:hAnsi="Sylfaen"/>
-                <w:b/>
-                <w:bCs/>
-                <w:color w:val="000000"/>
-                <w:sz w:val="18"/>
-                <w:szCs w:val="18"/>
-              </w:rPr>
-            </w:pPr>
-            <w:r>
-              <w:rPr>
-                <w:rFonts w:ascii="Sylfaen" w:hAnsi="Sylfaen"/>
-                <w:b/>
-                <w:bCs/>
-                <w:color w:val="000000"/>
-                <w:sz w:val="18"/>
-                <w:szCs w:val="18"/>
-              </w:rPr>
-              <w:t>ÕÕŠÔ±</w:t>
-            </w:r>
-          </w:p>
-        </w:tc>
-        <w:tc>
-          <w:tcPr>
-            <w:tcW w:w="717" w:type="dxa"/>
-            <w:shd w:val="solid" w:color="FFFFFF" w:fill="FFFFFF"/>
-            <w:vAlign w:val="center"/>
-          </w:tcPr>
-          <w:p>
-            <w:pPr>
-              <w:spacing w:after="0" w:line="240" w:lineRule="exact"/>
-              <w:jc w:val="center"/>
-              <w:rPr>
-                <w:rFonts w:ascii="Sylfaen" w:hAnsi="Sylfaen"/>
-                <w:b/>
-                <w:bCs/>
-                <w:color w:val="000000"/>
-                <w:sz w:val="18"/>
-                <w:szCs w:val="18"/>
-              </w:rPr>
-            </w:pPr>
-            <w:r>
-              <w:rPr>
-                <w:rFonts w:ascii="Sylfaen" w:hAnsi="Sylfaen"/>
-                <w:b/>
-                <w:bCs/>
-                <w:color w:val="000000"/>
-                <w:sz w:val="18"/>
-                <w:szCs w:val="18"/>
-              </w:rPr>
-              <w:t>ÕŠÔ±Õ…Õ„</w:t>
+              <w:t>ՇԱՐ</w:t>
+            </w:r>
+          </w:p>
+        </w:tc>
+        <w:tc>
+          <w:tcPr>
+            <w:tcW w:w="717" w:type="dxa"/>
+            <w:shd w:val="solid" w:color="FFFFFF" w:fill="FFFFFF"/>
+            <w:vAlign w:val="center"/>
+          </w:tcPr>
+          <w:p>
+            <w:pPr>
+              <w:spacing w:after="0" w:line="240" w:lineRule="exact"/>
+              <w:jc w:val="center"/>
+              <w:rPr>
+                <w:rFonts w:ascii="Sylfaen" w:hAnsi="Sylfaen"/>
+                <w:b/>
+                <w:bCs/>
+                <w:color w:val="000000"/>
+                <w:sz w:val="18"/>
+                <w:szCs w:val="18"/>
+              </w:rPr>
+            </w:pPr>
+            <w:r>
+              <w:rPr>
+                <w:rFonts w:ascii="Sylfaen" w:hAnsi="Sylfaen"/>
+                <w:b/>
+                <w:bCs/>
+                <w:color w:val="000000"/>
+                <w:sz w:val="18"/>
+                <w:szCs w:val="18"/>
+              </w:rPr>
+              <w:t>ՍՊԱ</w:t>
+            </w:r>
+          </w:p>
+        </w:tc>
+        <w:tc>
+          <w:tcPr>
+            <w:tcW w:w="717" w:type="dxa"/>
+            <w:shd w:val="solid" w:color="FFFFFF" w:fill="FFFFFF"/>
+            <w:vAlign w:val="center"/>
+          </w:tcPr>
+          <w:p>
+            <w:pPr>
+              <w:spacing w:after="0" w:line="240" w:lineRule="exact"/>
+              <w:jc w:val="center"/>
+              <w:rPr>
+                <w:rFonts w:ascii="Sylfaen" w:hAnsi="Sylfaen"/>
+                <w:b/>
+                <w:bCs/>
+                <w:color w:val="000000"/>
+                <w:sz w:val="18"/>
+                <w:szCs w:val="18"/>
+              </w:rPr>
+            </w:pPr>
+            <w:r>
+              <w:rPr>
+                <w:rFonts w:ascii="Sylfaen" w:hAnsi="Sylfaen"/>
+                <w:b/>
+                <w:bCs/>
+                <w:color w:val="000000"/>
+                <w:sz w:val="18"/>
+                <w:szCs w:val="18"/>
+              </w:rPr>
+              <w:t>ՊԱՅՄ</w:t>
             </w:r>
           </w:p>
         </w:tc>
@@ -1348,71 +1348,71 @@
                 <w:sz w:val="18"/>
                 <w:szCs w:val="18"/>
               </w:rPr>
-              <w:t>Õ‡Ô±Õ</w:t>
-            </w:r>
-          </w:p>
-        </w:tc>
-        <w:tc>
-          <w:tcPr>
-            <w:tcW w:w="717" w:type="dxa"/>
-            <w:shd w:val="solid" w:color="FFFFFF" w:fill="FFFFFF"/>
-            <w:vAlign w:val="center"/>
-          </w:tcPr>
-          <w:p>
-            <w:pPr>
-              <w:spacing w:after="0" w:line="240" w:lineRule="exact"/>
-              <w:jc w:val="center"/>
-              <w:rPr>
-                <w:rFonts w:ascii="Sylfaen" w:hAnsi="Sylfaen"/>
-                <w:b/>
-                <w:bCs/>
-                <w:color w:val="000000"/>
-                <w:sz w:val="18"/>
-                <w:szCs w:val="18"/>
-              </w:rPr>
-            </w:pPr>
-            <w:r>
-              <w:rPr>
-                <w:rFonts w:ascii="Sylfaen" w:hAnsi="Sylfaen"/>
-                <w:b/>
-                <w:bCs/>
-                <w:color w:val="000000"/>
-                <w:sz w:val="18"/>
-                <w:szCs w:val="18"/>
-              </w:rPr>
-              <w:t>ÕÕŠÔ±</w:t>
-            </w:r>
-          </w:p>
-        </w:tc>
-        <w:tc>
-          <w:tcPr>
-            <w:tcW w:w="717" w:type="dxa"/>
-            <w:shd w:val="solid" w:color="FFFFFF" w:fill="FFFFFF"/>
-            <w:vAlign w:val="center"/>
-          </w:tcPr>
-          <w:p>
-            <w:pPr>
-              <w:spacing w:after="0" w:line="240" w:lineRule="exact"/>
-              <w:jc w:val="center"/>
-              <w:rPr>
-                <w:rFonts w:ascii="Sylfaen" w:hAnsi="Sylfaen"/>
-                <w:b/>
-                <w:bCs/>
-                <w:color w:val="000000"/>
-                <w:sz w:val="18"/>
-                <w:szCs w:val="18"/>
-              </w:rPr>
-            </w:pPr>
-            <w:r>
-              <w:rPr>
-                <w:rFonts w:ascii="Sylfaen" w:hAnsi="Sylfaen"/>
-                <w:b/>
-                <w:bCs/>
-                <w:color w:val="000000"/>
-                <w:sz w:val="18"/>
-                <w:szCs w:val="18"/>
-              </w:rPr>
-              <w:t>ÕŠÔ±Õ…Õ„</w:t>
+              <w:t>ՇԱՐ</w:t>
+            </w:r>
+          </w:p>
+        </w:tc>
+        <w:tc>
+          <w:tcPr>
+            <w:tcW w:w="717" w:type="dxa"/>
+            <w:shd w:val="solid" w:color="FFFFFF" w:fill="FFFFFF"/>
+            <w:vAlign w:val="center"/>
+          </w:tcPr>
+          <w:p>
+            <w:pPr>
+              <w:spacing w:after="0" w:line="240" w:lineRule="exact"/>
+              <w:jc w:val="center"/>
+              <w:rPr>
+                <w:rFonts w:ascii="Sylfaen" w:hAnsi="Sylfaen"/>
+                <w:b/>
+                <w:bCs/>
+                <w:color w:val="000000"/>
+                <w:sz w:val="18"/>
+                <w:szCs w:val="18"/>
+              </w:rPr>
+            </w:pPr>
+            <w:r>
+              <w:rPr>
+                <w:rFonts w:ascii="Sylfaen" w:hAnsi="Sylfaen"/>
+                <w:b/>
+                <w:bCs/>
+                <w:color w:val="000000"/>
+                <w:sz w:val="18"/>
+                <w:szCs w:val="18"/>
+              </w:rPr>
+              <w:t>ՍՊԱ</w:t>
+            </w:r>
+          </w:p>
+        </w:tc>
+        <w:tc>
+          <w:tcPr>
+            <w:tcW w:w="717" w:type="dxa"/>
+            <w:shd w:val="solid" w:color="FFFFFF" w:fill="FFFFFF"/>
+            <w:vAlign w:val="center"/>
+          </w:tcPr>
+          <w:p>
+            <w:pPr>
+              <w:spacing w:after="0" w:line="240" w:lineRule="exact"/>
+              <w:jc w:val="center"/>
+              <w:rPr>
+                <w:rFonts w:ascii="Sylfaen" w:hAnsi="Sylfaen"/>
+                <w:b/>
+                <w:bCs/>
+                <w:color w:val="000000"/>
+                <w:sz w:val="18"/>
+                <w:szCs w:val="18"/>
+              </w:rPr>
+            </w:pPr>
+            <w:r>
+              <w:rPr>
+                <w:rFonts w:ascii="Sylfaen" w:hAnsi="Sylfaen"/>
+                <w:b/>
+                <w:bCs/>
+                <w:color w:val="000000"/>
+                <w:sz w:val="18"/>
+                <w:szCs w:val="18"/>
+              </w:rPr>
+              <w:t>ՊԱՅՄ</w:t>
             </w:r>
           </w:p>
         </w:tc>
@@ -1892,7 +1892,7 @@
                 <w:color w:val="000000"/>
                 <w:lang w:val="hy-AM" w:bidi="hy-AM"/>
               </w:rPr>
-              <w:t>Ô¸Õ¶Õ¤Õ¸Ö‚Õ¶Õ¾Õ¡Õ® Õ°Õ«Õ¾Õ¡Õ¶Õ¤Õ¶Õ¥Ö€</w:t>
+              <w:t>Ընդունված հիվանդներ</w:t>
             </w:r>
           </w:p>
           <w:p>
@@ -1996,7 +1996,7 @@
                 <w:color w:val="000000"/>
                 <w:lang w:val="hy-AM" w:bidi="hy-AM"/>
               </w:rPr>
-              <w:t>Ô´Õ¸Ö‚Ö€Õ½ Õ£Ö€Õ¾Õ¡Õ® Õ°Õ«Õ¾Õ¡Õ¶Õ¤Õ¶Õ¥Ö€</w:t>
+              <w:t>Դուրս գրված հիվանդներ</w:t>
             </w:r>
           </w:p>
           <w:p>
@@ -2121,7 +2121,7 @@
                 <w:color w:val="000000"/>
                 <w:lang w:val="hy-AM" w:bidi="hy-AM"/>
               </w:rPr>
-              <w:t>ÕÕ¥Õ²Õ¡ÖƒÕ¸Õ­Õ¾Õ¡Õ® Õ°Õ«Õ¾Õ¡Õ¶Õ¤Õ¶Õ¥Ö€</w:t>
+              <w:t>Տեղափոխված հիվանդներ</w:t>
             </w:r>
           </w:p>
           <w:p>
@@ -2225,7 +2225,7 @@
                 <w:color w:val="000000"/>
                 <w:lang w:val="hy-AM" w:bidi="hy-AM"/>
               </w:rPr>
-              <w:t>ÕŽÕ¥Ö€Õ¡Õ¤Õ¡Ö€Õ±Õ¥Õ¬ Õ¥Õ¶ Õ¡Ö€Õ±Õ¡Õ¯Õ¸Ö‚Ö€Õ¤Õ«Ö</w:t>
+              <w:t>Վերադարձել են արձակուրդից</w:t>
             </w:r>
           </w:p>
           <w:p>
@@ -2334,7 +2334,7 @@
                 <w:color w:val="000000"/>
                 <w:lang w:val="hy-AM" w:bidi="hy-AM"/>
               </w:rPr>
-              <w:t>Ô´Õ¸Ö‚Ö€Õ½Õ£Ö€Õ¾Õ¡Õ®-Õ¹Õ¿Õ¡Ö€Õ¾Õ¡Õ®</w:t>
+              <w:t>Դուրսգրված-չտարված</w:t>
             </w:r>
           </w:p>
           <w:p>
@@ -2438,7 +2438,7 @@
                 <w:color w:val="000000"/>
                 <w:lang w:val="hy-AM" w:bidi="hy-AM"/>
               </w:rPr>
-              <w:t>Ô³Õ¶Õ¡ÖÕ¥Õ¬ Õ¥Õ¶ Õ¡Ö€Õ±Õ¡Õ¯Õ¸Ö‚Ö€Õ¤</w:t>
+              <w:t>Գնացել են արձակուրդ</w:t>
             </w:r>
           </w:p>
           <w:p>
@@ -2611,7 +2611,7 @@
                                 <w:color w:val="000000"/>
                                 <w:sz w:val="18"/>
                               </w:rPr>
-                              <w:t>Ô±Õ´Õ½Õ¡Õ©Õ«Õ¾</w:t>
+                              <w:t>Ամսաթիվ</w:t>
                             </w:r>
                             <w:r>
                               <w:rPr>
@@ -2627,7 +2627,7 @@
                                 <w:color w:val="000000"/>
                                 <w:sz w:val="18"/>
                               </w:rPr>
-                              <w:t>Õ€Õ¥Ö€Õ©Õ¡ÕºÕ¡Õ°</w:t>
+                              <w:t>Հերթապահ</w:t>
                             </w:r>
                             <w:r>
                               <w:rPr>
@@ -2657,7 +2657,7 @@
           </mc:Choice>
           <mc:Fallback>
             <w:pict>
-              <v:shape w14:anchorId="066B5CAD" id="Text Box 52" o:spid="_x0000_s1027" type="#_x0000_t202" alt="sarsh-doc-meta" style="position:absolute;margin-left:225pt;margin-top:552pt;width:392pt;height:16pt;z-index:251659264;visibility:visible;mso-wrap-style:square;mso-width-percent:0;mso-height-percent:0;mso-wrap-distance-left:9pt;mso-wrap-distance-top:0;mso-wrap-distance-right:9pt;mso-wrap-distance-bottom:0;mso-position-horizontal:absolute;mso-position-horizontal-relative:page;mso-position-vertical:absolute;mso-position-vertical-relative:page;mso-width-percent:0;mso-height-percent:0;mso-width-relative:page;mso-height-relative:page;v-text-anchor:top" o:gfxdata="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" filled="f" stroked="f">
+              <v:shape w14:anchorId="066B5CAD" id="Text Box 52" o:spid="_x0000_s1027" type="#_x0000_t202" alt="sarsh-doc-meta" style="position:absolute;margin-left:225pt;margin-top:552pt;width:392pt;height:16pt;z-index:251659264;visibility:visible;mso-wrap-style:square;mso-width-percent:0;mso-height-percent:0;mso-wrap-distance-left:9pt;mso-wrap-distance-top:0;mso-wrap-distance-right:9pt;mso-wrap-distance-bottom:0;mso-position-horizontal:absolute;mso-position-horizontal-relative:page;mso-position-vertical:absolute;mso-position-vertical-relative:page;mso-width-percent:0;mso-height-percent:0;mso-width-relative:page;mso-height-relative:page;v-text-anchor:top" o:gfxdata="UEsDBBQABgAIAAAAIQC2gziS/gAAAOEBAAATAAAAW0NvbnRlbnRfVHlwZXNdLnhtbJSRQU7DMBBF 90jcwfIWJU67QAgl6YK0S0CoHGBkTxKLZGx5TGhvj5O2G0SRWNoz/78nu9wcxkFMGNg6quQqL6RA 0s5Y6ir5vt9lD1JwBDIwOMJKHpHlpr69KfdHjyxSmriSfYz+USnWPY7AufNIadK6MEJMx9ApD/oD OlTrorhX2lFEilmcO2RdNtjC5xDF9pCuTyYBB5bi6bQ4syoJ3g9WQ0ymaiLzg5KdCXlKLjvcW893 SUOqXwnz5DrgnHtJTxOsQfEKIT7DmDSUCaxw7Rqn8787ZsmRM9e2VmPeBN4uqYvTtW7jvijg9N/y JsXecLq0q+WD6m8AAAD//wMAUEsDBBQABgAIAAAAIQA4/SH/1gAAAJQBAAALAAAAX3JlbHMvLnJl bHOkkMFqwzAMhu+DvYPRfXGawxijTi+j0GvpHsDYimMaW0Yy2fr2M4PBMnrbUb/Q94l/f/hMi1qR JVI2sOt6UJgd+ZiDgffL8ekFlFSbvV0oo4EbChzGx4f9GRdb25HMsYhqlCwG5lrLq9biZkxWOiqY 22YiTra2kYMu1l1tQD30/bPm3wwYN0x18gb45AdQl1tp5j/sFB2T0FQ7R0nTNEV3j6o9feQzro1i OWA14Fm+Q8a1a8+Bvu/d/dMb2JY5uiPbhG/ktn4cqGU/er3pcvwCAAD//wMAUEsDBBQABgAIAAAA IQCYw74w2AEAAJgDAAAOAAAAZHJzL2Uyb0RvYy54bWysU9tu1DAQfUfiHyy/s8kuFZRos1VpVYRU LlLhAxzH2VgkHjPj3WT5esZOsgX6VvFiTWbsM+ecmWyvxr4TR4NkwZVyvcqlME5Dbd2+lN+/3b26 lIKCcrXqwJlSngzJq93LF9vBF2YDLXS1QcEgjorBl7INwRdZRro1vaIVeOO42AD2KvAn7rMa1cDo fZdt8vxNNgDWHkEbIs7eTkW5S/hNY3T40jRkguhKydxCOjGdVTyz3VYVe1S+tXqmoZ7BolfWcdMz 1K0KShzQPoHqrUYgaMJKQ59B01htkgZWs87/UfPQKm+SFjaH/Nkm+n+w+vPxwX9FEcb3MPIAkwjy 96B/kHBw0yq3N9eIMLRG1dx4HS3LBk/F/DRaTQVFkGr4BDUPWR0CJKCxwT66wjoFo/MATmfTzRiE 5uTFu7eXFzmXNNc2+WueamqhiuW1RwofDPQiBqVEHmpCV8d7CpGNKpYrsZmDO9t1abCd+yvBF2Mm sY+EJ+phrEZh61laFFNBfWI5CNO68Hpz0AL+kmLgVSkl/TwoNFJ0Hx1bEvdqCXAJqiVQTvPTUgYp pvAmTPt38Gj3LSNPpju4ZtsamxQ9spjp8viT0HlV4379+Z1uPf5Qu98AAAD//wMAUEsDBBQABgAI AAAAIQDfoZoe3wAAAA4BAAAPAAAAZHJzL2Rvd25yZXYueG1sTE/LTsMwELwj8Q/WInGjdh9EEOJU FYITEiINB45Osk2sxusQu234ezYnuM3sjGZnsu3kenHGMVhPGpYLBQKp9o2lVsNn+Xr3ACJEQ43p PaGGHwywza+vMpM2/kIFnvexFRxCITUauhiHVMpQd+hMWPgBibWDH52JTMdWNqO5cLjr5UqpRDpj iT90ZsDnDuvj/uQ07L6oeLHf79VHcShsWT4qekuOWt/eTLsnEBGn+GeGuT5Xh5w7Vf5ETRC9hs29 4i2RhaXaMJotq/WMqvm2ThTIPJP/Z+S/AAAA//8DAFBLAQItABQABgAIAAAAIQC2gziS/gAAAOEB AAATAAAAAAAAAAAAAAAAAAAAAABbQ29udGVudF9UeXBlc10ueG1sUEsBAi0AFAAGAAgAAAAhADj9 If/WAAAAlAEAAAsAAAAAAAAAAAAAAAAALwEAAF9yZWxzLy5yZWxzUEsBAi0AFAAGAAgAAAAhAJjD vjDYAQAAmAMAAA4AAAAAAAAAAAAAAAAALgIAAGRycy9lMm9Eb2MueG1sUEsBAi0AFAAGAAgAAAAh AN+hmh7fAAAADgEAAA8AAAAAAAAAAAAAAAAAMgQAAGRycy9kb3ducmV2LnhtbFBLBQYAAAAABAAE APMAAAA+BQAAAAA= " filled="f" stroked="f">
                 <v:textbox inset="0,0,0,0">
                   <w:txbxContent>
                     <w:p>
@@ -2675,7 +2675,7 @@
                           <w:color w:val="000000"/>
                           <w:sz w:val="18"/>
                         </w:rPr>
-                        <w:t>Ô±Õ´Õ½Õ¡Õ©Õ«Õ¾</w:t>
+                        <w:t>Ամսաթիվ</w:t>
                       </w:r>
                       <w:r>
                         <w:rPr>
@@ -2691,7 +2691,7 @@
                           <w:color w:val="000000"/>
                           <w:sz w:val="18"/>
                         </w:rPr>
-                        <w:t>Õ€Õ¥Ö€Õ©Õ¡ÕºÕ¡Õ°</w:t>
+                        <w:t>Հերթապահ</w:t>
                       </w:r>
                       <w:r>
                         <w:rPr>
